--- a/site/rapport/werkdocument-ravensmeer.docx
+++ b/site/rapport/werkdocument-ravensmeer.docx
@@ -11,7 +11,7 @@
       </w:pPr>
       <w:r>
         <w:rPr/>
-        <w:t>WILL SWITCH, UITSTAPRAPPORT. VOORBEELD: GEMEENTE EN GEGEVENS ZIJN FICTIEF, DE PRODUCTEN ECHT.</w:t>
+        <w:t>WILL SWITCH. VOORBEELD: DE GEMEENTE EN ALLE GEGEVENS ZIJN FICTIEF, DE PRODUCTNAMEN ECHT.</w:t>
       </w:r>
     </w:p>
     <w:p>
@@ -23,7 +23,7 @@
       </w:pPr>
       <w:r>
         <w:rPr/>
-        <w:t>Werkdocument ketenafhankelijkheid</w:t>
+        <w:t>Werkdocument afhankelijkheid van ICT-leveranciers</w:t>
       </w:r>
     </w:p>
     <w:tbl>
@@ -40,14 +40,14 @@
         </w:tblCellMar>
       </w:tblPr>
       <w:tblGrid>
-        <w:gridCol w:w="2950"/>
-        <w:gridCol w:w="7588"/>
+        <w:gridCol w:w="2949"/>
+        <w:gridCol w:w="7589"/>
       </w:tblGrid>
       <w:tr>
         <w:trPr/>
         <w:tc>
           <w:tcPr>
-            <w:tcW w:w="2950" w:type="dxa"/>
+            <w:tcW w:w="2949" w:type="dxa"/>
             <w:tcBorders>
               <w:top w:val="single" w:sz="6" w:space="0" w:color="808080"/>
               <w:left w:val="single" w:sz="6" w:space="0" w:color="808080"/>
@@ -73,7 +73,7 @@
         </w:tc>
         <w:tc>
           <w:tcPr>
-            <w:tcW w:w="7588" w:type="dxa"/>
+            <w:tcW w:w="7589" w:type="dxa"/>
             <w:tcBorders>
               <w:top w:val="single" w:sz="6" w:space="0" w:color="808080"/>
               <w:left w:val="single" w:sz="2" w:space="0" w:color="808080"/>
@@ -102,7 +102,7 @@
         <w:trPr/>
         <w:tc>
           <w:tcPr>
-            <w:tcW w:w="2950" w:type="dxa"/>
+            <w:tcW w:w="2949" w:type="dxa"/>
             <w:tcBorders>
               <w:left w:val="single" w:sz="6" w:space="0" w:color="808080"/>
               <w:bottom w:val="single" w:sz="2" w:space="0" w:color="808080"/>
@@ -121,32 +121,32 @@
             </w:pPr>
             <w:r>
               <w:rPr/>
-              <w:t>Versie</w:t>
-            </w:r>
-          </w:p>
-        </w:tc>
-        <w:tc>
-          <w:tcPr>
-            <w:tcW w:w="7588" w:type="dxa"/>
-            <w:tcBorders>
-              <w:left w:val="single" w:sz="2" w:space="0" w:color="808080"/>
-              <w:bottom w:val="single" w:sz="2" w:space="0" w:color="808080"/>
-              <w:right w:val="single" w:sz="6" w:space="0" w:color="808080"/>
-            </w:tcBorders>
-            <w:vAlign w:val="center"/>
-          </w:tcPr>
-          <w:p>
-            <w:pPr>
-              <w:pStyle w:val="TableContents"/>
-              <w:widowControl w:val="false"/>
-              <w:suppressLineNumbers/>
-              <w:bidi w:val="0"/>
-              <w:jc w:val="left"/>
-              <w:rPr/>
-            </w:pPr>
-            <w:r>
-              <w:rPr/>
-              <w:t>Concept 0.1, 3 september 2026</w:t>
+              <w:t>Doel</w:t>
+            </w:r>
+          </w:p>
+        </w:tc>
+        <w:tc>
+          <w:tcPr>
+            <w:tcW w:w="7589" w:type="dxa"/>
+            <w:tcBorders>
+              <w:left w:val="single" w:sz="2" w:space="0" w:color="808080"/>
+              <w:bottom w:val="single" w:sz="2" w:space="0" w:color="808080"/>
+              <w:right w:val="single" w:sz="6" w:space="0" w:color="808080"/>
+            </w:tcBorders>
+            <w:vAlign w:val="center"/>
+          </w:tcPr>
+          <w:p>
+            <w:pPr>
+              <w:pStyle w:val="TableContents"/>
+              <w:widowControl w:val="false"/>
+              <w:suppressLineNumbers/>
+              <w:bidi w:val="0"/>
+              <w:jc w:val="left"/>
+              <w:rPr/>
+            </w:pPr>
+            <w:r>
+              <w:rPr/>
+              <w:t>Risicoanalyse leveranciersketen, Cyberbeveiligingswet</w:t>
             </w:r>
           </w:p>
         </w:tc>
@@ -155,7 +155,7 @@
         <w:trPr/>
         <w:tc>
           <w:tcPr>
-            <w:tcW w:w="2950" w:type="dxa"/>
+            <w:tcW w:w="2949" w:type="dxa"/>
             <w:tcBorders>
               <w:left w:val="single" w:sz="6" w:space="0" w:color="808080"/>
               <w:bottom w:val="single" w:sz="2" w:space="0" w:color="808080"/>
@@ -174,32 +174,32 @@
             </w:pPr>
             <w:r>
               <w:rPr/>
-              <w:t>Status</w:t>
-            </w:r>
-          </w:p>
-        </w:tc>
-        <w:tc>
-          <w:tcPr>
-            <w:tcW w:w="7588" w:type="dxa"/>
-            <w:tcBorders>
-              <w:left w:val="single" w:sz="2" w:space="0" w:color="808080"/>
-              <w:bottom w:val="single" w:sz="2" w:space="0" w:color="808080"/>
-              <w:right w:val="single" w:sz="6" w:space="0" w:color="808080"/>
-            </w:tcBorders>
-            <w:vAlign w:val="center"/>
-          </w:tcPr>
-          <w:p>
-            <w:pPr>
-              <w:pStyle w:val="TableContents"/>
-              <w:widowControl w:val="false"/>
-              <w:suppressLineNumbers/>
-              <w:bidi w:val="0"/>
-              <w:jc w:val="left"/>
-              <w:rPr/>
-            </w:pPr>
-            <w:r>
-              <w:rPr/>
-              <w:t>Niet vastgesteld</w:t>
+              <w:t>Versie</w:t>
+            </w:r>
+          </w:p>
+        </w:tc>
+        <w:tc>
+          <w:tcPr>
+            <w:tcW w:w="7589" w:type="dxa"/>
+            <w:tcBorders>
+              <w:left w:val="single" w:sz="2" w:space="0" w:color="808080"/>
+              <w:bottom w:val="single" w:sz="2" w:space="0" w:color="808080"/>
+              <w:right w:val="single" w:sz="6" w:space="0" w:color="808080"/>
+            </w:tcBorders>
+            <w:vAlign w:val="center"/>
+          </w:tcPr>
+          <w:p>
+            <w:pPr>
+              <w:pStyle w:val="TableContents"/>
+              <w:widowControl w:val="false"/>
+              <w:suppressLineNumbers/>
+              <w:bidi w:val="0"/>
+              <w:jc w:val="left"/>
+              <w:rPr/>
+            </w:pPr>
+            <w:r>
+              <w:rPr/>
+              <w:t>Concept 0.1, 1 oktober 2026</w:t>
             </w:r>
           </w:p>
         </w:tc>
@@ -208,7 +208,7 @@
         <w:trPr/>
         <w:tc>
           <w:tcPr>
-            <w:tcW w:w="2950" w:type="dxa"/>
+            <w:tcW w:w="2949" w:type="dxa"/>
             <w:tcBorders>
               <w:left w:val="single" w:sz="6" w:space="0" w:color="808080"/>
               <w:bottom w:val="single" w:sz="2" w:space="0" w:color="808080"/>
@@ -227,32 +227,32 @@
             </w:pPr>
             <w:r>
               <w:rPr/>
-              <w:t>Bronnen</w:t>
-            </w:r>
-          </w:p>
-        </w:tc>
-        <w:tc>
-          <w:tcPr>
-            <w:tcW w:w="7588" w:type="dxa"/>
-            <w:tcBorders>
-              <w:left w:val="single" w:sz="2" w:space="0" w:color="808080"/>
-              <w:bottom w:val="single" w:sz="2" w:space="0" w:color="808080"/>
-              <w:right w:val="single" w:sz="6" w:space="0" w:color="808080"/>
-            </w:tcBorders>
-            <w:vAlign w:val="center"/>
-          </w:tcPr>
-          <w:p>
-            <w:pPr>
-              <w:pStyle w:val="TableContents"/>
-              <w:widowControl w:val="false"/>
-              <w:suppressLineNumbers/>
-              <w:bidi w:val="0"/>
-              <w:jc w:val="left"/>
-              <w:rPr/>
-            </w:pPr>
-            <w:r>
-              <w:rPr/>
-              <w:t>Uitstaptoets (bestuur en uitvoering apart ingevuld) en aanvullende intake per systeem</w:t>
+              <w:t>Status</w:t>
+            </w:r>
+          </w:p>
+        </w:tc>
+        <w:tc>
+          <w:tcPr>
+            <w:tcW w:w="7589" w:type="dxa"/>
+            <w:tcBorders>
+              <w:left w:val="single" w:sz="2" w:space="0" w:color="808080"/>
+              <w:bottom w:val="single" w:sz="2" w:space="0" w:color="808080"/>
+              <w:right w:val="single" w:sz="6" w:space="0" w:color="808080"/>
+            </w:tcBorders>
+            <w:vAlign w:val="center"/>
+          </w:tcPr>
+          <w:p>
+            <w:pPr>
+              <w:pStyle w:val="TableContents"/>
+              <w:widowControl w:val="false"/>
+              <w:suppressLineNumbers/>
+              <w:bidi w:val="0"/>
+              <w:jc w:val="left"/>
+              <w:rPr/>
+            </w:pPr>
+            <w:r>
+              <w:rPr/>
+              <w:t>Niet vastgesteld. Nog niets gecontroleerd.</w:t>
             </w:r>
           </w:p>
         </w:tc>
@@ -261,7 +261,60 @@
         <w:trPr/>
         <w:tc>
           <w:tcPr>
-            <w:tcW w:w="2950" w:type="dxa"/>
+            <w:tcW w:w="2949" w:type="dxa"/>
+            <w:tcBorders>
+              <w:left w:val="single" w:sz="6" w:space="0" w:color="808080"/>
+              <w:bottom w:val="single" w:sz="2" w:space="0" w:color="808080"/>
+              <w:right w:val="single" w:sz="6" w:space="0" w:color="808080"/>
+            </w:tcBorders>
+            <w:shd w:fill="E8E3D6" w:val="clear"/>
+            <w:vAlign w:val="center"/>
+          </w:tcPr>
+          <w:p>
+            <w:pPr>
+              <w:pStyle w:val="TableHeading"/>
+              <w:suppressLineNumbers/>
+              <w:bidi w:val="0"/>
+              <w:jc w:val="left"/>
+              <w:rPr/>
+            </w:pPr>
+            <w:r>
+              <w:rPr/>
+              <w:t>Bronnen</w:t>
+            </w:r>
+          </w:p>
+        </w:tc>
+        <w:tc>
+          <w:tcPr>
+            <w:tcW w:w="7589" w:type="dxa"/>
+            <w:tcBorders>
+              <w:left w:val="single" w:sz="2" w:space="0" w:color="808080"/>
+              <w:bottom w:val="single" w:sz="2" w:space="0" w:color="808080"/>
+              <w:right w:val="single" w:sz="6" w:space="0" w:color="808080"/>
+            </w:tcBorders>
+            <w:vAlign w:val="center"/>
+          </w:tcPr>
+          <w:p>
+            <w:pPr>
+              <w:pStyle w:val="TableContents"/>
+              <w:widowControl w:val="false"/>
+              <w:suppressLineNumbers/>
+              <w:bidi w:val="0"/>
+              <w:jc w:val="left"/>
+              <w:rPr/>
+            </w:pPr>
+            <w:r>
+              <w:rPr/>
+              <w:t>Scan door uitvoering en bestuur, aanvullende vragenlijst per systeem</w:t>
+            </w:r>
+          </w:p>
+        </w:tc>
+      </w:tr>
+      <w:tr>
+        <w:trPr/>
+        <w:tc>
+          <w:tcPr>
+            <w:tcW w:w="2949" w:type="dxa"/>
             <w:tcBorders>
               <w:left w:val="single" w:sz="6" w:space="0" w:color="808080"/>
               <w:bottom w:val="single" w:sz="6" w:space="0" w:color="808080"/>
@@ -286,7 +339,7 @@
         </w:tc>
         <w:tc>
           <w:tcPr>
-            <w:tcW w:w="7588" w:type="dxa"/>
+            <w:tcW w:w="7589" w:type="dxa"/>
             <w:tcBorders>
               <w:left w:val="single" w:sz="2" w:space="0" w:color="808080"/>
               <w:bottom w:val="single" w:sz="6" w:space="0" w:color="808080"/>
@@ -403,7 +456,7 @@
             </w:pPr>
             <w:r>
               <w:rPr/>
-              <w:t>Opgegeven in de toets of de intake. Niet getoetst aan documenten.</w:t>
+              <w:t>Zo opgegeven in de scan of de vragenlijst. Niet gecontroleerd.</w:t>
             </w:r>
           </w:p>
         </w:tc>
@@ -431,7 +484,7 @@
             </w:pPr>
             <w:r>
               <w:rPr/>
-              <w:t>Gecontroleerd</w:t>
+              <w:t>Nog onbekend</w:t>
             </w:r>
           </w:p>
         </w:tc>
@@ -456,7 +509,7 @@
             </w:pPr>
             <w:r>
               <w:rPr/>
-              <w:t>Gezien in een contract, document of test. Noteer welk bewijsstuk.</w:t>
+              <w:t>Hier ontbreekt informatie. Zie de onderzoeksvragen in hoofdstuk 4.</w:t>
             </w:r>
           </w:p>
         </w:tc>
@@ -468,6 +521,59 @@
             <w:tcW w:w="2318" w:type="dxa"/>
             <w:tcBorders>
               <w:left w:val="single" w:sz="6" w:space="0" w:color="808080"/>
+              <w:bottom w:val="single" w:sz="2" w:space="0" w:color="808080"/>
+              <w:right w:val="single" w:sz="6" w:space="0" w:color="808080"/>
+            </w:tcBorders>
+            <w:shd w:fill="E8E3D6" w:val="clear"/>
+            <w:vAlign w:val="center"/>
+          </w:tcPr>
+          <w:p>
+            <w:pPr>
+              <w:pStyle w:val="TableHeading"/>
+              <w:suppressLineNumbers/>
+              <w:bidi w:val="0"/>
+              <w:jc w:val="left"/>
+              <w:rPr/>
+            </w:pPr>
+            <w:r>
+              <w:rPr/>
+              <w:t>Gecontroleerd</w:t>
+            </w:r>
+          </w:p>
+        </w:tc>
+        <w:tc>
+          <w:tcPr>
+            <w:tcW w:w="8220" w:type="dxa"/>
+            <w:tcBorders>
+              <w:left w:val="single" w:sz="2" w:space="0" w:color="808080"/>
+              <w:bottom w:val="single" w:sz="2" w:space="0" w:color="808080"/>
+              <w:right w:val="single" w:sz="6" w:space="0" w:color="808080"/>
+            </w:tcBorders>
+            <w:vAlign w:val="center"/>
+          </w:tcPr>
+          <w:p>
+            <w:pPr>
+              <w:pStyle w:val="TableContents"/>
+              <w:widowControl w:val="false"/>
+              <w:suppressLineNumbers/>
+              <w:bidi w:val="0"/>
+              <w:jc w:val="left"/>
+              <w:rPr/>
+            </w:pPr>
+            <w:r>
+              <w:rPr/>
+              <w:t>Gezien in een contract, document of test. Noteer welk bewijsstuk.</w:t>
+            </w:r>
+          </w:p>
+        </w:tc>
+      </w:tr>
+      <w:tr>
+        <w:trPr/>
+        <w:tc>
+          <w:tcPr>
+            <w:tcW w:w="2318" w:type="dxa"/>
+            <w:tcBorders>
+              <w:left w:val="single" w:sz="6" w:space="0" w:color="808080"/>
               <w:bottom w:val="single" w:sz="6" w:space="0" w:color="808080"/>
               <w:right w:val="single" w:sz="6" w:space="0" w:color="808080"/>
             </w:tcBorders>
@@ -524,7 +630,7 @@
       </w:pPr>
       <w:r>
         <w:rPr/>
-        <w:t>Zodra je iets hebt nagekeken, zet je het label op gecontroleerd en vul je het bewijsstuk in. Gele velden zijn om in te vullen.</w:t>
+        <w:t>Dit document is automatisch gemaakt uit jullie antwoorden. Niemand heeft contracten of plannen bekeken. Zodra je iets hebt nagekeken, zet je het label op gecontroleerd en noteer je het bewijsstuk. Gele velden zijn om in te vullen.</w:t>
       </w:r>
     </w:p>
     <w:p>
@@ -536,7 +642,7 @@
       </w:pPr>
       <w:r>
         <w:rPr/>
-        <w:t>1. Concept-paragraaf voor de Cbw-risicoanalyse</w:t>
+        <w:t>1. Concepttekst voor de risicoanalyse</w:t>
       </w:r>
     </w:p>
     <w:p>
@@ -550,11 +656,11 @@
         <w:rPr>
           <w:b/>
         </w:rPr>
-        <w:t>Ketenafhankelijkheid kritieke informatiesystemen.</w:t>
+        <w:t>Afhankelijkheid van ICT-leveranciers.</w:t>
       </w:r>
       <w:r>
         <w:rPr/>
-        <w:t xml:space="preserve"> Concept, stand 3 september 2026. Nog niet vastgesteld.</w:t>
+        <w:t xml:space="preserve"> Concept, stand 1 oktober 2026. Nog niet vastgesteld.</w:t>
       </w:r>
     </w:p>
     <w:p>
@@ -567,12 +673,12 @@
       </w:pPr>
       <w:r>
         <w:rPr/>
-        <w:t xml:space="preserve">Inventarisatie </w:t>
+        <w:t xml:space="preserve">Belangrijkste systemen </w:t>
       </w:r>
       <w:r>
         <w:rPr>
           <w:b/>
-          <w:color w:val="9A6510"/>
+          <w:color w:val="7A5A12"/>
         </w:rPr>
         <w:t>(gemeld)</w:t>
       </w:r>
@@ -586,7 +692,7 @@
       </w:pPr>
       <w:r>
         <w:rPr/>
-        <w:t>De organisatie heeft vier kritieke informatiesystemen benoemd. Twee daarvan, Microsoft 365 en Microsoft Azure, komen van één aanbieder buiten de EU/EER. Voor twee systemen is de contractuele einddatum niet centraal bekend.</w:t>
+        <w:t>De organisatie heeft vier systemen benoemd die het belangrijkst zijn voor het werk: Microsoft 365, Microsoft Azure, het zaaksysteem (Open Zaak) en de geo-informatie (QGIS en GeoServer). Microsoft 365 en Azure komen van één leverancier buiten de EU/EER; een verstoring bij die leverancier raakt beide.</w:t>
       </w:r>
     </w:p>
     <w:p>
@@ -599,12 +705,12 @@
       </w:pPr>
       <w:r>
         <w:rPr/>
-        <w:t xml:space="preserve">Eerste inschatting van de impact bij wegvallen, faillissement of overname </w:t>
+        <w:t xml:space="preserve">Gevolg en contract per systeem </w:t>
       </w:r>
       <w:r>
         <w:rPr>
           <w:b/>
-          <w:color w:val="9A6510"/>
+          <w:color w:val="7A5A12"/>
         </w:rPr>
         <w:t>(gemeld)</w:t>
       </w:r>
@@ -623,16 +729,17 @@
         </w:tblCellMar>
       </w:tblPr>
       <w:tblGrid>
-        <w:gridCol w:w="3162"/>
-        <w:gridCol w:w="1054"/>
-        <w:gridCol w:w="4636"/>
-        <w:gridCol w:w="1686"/>
+        <w:gridCol w:w="2318"/>
+        <w:gridCol w:w="2741"/>
+        <w:gridCol w:w="1896"/>
+        <w:gridCol w:w="2108"/>
+        <w:gridCol w:w="1475"/>
       </w:tblGrid>
       <w:tr>
         <w:trPr/>
         <w:tc>
           <w:tcPr>
-            <w:tcW w:w="3162" w:type="dxa"/>
+            <w:tcW w:w="2318" w:type="dxa"/>
             <w:tcBorders>
               <w:top w:val="single" w:sz="6" w:space="0" w:color="808080"/>
               <w:left w:val="single" w:sz="6" w:space="0" w:color="808080"/>
@@ -658,7 +765,7 @@
         </w:tc>
         <w:tc>
           <w:tcPr>
-            <w:tcW w:w="1054" w:type="dxa"/>
+            <w:tcW w:w="2741" w:type="dxa"/>
             <w:tcBorders>
               <w:top w:val="single" w:sz="6" w:space="0" w:color="808080"/>
               <w:left w:val="single" w:sz="2" w:space="0" w:color="808080"/>
@@ -678,13 +785,13 @@
             </w:pPr>
             <w:r>
               <w:rPr/>
-              <w:t>Impact</w:t>
-            </w:r>
-          </w:p>
-        </w:tc>
-        <w:tc>
-          <w:tcPr>
-            <w:tcW w:w="4636" w:type="dxa"/>
+              <w:t>Werk dat ervan afhangt</w:t>
+            </w:r>
+          </w:p>
+        </w:tc>
+        <w:tc>
+          <w:tcPr>
+            <w:tcW w:w="1896" w:type="dxa"/>
             <w:tcBorders>
               <w:top w:val="single" w:sz="6" w:space="0" w:color="808080"/>
               <w:left w:val="single" w:sz="2" w:space="0" w:color="808080"/>
@@ -704,13 +811,39 @@
             </w:pPr>
             <w:r>
               <w:rPr/>
-              <w:t>Toelichting</w:t>
-            </w:r>
-          </w:p>
-        </w:tc>
-        <w:tc>
-          <w:tcPr>
-            <w:tcW w:w="1686" w:type="dxa"/>
+              <w:t>Een week zonder</w:t>
+            </w:r>
+          </w:p>
+        </w:tc>
+        <w:tc>
+          <w:tcPr>
+            <w:tcW w:w="2108" w:type="dxa"/>
+            <w:tcBorders>
+              <w:top w:val="single" w:sz="6" w:space="0" w:color="808080"/>
+              <w:left w:val="single" w:sz="2" w:space="0" w:color="808080"/>
+              <w:bottom w:val="single" w:sz="2" w:space="0" w:color="808080"/>
+              <w:right w:val="single" w:sz="6" w:space="0" w:color="808080"/>
+            </w:tcBorders>
+            <w:shd w:fill="E8E3D6" w:val="clear"/>
+            <w:vAlign w:val="center"/>
+          </w:tcPr>
+          <w:p>
+            <w:pPr>
+              <w:pStyle w:val="TableHeading"/>
+              <w:suppressLineNumbers/>
+              <w:bidi w:val="0"/>
+              <w:jc w:val="left"/>
+              <w:rPr/>
+            </w:pPr>
+            <w:r>
+              <w:rPr/>
+              <w:t>Contract</w:t>
+            </w:r>
+          </w:p>
+        </w:tc>
+        <w:tc>
+          <w:tcPr>
+            <w:tcW w:w="1475" w:type="dxa"/>
             <w:tcBorders>
               <w:top w:val="single" w:sz="6" w:space="0" w:color="808080"/>
               <w:left w:val="single" w:sz="2" w:space="0" w:color="808080"/>
@@ -739,7 +872,7 @@
         <w:trPr/>
         <w:tc>
           <w:tcPr>
-            <w:tcW w:w="3162" w:type="dxa"/>
+            <w:tcW w:w="2318" w:type="dxa"/>
             <w:tcBorders>
               <w:left w:val="single" w:sz="6" w:space="0" w:color="808080"/>
               <w:bottom w:val="single" w:sz="2" w:space="0" w:color="808080"/>
@@ -758,68 +891,94 @@
             </w:pPr>
             <w:r>
               <w:rPr/>
-              <w:t>Microsoft 365 (kantoorsuite, mail en documenten)</w:t>
-            </w:r>
-          </w:p>
-        </w:tc>
-        <w:tc>
-          <w:tcPr>
-            <w:tcW w:w="1054" w:type="dxa"/>
-            <w:tcBorders>
-              <w:left w:val="single" w:sz="2" w:space="0" w:color="808080"/>
-              <w:bottom w:val="single" w:sz="2" w:space="0" w:color="808080"/>
-              <w:right w:val="single" w:sz="6" w:space="0" w:color="808080"/>
-            </w:tcBorders>
-            <w:vAlign w:val="center"/>
-          </w:tcPr>
-          <w:p>
-            <w:pPr>
-              <w:pStyle w:val="TableContents"/>
-              <w:widowControl w:val="false"/>
-              <w:suppressLineNumbers/>
-              <w:bidi w:val="0"/>
-              <w:jc w:val="left"/>
-              <w:rPr/>
-            </w:pPr>
-            <w:r>
-              <w:rPr/>
-              <w:t>Hoog</w:t>
-            </w:r>
-          </w:p>
-        </w:tc>
-        <w:tc>
-          <w:tcPr>
-            <w:tcW w:w="4636" w:type="dxa"/>
-            <w:tcBorders>
-              <w:left w:val="single" w:sz="2" w:space="0" w:color="808080"/>
-              <w:bottom w:val="single" w:sz="2" w:space="0" w:color="808080"/>
-              <w:right w:val="single" w:sz="6" w:space="0" w:color="808080"/>
-            </w:tcBorders>
-            <w:vAlign w:val="center"/>
-          </w:tcPr>
-          <w:p>
-            <w:pPr>
-              <w:pStyle w:val="TableContents"/>
-              <w:widowControl w:val="false"/>
-              <w:suppressLineNumbers/>
-              <w:bidi w:val="0"/>
-              <w:jc w:val="left"/>
-              <w:rPr/>
-            </w:pPr>
-            <w:r>
-              <w:rPr/>
-              <w:t>Contracteinde onbekend, export niet getest, geen eigenaar benoemd.</w:t>
-            </w:r>
-          </w:p>
-        </w:tc>
-        <w:tc>
-          <w:tcPr>
-            <w:tcW w:w="1686" w:type="dxa"/>
-            <w:tcBorders>
-              <w:left w:val="single" w:sz="2" w:space="0" w:color="808080"/>
-              <w:bottom w:val="single" w:sz="2" w:space="0" w:color="808080"/>
-              <w:right w:val="single" w:sz="6" w:space="0" w:color="808080"/>
-            </w:tcBorders>
+              <w:t>Microsoft 365</w:t>
+            </w:r>
+          </w:p>
+        </w:tc>
+        <w:tc>
+          <w:tcPr>
+            <w:tcW w:w="2741" w:type="dxa"/>
+            <w:tcBorders>
+              <w:left w:val="single" w:sz="2" w:space="0" w:color="808080"/>
+              <w:bottom w:val="single" w:sz="2" w:space="0" w:color="808080"/>
+              <w:right w:val="single" w:sz="6" w:space="0" w:color="808080"/>
+            </w:tcBorders>
+            <w:vAlign w:val="center"/>
+          </w:tcPr>
+          <w:p>
+            <w:pPr>
+              <w:pStyle w:val="TableContents"/>
+              <w:widowControl w:val="false"/>
+              <w:suppressLineNumbers/>
+              <w:bidi w:val="0"/>
+              <w:jc w:val="left"/>
+              <w:rPr/>
+            </w:pPr>
+            <w:r>
+              <w:rPr/>
+              <w:t>Interne bedrijfsvoering; mail en documenten in het contact met inwoners</w:t>
+            </w:r>
+          </w:p>
+        </w:tc>
+        <w:tc>
+          <w:tcPr>
+            <w:tcW w:w="1896" w:type="dxa"/>
+            <w:tcBorders>
+              <w:left w:val="single" w:sz="2" w:space="0" w:color="808080"/>
+              <w:bottom w:val="single" w:sz="2" w:space="0" w:color="808080"/>
+              <w:right w:val="single" w:sz="6" w:space="0" w:color="808080"/>
+            </w:tcBorders>
+            <w:vAlign w:val="center"/>
+          </w:tcPr>
+          <w:p>
+            <w:pPr>
+              <w:pStyle w:val="TableContents"/>
+              <w:widowControl w:val="false"/>
+              <w:suppressLineNumbers/>
+              <w:bidi w:val="0"/>
+              <w:jc w:val="left"/>
+              <w:rPr/>
+            </w:pPr>
+            <w:r>
+              <w:rPr/>
+              <w:t>Beperkt, met handwerk</w:t>
+            </w:r>
+          </w:p>
+        </w:tc>
+        <w:tc>
+          <w:tcPr>
+            <w:tcW w:w="2108" w:type="dxa"/>
+            <w:tcBorders>
+              <w:left w:val="single" w:sz="2" w:space="0" w:color="808080"/>
+              <w:bottom w:val="single" w:sz="2" w:space="0" w:color="808080"/>
+              <w:right w:val="single" w:sz="6" w:space="0" w:color="808080"/>
+            </w:tcBorders>
+            <w:vAlign w:val="center"/>
+          </w:tcPr>
+          <w:p>
+            <w:pPr>
+              <w:pStyle w:val="TableContents"/>
+              <w:widowControl w:val="false"/>
+              <w:suppressLineNumbers/>
+              <w:bidi w:val="0"/>
+              <w:jc w:val="left"/>
+              <w:rPr/>
+            </w:pPr>
+            <w:r>
+              <w:rPr/>
+              <w:t>Einddatum onbekend</w:t>
+            </w:r>
+          </w:p>
+        </w:tc>
+        <w:tc>
+          <w:tcPr>
+            <w:tcW w:w="1475" w:type="dxa"/>
+            <w:tcBorders>
+              <w:left w:val="single" w:sz="2" w:space="0" w:color="808080"/>
+              <w:bottom w:val="single" w:sz="2" w:space="0" w:color="808080"/>
+              <w:right w:val="single" w:sz="6" w:space="0" w:color="808080"/>
+            </w:tcBorders>
+            <w:shd w:fill="FFF6E0" w:val="clear"/>
             <w:vAlign w:val="center"/>
           </w:tcPr>
           <w:p>
@@ -842,7 +1001,7 @@
         <w:trPr/>
         <w:tc>
           <w:tcPr>
-            <w:tcW w:w="3162" w:type="dxa"/>
+            <w:tcW w:w="2318" w:type="dxa"/>
             <w:tcBorders>
               <w:left w:val="single" w:sz="6" w:space="0" w:color="808080"/>
               <w:bottom w:val="single" w:sz="2" w:space="0" w:color="808080"/>
@@ -861,68 +1020,94 @@
             </w:pPr>
             <w:r>
               <w:rPr/>
-              <w:t>Microsoft Azure (cloudinfrastructuur)</w:t>
-            </w:r>
-          </w:p>
-        </w:tc>
-        <w:tc>
-          <w:tcPr>
-            <w:tcW w:w="1054" w:type="dxa"/>
-            <w:tcBorders>
-              <w:left w:val="single" w:sz="2" w:space="0" w:color="808080"/>
-              <w:bottom w:val="single" w:sz="2" w:space="0" w:color="808080"/>
-              <w:right w:val="single" w:sz="6" w:space="0" w:color="808080"/>
-            </w:tcBorders>
-            <w:vAlign w:val="center"/>
-          </w:tcPr>
-          <w:p>
-            <w:pPr>
-              <w:pStyle w:val="TableContents"/>
-              <w:widowControl w:val="false"/>
-              <w:suppressLineNumbers/>
-              <w:bidi w:val="0"/>
-              <w:jc w:val="left"/>
-              <w:rPr/>
-            </w:pPr>
-            <w:r>
-              <w:rPr/>
-              <w:t>Middel</w:t>
-            </w:r>
-          </w:p>
-        </w:tc>
-        <w:tc>
-          <w:tcPr>
-            <w:tcW w:w="4636" w:type="dxa"/>
-            <w:tcBorders>
-              <w:left w:val="single" w:sz="2" w:space="0" w:color="808080"/>
-              <w:bottom w:val="single" w:sz="2" w:space="0" w:color="808080"/>
-              <w:right w:val="single" w:sz="6" w:space="0" w:color="808080"/>
-            </w:tcBorders>
-            <w:vAlign w:val="center"/>
-          </w:tcPr>
-          <w:p>
-            <w:pPr>
-              <w:pStyle w:val="TableContents"/>
-              <w:widowControl w:val="false"/>
-              <w:suppressLineNumbers/>
-              <w:bidi w:val="0"/>
-              <w:jc w:val="left"/>
-              <w:rPr/>
-            </w:pPr>
-            <w:r>
-              <w:rPr/>
-              <w:t>Contract loopt volgens opgave af op 30 juni 2027. Export volgens opgave contractueel geregeld, met kosten tot 12 januari 2027.</w:t>
-            </w:r>
-          </w:p>
-        </w:tc>
-        <w:tc>
-          <w:tcPr>
-            <w:tcW w:w="1686" w:type="dxa"/>
-            <w:tcBorders>
-              <w:left w:val="single" w:sz="2" w:space="0" w:color="808080"/>
-              <w:bottom w:val="single" w:sz="2" w:space="0" w:color="808080"/>
-              <w:right w:val="single" w:sz="6" w:space="0" w:color="808080"/>
-            </w:tcBorders>
+              <w:t>Microsoft Azure</w:t>
+            </w:r>
+          </w:p>
+        </w:tc>
+        <w:tc>
+          <w:tcPr>
+            <w:tcW w:w="2741" w:type="dxa"/>
+            <w:tcBorders>
+              <w:left w:val="single" w:sz="2" w:space="0" w:color="808080"/>
+              <w:bottom w:val="single" w:sz="2" w:space="0" w:color="808080"/>
+              <w:right w:val="single" w:sz="6" w:space="0" w:color="808080"/>
+            </w:tcBorders>
+            <w:vAlign w:val="center"/>
+          </w:tcPr>
+          <w:p>
+            <w:pPr>
+              <w:pStyle w:val="TableContents"/>
+              <w:widowControl w:val="false"/>
+              <w:suppressLineNumbers/>
+              <w:bidi w:val="0"/>
+              <w:jc w:val="left"/>
+              <w:rPr/>
+            </w:pPr>
+            <w:r>
+              <w:rPr/>
+              <w:t>Website en klantcontactsysteem; interne bedrijfsvoering</w:t>
+            </w:r>
+          </w:p>
+        </w:tc>
+        <w:tc>
+          <w:tcPr>
+            <w:tcW w:w="1896" w:type="dxa"/>
+            <w:tcBorders>
+              <w:left w:val="single" w:sz="2" w:space="0" w:color="808080"/>
+              <w:bottom w:val="single" w:sz="2" w:space="0" w:color="808080"/>
+              <w:right w:val="single" w:sz="6" w:space="0" w:color="808080"/>
+            </w:tcBorders>
+            <w:vAlign w:val="center"/>
+          </w:tcPr>
+          <w:p>
+            <w:pPr>
+              <w:pStyle w:val="TableContents"/>
+              <w:widowControl w:val="false"/>
+              <w:suppressLineNumbers/>
+              <w:bidi w:val="0"/>
+              <w:jc w:val="left"/>
+              <w:rPr/>
+            </w:pPr>
+            <w:r>
+              <w:rPr/>
+              <w:t>Beperkt, met handwerk</w:t>
+            </w:r>
+          </w:p>
+        </w:tc>
+        <w:tc>
+          <w:tcPr>
+            <w:tcW w:w="2108" w:type="dxa"/>
+            <w:tcBorders>
+              <w:left w:val="single" w:sz="2" w:space="0" w:color="808080"/>
+              <w:bottom w:val="single" w:sz="2" w:space="0" w:color="808080"/>
+              <w:right w:val="single" w:sz="6" w:space="0" w:color="808080"/>
+            </w:tcBorders>
+            <w:vAlign w:val="center"/>
+          </w:tcPr>
+          <w:p>
+            <w:pPr>
+              <w:pStyle w:val="TableContents"/>
+              <w:widowControl w:val="false"/>
+              <w:suppressLineNumbers/>
+              <w:bidi w:val="0"/>
+              <w:jc w:val="left"/>
+              <w:rPr/>
+            </w:pPr>
+            <w:r>
+              <w:rPr/>
+              <w:t>Loopt af op 30 juni 2027; verlenging onbekend</w:t>
+            </w:r>
+          </w:p>
+        </w:tc>
+        <w:tc>
+          <w:tcPr>
+            <w:tcW w:w="1475" w:type="dxa"/>
+            <w:tcBorders>
+              <w:left w:val="single" w:sz="2" w:space="0" w:color="808080"/>
+              <w:bottom w:val="single" w:sz="2" w:space="0" w:color="808080"/>
+              <w:right w:val="single" w:sz="6" w:space="0" w:color="808080"/>
+            </w:tcBorders>
+            <w:shd w:fill="FFF6E0" w:val="clear"/>
             <w:vAlign w:val="center"/>
           </w:tcPr>
           <w:p>
@@ -945,7 +1130,7 @@
         <w:trPr/>
         <w:tc>
           <w:tcPr>
-            <w:tcW w:w="3162" w:type="dxa"/>
+            <w:tcW w:w="2318" w:type="dxa"/>
             <w:tcBorders>
               <w:left w:val="single" w:sz="6" w:space="0" w:color="808080"/>
               <w:bottom w:val="single" w:sz="2" w:space="0" w:color="808080"/>
@@ -964,68 +1149,94 @@
             </w:pPr>
             <w:r>
               <w:rPr/>
-              <w:t>Open Zaak (zaaksysteem, open source, gehost door een Nederlandse partij)</w:t>
-            </w:r>
-          </w:p>
-        </w:tc>
-        <w:tc>
-          <w:tcPr>
-            <w:tcW w:w="1054" w:type="dxa"/>
-            <w:tcBorders>
-              <w:left w:val="single" w:sz="2" w:space="0" w:color="808080"/>
-              <w:bottom w:val="single" w:sz="2" w:space="0" w:color="808080"/>
-              <w:right w:val="single" w:sz="6" w:space="0" w:color="808080"/>
-            </w:tcBorders>
-            <w:vAlign w:val="center"/>
-          </w:tcPr>
-          <w:p>
-            <w:pPr>
-              <w:pStyle w:val="TableContents"/>
-              <w:widowControl w:val="false"/>
-              <w:suppressLineNumbers/>
-              <w:bidi w:val="0"/>
-              <w:jc w:val="left"/>
-              <w:rPr/>
-            </w:pPr>
-            <w:r>
-              <w:rPr/>
-              <w:t>Middel</w:t>
-            </w:r>
-          </w:p>
-        </w:tc>
-        <w:tc>
-          <w:tcPr>
-            <w:tcW w:w="4636" w:type="dxa"/>
-            <w:tcBorders>
-              <w:left w:val="single" w:sz="2" w:space="0" w:color="808080"/>
-              <w:bottom w:val="single" w:sz="2" w:space="0" w:color="808080"/>
-              <w:right w:val="single" w:sz="6" w:space="0" w:color="808080"/>
-            </w:tcBorders>
-            <w:vAlign w:val="center"/>
-          </w:tcPr>
-          <w:p>
-            <w:pPr>
-              <w:pStyle w:val="TableContents"/>
-              <w:widowControl w:val="false"/>
-              <w:suppressLineNumbers/>
-              <w:bidi w:val="0"/>
-              <w:jc w:val="left"/>
-              <w:rPr/>
-            </w:pPr>
-            <w:r>
-              <w:rPr/>
-              <w:t>Open standaarden en een gedocumenteerd exportpad. Contracteinde en eigenaar onbekend.</w:t>
-            </w:r>
-          </w:p>
-        </w:tc>
-        <w:tc>
-          <w:tcPr>
-            <w:tcW w:w="1686" w:type="dxa"/>
-            <w:tcBorders>
-              <w:left w:val="single" w:sz="2" w:space="0" w:color="808080"/>
-              <w:bottom w:val="single" w:sz="2" w:space="0" w:color="808080"/>
-              <w:right w:val="single" w:sz="6" w:space="0" w:color="808080"/>
-            </w:tcBorders>
+              <w:t>Zaaksysteem (Open Zaak)</w:t>
+            </w:r>
+          </w:p>
+        </w:tc>
+        <w:tc>
+          <w:tcPr>
+            <w:tcW w:w="2741" w:type="dxa"/>
+            <w:tcBorders>
+              <w:left w:val="single" w:sz="2" w:space="0" w:color="808080"/>
+              <w:bottom w:val="single" w:sz="2" w:space="0" w:color="808080"/>
+              <w:right w:val="single" w:sz="6" w:space="0" w:color="808080"/>
+            </w:tcBorders>
+            <w:vAlign w:val="center"/>
+          </w:tcPr>
+          <w:p>
+            <w:pPr>
+              <w:pStyle w:val="TableContents"/>
+              <w:widowControl w:val="false"/>
+              <w:suppressLineNumbers/>
+              <w:bidi w:val="0"/>
+              <w:jc w:val="left"/>
+              <w:rPr/>
+            </w:pPr>
+            <w:r>
+              <w:rPr/>
+              <w:t>Vergunningen en handhaving; sociaal domein</w:t>
+            </w:r>
+          </w:p>
+        </w:tc>
+        <w:tc>
+          <w:tcPr>
+            <w:tcW w:w="1896" w:type="dxa"/>
+            <w:tcBorders>
+              <w:left w:val="single" w:sz="2" w:space="0" w:color="808080"/>
+              <w:bottom w:val="single" w:sz="2" w:space="0" w:color="808080"/>
+              <w:right w:val="single" w:sz="6" w:space="0" w:color="808080"/>
+            </w:tcBorders>
+            <w:vAlign w:val="center"/>
+          </w:tcPr>
+          <w:p>
+            <w:pPr>
+              <w:pStyle w:val="TableContents"/>
+              <w:widowControl w:val="false"/>
+              <w:suppressLineNumbers/>
+              <w:bidi w:val="0"/>
+              <w:jc w:val="left"/>
+              <w:rPr/>
+            </w:pPr>
+            <w:r>
+              <w:rPr/>
+              <w:t>Het werk ligt stil</w:t>
+            </w:r>
+          </w:p>
+        </w:tc>
+        <w:tc>
+          <w:tcPr>
+            <w:tcW w:w="2108" w:type="dxa"/>
+            <w:tcBorders>
+              <w:left w:val="single" w:sz="2" w:space="0" w:color="808080"/>
+              <w:bottom w:val="single" w:sz="2" w:space="0" w:color="808080"/>
+              <w:right w:val="single" w:sz="6" w:space="0" w:color="808080"/>
+            </w:tcBorders>
+            <w:vAlign w:val="center"/>
+          </w:tcPr>
+          <w:p>
+            <w:pPr>
+              <w:pStyle w:val="TableContents"/>
+              <w:widowControl w:val="false"/>
+              <w:suppressLineNumbers/>
+              <w:bidi w:val="0"/>
+              <w:jc w:val="left"/>
+              <w:rPr/>
+            </w:pPr>
+            <w:r>
+              <w:rPr/>
+              <w:t>Einddatum onbekend</w:t>
+            </w:r>
+          </w:p>
+        </w:tc>
+        <w:tc>
+          <w:tcPr>
+            <w:tcW w:w="1475" w:type="dxa"/>
+            <w:tcBorders>
+              <w:left w:val="single" w:sz="2" w:space="0" w:color="808080"/>
+              <w:bottom w:val="single" w:sz="2" w:space="0" w:color="808080"/>
+              <w:right w:val="single" w:sz="6" w:space="0" w:color="808080"/>
+            </w:tcBorders>
+            <w:shd w:fill="FFF6E0" w:val="clear"/>
             <w:vAlign w:val="center"/>
           </w:tcPr>
           <w:p>
@@ -1048,7 +1259,7 @@
         <w:trPr/>
         <w:tc>
           <w:tcPr>
-            <w:tcW w:w="3162" w:type="dxa"/>
+            <w:tcW w:w="2318" w:type="dxa"/>
             <w:tcBorders>
               <w:left w:val="single" w:sz="6" w:space="0" w:color="808080"/>
               <w:bottom w:val="single" w:sz="6" w:space="0" w:color="808080"/>
@@ -1067,13 +1278,13 @@
             </w:pPr>
             <w:r>
               <w:rPr/>
-              <w:t>QGIS en GeoServer (geo-informatie, open source, eigen beheer)</w:t>
-            </w:r>
-          </w:p>
-        </w:tc>
-        <w:tc>
-          <w:tcPr>
-            <w:tcW w:w="1054" w:type="dxa"/>
+              <w:t>Geo-informatie (QGIS, GeoServer)</w:t>
+            </w:r>
+          </w:p>
+        </w:tc>
+        <w:tc>
+          <w:tcPr>
+            <w:tcW w:w="2741" w:type="dxa"/>
             <w:tcBorders>
               <w:left w:val="single" w:sz="2" w:space="0" w:color="808080"/>
               <w:bottom w:val="single" w:sz="6" w:space="0" w:color="808080"/>
@@ -1092,13 +1303,13 @@
             </w:pPr>
             <w:r>
               <w:rPr/>
-              <w:t>Laag</w:t>
-            </w:r>
-          </w:p>
-        </w:tc>
-        <w:tc>
-          <w:tcPr>
-            <w:tcW w:w="4636" w:type="dxa"/>
+              <w:t>Openbare ruimte; vergunningen en handhaving</w:t>
+            </w:r>
+          </w:p>
+        </w:tc>
+        <w:tc>
+          <w:tcPr>
+            <w:tcW w:w="1896" w:type="dxa"/>
             <w:tcBorders>
               <w:left w:val="single" w:sz="2" w:space="0" w:color="808080"/>
               <w:bottom w:val="single" w:sz="6" w:space="0" w:color="808080"/>
@@ -1117,18 +1328,44 @@
             </w:pPr>
             <w:r>
               <w:rPr/>
-              <w:t>Het risico zit in de kennis van twee beheerders.</w:t>
-            </w:r>
-          </w:p>
-        </w:tc>
-        <w:tc>
-          <w:tcPr>
-            <w:tcW w:w="1686" w:type="dxa"/>
+              <w:t>Grotendeels door</w:t>
+            </w:r>
+          </w:p>
+        </w:tc>
+        <w:tc>
+          <w:tcPr>
+            <w:tcW w:w="2108" w:type="dxa"/>
             <w:tcBorders>
               <w:left w:val="single" w:sz="2" w:space="0" w:color="808080"/>
               <w:bottom w:val="single" w:sz="6" w:space="0" w:color="808080"/>
               <w:right w:val="single" w:sz="6" w:space="0" w:color="808080"/>
             </w:tcBorders>
+            <w:vAlign w:val="center"/>
+          </w:tcPr>
+          <w:p>
+            <w:pPr>
+              <w:pStyle w:val="TableContents"/>
+              <w:widowControl w:val="false"/>
+              <w:suppressLineNumbers/>
+              <w:bidi w:val="0"/>
+              <w:jc w:val="left"/>
+              <w:rPr/>
+            </w:pPr>
+            <w:r>
+              <w:rPr/>
+              <w:t>Geen contract, eigen beheer</w:t>
+            </w:r>
+          </w:p>
+        </w:tc>
+        <w:tc>
+          <w:tcPr>
+            <w:tcW w:w="1475" w:type="dxa"/>
+            <w:tcBorders>
+              <w:left w:val="single" w:sz="2" w:space="0" w:color="808080"/>
+              <w:bottom w:val="single" w:sz="6" w:space="0" w:color="808080"/>
+              <w:right w:val="single" w:sz="6" w:space="0" w:color="808080"/>
+            </w:tcBorders>
+            <w:shd w:fill="FFF6E0" w:val="clear"/>
             <w:vAlign w:val="center"/>
           </w:tcPr>
           <w:p>
@@ -1148,18 +1385,6 @@
         </w:tc>
       </w:tr>
     </w:tbl>
-    <w:p>
-      <w:pPr>
-        <w:pStyle w:val="BodyText"/>
-        <w:bidi w:val="0"/>
-        <w:jc w:val="left"/>
-        <w:rPr/>
-      </w:pPr>
-      <w:r>
-        <w:rPr/>
-        <w:t>Een verstoring bij de aanbieder van Microsoft 365 en Azure raakt twee systemen tegelijk.</w:t>
-      </w:r>
-    </w:p>
     <w:p>
       <w:pPr>
         <w:pStyle w:val="Heading3"/>
@@ -1181,7 +1406,7 @@
       </w:pPr>
       <w:r>
         <w:rPr/>
-        <w:t>Nog niets. Geen van de punten hierboven is getoetst aan een contract of een uitgevoerde exporttest.</w:t>
+        <w:t>Nog niets. Geen van de punten hierboven is getoetst aan een contract of een uitgevoerde test.</w:t>
       </w:r>
     </w:p>
     <w:p>
@@ -1194,14 +1419,14 @@
       </w:pPr>
       <w:r>
         <w:rPr/>
-        <w:t xml:space="preserve">Aandachtspunten, nog te verifiëren </w:t>
+        <w:t xml:space="preserve">Ontbrekende informatie </w:t>
       </w:r>
       <w:r>
         <w:rPr>
           <w:b/>
-          <w:color w:val="9A6510"/>
+          <w:color w:val="4A443C"/>
         </w:rPr>
-        <w:t>(gemeld)</w:t>
+        <w:t>(nog onbekend)</w:t>
       </w:r>
     </w:p>
     <w:p>
@@ -1223,7 +1448,7 @@
       </w:pPr>
       <w:r>
         <w:rPr/>
-        <w:t xml:space="preserve">Voor drie van de vier systemen is geen bestuurlijk eigenaar benoemd. </w:t>
+        <w:t xml:space="preserve">Einddatum, opzegtermijn en verlengingsregeling van de contracten voor Microsoft 365, Azure en het zaaksysteem. </w:t>
       </w:r>
     </w:p>
     <w:p>
@@ -1245,7 +1470,7 @@
       </w:pPr>
       <w:r>
         <w:rPr/>
-        <w:t xml:space="preserve">Voor Microsoft 365 en Azure is geen exportprocedure getest. </w:t>
+        <w:t xml:space="preserve">Of gegevens uit de belangrijkste systemen volledig terug te halen zijn. </w:t>
       </w:r>
     </w:p>
     <w:p>
@@ -1266,7 +1491,7 @@
       </w:pPr>
       <w:r>
         <w:rPr/>
-        <w:t xml:space="preserve">Niet bekend is of de lopende cloudcontracten de overstapbepalingen van Verordening (EU) 2023/2854 (Data Act) bevatten. </w:t>
+        <w:t xml:space="preserve">Of de lopende cloudcontracten de overstapbepalingen van de Data Act (Verordening (EU) 2023/2854) bevatten. </w:t>
       </w:r>
     </w:p>
     <w:p>
@@ -1284,7 +1509,7 @@
       <w:r>
         <w:rPr>
           <w:b/>
-          <w:color w:val="3A6EA5"/>
+          <w:color w:val="2F5F94"/>
         </w:rPr>
         <w:t>(voorgesteld, nog te besluiten)</w:t>
       </w:r>
@@ -1308,7 +1533,7 @@
       </w:pPr>
       <w:r>
         <w:rPr/>
-        <w:t xml:space="preserve">Bestuurlijk eigenaar per kritiek systeem benoemen en contracteindes vastleggen, binnen twee weken na het bestuursbesluit. </w:t>
+        <w:t xml:space="preserve">Een verantwoordelijke in de leiding aanwijzen voor de afhankelijkheid van leveranciers, met mandaat. </w:t>
       </w:r>
     </w:p>
     <w:p>
@@ -1330,7 +1555,7 @@
       </w:pPr>
       <w:r>
         <w:rPr/>
-        <w:t xml:space="preserve">Exportprocedure testen voor het zaaksysteem, binnen zes weken. </w:t>
+        <w:t xml:space="preserve">Contracteindes, opzegtermijnen en verlengingsregelingen vastleggen in het contractregister. </w:t>
       </w:r>
     </w:p>
     <w:p>
@@ -1352,7 +1577,7 @@
       </w:pPr>
       <w:r>
         <w:rPr/>
-        <w:t xml:space="preserve">Lopende cloudcontracten toetsen aan de Data Act en per systeem een wegvalscenario vastleggen, binnen twaalf weken. </w:t>
+        <w:t xml:space="preserve">Een export van het zaaksysteem testen en het resultaat vastleggen. </w:t>
       </w:r>
     </w:p>
     <w:p>
@@ -1367,6 +1592,50 @@
           <w:tab w:val="left" w:pos="709" w:leader="none"/>
         </w:tabs>
         <w:bidi w:val="0"/>
+        <w:spacing w:before="0" w:after="0"/>
+        <w:ind w:hanging="283" w:left="709"/>
+        <w:jc w:val="left"/>
+        <w:rPr/>
+      </w:pPr>
+      <w:r>
+        <w:rPr/>
+        <w:t xml:space="preserve">Per belangrijk systeem een wegvalscenario opstellen, te beginnen met het zaaksysteem. </w:t>
+      </w:r>
+    </w:p>
+    <w:p>
+      <w:pPr>
+        <w:pStyle w:val="BodyText"/>
+        <w:numPr>
+          <w:ilvl w:val="0"/>
+          <w:numId w:val="2"/>
+        </w:numPr>
+        <w:tabs>
+          <w:tab w:val="clear" w:pos="709"/>
+          <w:tab w:val="left" w:pos="709" w:leader="none"/>
+        </w:tabs>
+        <w:bidi w:val="0"/>
+        <w:spacing w:before="0" w:after="0"/>
+        <w:ind w:hanging="283" w:left="709"/>
+        <w:jc w:val="left"/>
+        <w:rPr/>
+      </w:pPr>
+      <w:r>
+        <w:rPr/>
+        <w:t xml:space="preserve">Uiterlijk 26 november 2026 besluiten over het Azure-contract. </w:t>
+      </w:r>
+    </w:p>
+    <w:p>
+      <w:pPr>
+        <w:pStyle w:val="BodyText"/>
+        <w:numPr>
+          <w:ilvl w:val="0"/>
+          <w:numId w:val="2"/>
+        </w:numPr>
+        <w:tabs>
+          <w:tab w:val="clear" w:pos="709"/>
+          <w:tab w:val="left" w:pos="709" w:leader="none"/>
+        </w:tabs>
+        <w:bidi w:val="0"/>
         <w:ind w:hanging="283" w:left="709"/>
         <w:jc w:val="left"/>
         <w:rPr/>
@@ -1385,7 +1654,7 @@
       </w:pPr>
       <w:r>
         <w:rPr/>
-        <w:t>Deze tekst is een concept, opgesteld als input voor het beleid ketenbeveiliging onder de Cyberbeveiligingswet. Het is geen conformiteitsoordeel.</w:t>
+        <w:t>Deze tekst is een concept, opgesteld als input voor de risicoanalyse van de leveranciersketen onder de Cyberbeveiligingswet. Het is geen conformiteitsoordeel.</w:t>
       </w:r>
     </w:p>
     <w:p>
@@ -1397,826 +1666,7 @@
       </w:pPr>
       <w:r>
         <w:rPr/>
-        <w:t>2. Concept-bestuursbesluit</w:t>
-      </w:r>
-    </w:p>
-    <w:tbl>
-      <w:tblPr>
-        <w:tblW w:w="5000" w:type="pct"/>
-        <w:jc w:val="left"/>
-        <w:tblInd w:w="75" w:type="dxa"/>
-        <w:tblLayout w:type="fixed"/>
-        <w:tblCellMar>
-          <w:top w:w="75" w:type="dxa"/>
-          <w:left w:w="75" w:type="dxa"/>
-          <w:bottom w:w="75" w:type="dxa"/>
-          <w:right w:w="75" w:type="dxa"/>
-        </w:tblCellMar>
-      </w:tblPr>
-      <w:tblGrid>
-        <w:gridCol w:w="2950"/>
-        <w:gridCol w:w="7588"/>
-      </w:tblGrid>
-      <w:tr>
-        <w:trPr/>
-        <w:tc>
-          <w:tcPr>
-            <w:tcW w:w="2950" w:type="dxa"/>
-            <w:tcBorders>
-              <w:top w:val="single" w:sz="6" w:space="0" w:color="808080"/>
-              <w:left w:val="single" w:sz="6" w:space="0" w:color="808080"/>
-              <w:bottom w:val="single" w:sz="2" w:space="0" w:color="808080"/>
-              <w:right w:val="single" w:sz="6" w:space="0" w:color="808080"/>
-            </w:tcBorders>
-            <w:shd w:fill="E8E3D6" w:val="clear"/>
-            <w:vAlign w:val="center"/>
-          </w:tcPr>
-          <w:p>
-            <w:pPr>
-              <w:pStyle w:val="TableHeading"/>
-              <w:suppressLineNumbers/>
-              <w:bidi w:val="0"/>
-              <w:jc w:val="left"/>
-              <w:rPr/>
-            </w:pPr>
-            <w:r>
-              <w:rPr/>
-              <w:t>Onderwerp</w:t>
-            </w:r>
-          </w:p>
-        </w:tc>
-        <w:tc>
-          <w:tcPr>
-            <w:tcW w:w="7588" w:type="dxa"/>
-            <w:tcBorders>
-              <w:top w:val="single" w:sz="6" w:space="0" w:color="808080"/>
-              <w:left w:val="single" w:sz="2" w:space="0" w:color="808080"/>
-              <w:bottom w:val="single" w:sz="2" w:space="0" w:color="808080"/>
-              <w:right w:val="single" w:sz="6" w:space="0" w:color="808080"/>
-            </w:tcBorders>
-            <w:vAlign w:val="center"/>
-          </w:tcPr>
-          <w:p>
-            <w:pPr>
-              <w:pStyle w:val="TableContents"/>
-              <w:widowControl w:val="false"/>
-              <w:suppressLineNumbers/>
-              <w:bidi w:val="0"/>
-              <w:jc w:val="left"/>
-              <w:rPr/>
-            </w:pPr>
-            <w:r>
-              <w:rPr/>
-              <w:t>Ketenafhankelijkheid kritieke informatiesystemen</w:t>
-            </w:r>
-          </w:p>
-        </w:tc>
-      </w:tr>
-      <w:tr>
-        <w:trPr/>
-        <w:tc>
-          <w:tcPr>
-            <w:tcW w:w="2950" w:type="dxa"/>
-            <w:tcBorders>
-              <w:left w:val="single" w:sz="6" w:space="0" w:color="808080"/>
-              <w:bottom w:val="single" w:sz="2" w:space="0" w:color="808080"/>
-              <w:right w:val="single" w:sz="6" w:space="0" w:color="808080"/>
-            </w:tcBorders>
-            <w:shd w:fill="E8E3D6" w:val="clear"/>
-            <w:vAlign w:val="center"/>
-          </w:tcPr>
-          <w:p>
-            <w:pPr>
-              <w:pStyle w:val="TableHeading"/>
-              <w:suppressLineNumbers/>
-              <w:bidi w:val="0"/>
-              <w:jc w:val="left"/>
-              <w:rPr/>
-            </w:pPr>
-            <w:r>
-              <w:rPr/>
-              <w:t>Kenmerk</w:t>
-            </w:r>
-          </w:p>
-        </w:tc>
-        <w:tc>
-          <w:tcPr>
-            <w:tcW w:w="7588" w:type="dxa"/>
-            <w:tcBorders>
-              <w:left w:val="single" w:sz="2" w:space="0" w:color="808080"/>
-              <w:bottom w:val="single" w:sz="2" w:space="0" w:color="808080"/>
-              <w:right w:val="single" w:sz="6" w:space="0" w:color="808080"/>
-            </w:tcBorders>
-            <w:shd w:fill="FFF6E0" w:val="clear"/>
-            <w:vAlign w:val="center"/>
-          </w:tcPr>
-          <w:p>
-            <w:pPr>
-              <w:pStyle w:val="TableContents"/>
-              <w:widowControl w:val="false"/>
-              <w:suppressLineNumbers/>
-              <w:bidi w:val="0"/>
-              <w:jc w:val="left"/>
-              <w:rPr/>
-            </w:pPr>
-            <w:r>
-              <w:rPr/>
-              <w:t>…</w:t>
-            </w:r>
-          </w:p>
-        </w:tc>
-      </w:tr>
-      <w:tr>
-        <w:trPr/>
-        <w:tc>
-          <w:tcPr>
-            <w:tcW w:w="2950" w:type="dxa"/>
-            <w:tcBorders>
-              <w:left w:val="single" w:sz="6" w:space="0" w:color="808080"/>
-              <w:bottom w:val="single" w:sz="2" w:space="0" w:color="808080"/>
-              <w:right w:val="single" w:sz="6" w:space="0" w:color="808080"/>
-            </w:tcBorders>
-            <w:shd w:fill="E8E3D6" w:val="clear"/>
-            <w:vAlign w:val="center"/>
-          </w:tcPr>
-          <w:p>
-            <w:pPr>
-              <w:pStyle w:val="TableHeading"/>
-              <w:suppressLineNumbers/>
-              <w:bidi w:val="0"/>
-              <w:jc w:val="left"/>
-              <w:rPr/>
-            </w:pPr>
-            <w:r>
-              <w:rPr/>
-              <w:t>Datum vergadering</w:t>
-            </w:r>
-          </w:p>
-        </w:tc>
-        <w:tc>
-          <w:tcPr>
-            <w:tcW w:w="7588" w:type="dxa"/>
-            <w:tcBorders>
-              <w:left w:val="single" w:sz="2" w:space="0" w:color="808080"/>
-              <w:bottom w:val="single" w:sz="2" w:space="0" w:color="808080"/>
-              <w:right w:val="single" w:sz="6" w:space="0" w:color="808080"/>
-            </w:tcBorders>
-            <w:shd w:fill="FFF6E0" w:val="clear"/>
-            <w:vAlign w:val="center"/>
-          </w:tcPr>
-          <w:p>
-            <w:pPr>
-              <w:pStyle w:val="TableContents"/>
-              <w:widowControl w:val="false"/>
-              <w:suppressLineNumbers/>
-              <w:bidi w:val="0"/>
-              <w:jc w:val="left"/>
-              <w:rPr/>
-            </w:pPr>
-            <w:r>
-              <w:rPr/>
-              <w:t>…</w:t>
-            </w:r>
-          </w:p>
-        </w:tc>
-      </w:tr>
-      <w:tr>
-        <w:trPr/>
-        <w:tc>
-          <w:tcPr>
-            <w:tcW w:w="2950" w:type="dxa"/>
-            <w:tcBorders>
-              <w:left w:val="single" w:sz="6" w:space="0" w:color="808080"/>
-              <w:bottom w:val="single" w:sz="6" w:space="0" w:color="808080"/>
-              <w:right w:val="single" w:sz="6" w:space="0" w:color="808080"/>
-            </w:tcBorders>
-            <w:shd w:fill="E8E3D6" w:val="clear"/>
-            <w:vAlign w:val="center"/>
-          </w:tcPr>
-          <w:p>
-            <w:pPr>
-              <w:pStyle w:val="TableHeading"/>
-              <w:suppressLineNumbers/>
-              <w:bidi w:val="0"/>
-              <w:jc w:val="left"/>
-              <w:rPr/>
-            </w:pPr>
-            <w:r>
-              <w:rPr/>
-              <w:t>Portefeuillehouder</w:t>
-            </w:r>
-          </w:p>
-        </w:tc>
-        <w:tc>
-          <w:tcPr>
-            <w:tcW w:w="7588" w:type="dxa"/>
-            <w:tcBorders>
-              <w:left w:val="single" w:sz="2" w:space="0" w:color="808080"/>
-              <w:bottom w:val="single" w:sz="6" w:space="0" w:color="808080"/>
-              <w:right w:val="single" w:sz="6" w:space="0" w:color="808080"/>
-            </w:tcBorders>
-            <w:shd w:fill="FFF6E0" w:val="clear"/>
-            <w:vAlign w:val="center"/>
-          </w:tcPr>
-          <w:p>
-            <w:pPr>
-              <w:pStyle w:val="TableContents"/>
-              <w:widowControl w:val="false"/>
-              <w:suppressLineNumbers/>
-              <w:bidi w:val="0"/>
-              <w:jc w:val="left"/>
-              <w:rPr/>
-            </w:pPr>
-            <w:r>
-              <w:rPr/>
-              <w:t>…</w:t>
-            </w:r>
-          </w:p>
-        </w:tc>
-      </w:tr>
-    </w:tbl>
-    <w:p>
-      <w:pPr>
-        <w:pStyle w:val="BodyText"/>
-        <w:bidi w:val="0"/>
-        <w:ind w:hanging="0" w:left="0" w:right="0"/>
-        <w:jc w:val="left"/>
-        <w:rPr/>
-      </w:pPr>
-      <w:r>
-        <w:rPr>
-          <w:b/>
-        </w:rPr>
-        <w:t>Het college van burgemeester en wethouders besluit:</w:t>
-      </w:r>
-      <w:r>
-        <w:rPr/>
-        <w:t xml:space="preserve"> </w:t>
-      </w:r>
-      <w:r>
-        <w:rPr>
-          <w:b/>
-          <w:color w:val="3A6EA5"/>
-        </w:rPr>
-        <w:t>(voorgesteld)</w:t>
-      </w:r>
-    </w:p>
-    <w:p>
-      <w:pPr>
-        <w:pStyle w:val="BodyText"/>
-        <w:numPr>
-          <w:ilvl w:val="0"/>
-          <w:numId w:val="3"/>
-        </w:numPr>
-        <w:tabs>
-          <w:tab w:val="clear" w:pos="709"/>
-          <w:tab w:val="left" w:pos="709" w:leader="none"/>
-        </w:tabs>
-        <w:bidi w:val="0"/>
-        <w:spacing w:before="0" w:after="0"/>
-        <w:ind w:hanging="283" w:left="709"/>
-        <w:jc w:val="left"/>
-        <w:rPr/>
-      </w:pPr>
-      <w:r>
-        <w:rPr/>
-        <w:t xml:space="preserve">Voor elk van de vier kritieke informatiesystemen een bestuurlijk eigenaar aan te wijzen, met mandaat om een exit voor te bereiden en het budget daarvoor aan te vragen. </w:t>
-      </w:r>
-    </w:p>
-    <w:p>
-      <w:pPr>
-        <w:pStyle w:val="BodyText"/>
-        <w:numPr>
-          <w:ilvl w:val="0"/>
-          <w:numId w:val="3"/>
-        </w:numPr>
-        <w:tabs>
-          <w:tab w:val="clear" w:pos="709"/>
-          <w:tab w:val="left" w:pos="709" w:leader="none"/>
-        </w:tabs>
-        <w:bidi w:val="0"/>
-        <w:spacing w:before="0" w:after="0"/>
-        <w:ind w:hanging="283" w:left="709"/>
-        <w:jc w:val="left"/>
-        <w:rPr/>
-      </w:pPr>
-      <w:r>
-        <w:rPr/>
-        <w:t xml:space="preserve">De eigenaren opdracht te geven om binnen zestig dagen per systeem een wegvalscenario op te leveren: wat gebeurt er met de dienstverlening en de data als de leverancier stopt. </w:t>
-      </w:r>
-    </w:p>
-    <w:p>
-      <w:pPr>
-        <w:pStyle w:val="BodyText"/>
-        <w:numPr>
-          <w:ilvl w:val="0"/>
-          <w:numId w:val="3"/>
-        </w:numPr>
-        <w:tabs>
-          <w:tab w:val="clear" w:pos="709"/>
-          <w:tab w:val="left" w:pos="709" w:leader="none"/>
-        </w:tabs>
-        <w:bidi w:val="0"/>
-        <w:spacing w:before="0" w:after="0"/>
-        <w:ind w:hanging="283" w:left="709"/>
-        <w:jc w:val="left"/>
-        <w:rPr/>
-      </w:pPr>
-      <w:r>
-        <w:rPr/>
-        <w:t xml:space="preserve">Vóór 12 januari 2027 ten minste één export te laten testen en de cloudcontracten te laten toetsen aan de Data Act, en uiterlijk 26 november 2026 te besluiten over het Azure-contract: verlengen met Data Act-afspraken, of Europees aanbesteden. </w:t>
-      </w:r>
-    </w:p>
-    <w:p>
-      <w:pPr>
-        <w:pStyle w:val="BodyText"/>
-        <w:numPr>
-          <w:ilvl w:val="0"/>
-          <w:numId w:val="3"/>
-        </w:numPr>
-        <w:tabs>
-          <w:tab w:val="clear" w:pos="709"/>
-          <w:tab w:val="left" w:pos="709" w:leader="none"/>
-        </w:tabs>
-        <w:bidi w:val="0"/>
-        <w:ind w:hanging="283" w:left="709"/>
-        <w:jc w:val="left"/>
-        <w:rPr/>
-      </w:pPr>
-      <w:r>
-        <w:rPr/>
-        <w:t xml:space="preserve">Deze analyse jaarlijks te herhalen als onderdeel van het beleid ketenbeveiliging. </w:t>
-      </w:r>
-    </w:p>
-    <w:p>
-      <w:pPr>
-        <w:pStyle w:val="Heading3"/>
-        <w:bidi w:val="0"/>
-        <w:jc w:val="left"/>
-        <w:rPr/>
-      </w:pPr>
-      <w:r>
-        <w:rPr/>
-        <w:t>Eigenaren</w:t>
-      </w:r>
-    </w:p>
-    <w:tbl>
-      <w:tblPr>
-        <w:tblW w:w="5000" w:type="pct"/>
-        <w:jc w:val="left"/>
-        <w:tblInd w:w="75" w:type="dxa"/>
-        <w:tblLayout w:type="fixed"/>
-        <w:tblCellMar>
-          <w:top w:w="75" w:type="dxa"/>
-          <w:left w:w="75" w:type="dxa"/>
-          <w:bottom w:w="75" w:type="dxa"/>
-          <w:right w:w="75" w:type="dxa"/>
-        </w:tblCellMar>
-      </w:tblPr>
-      <w:tblGrid>
-        <w:gridCol w:w="3583"/>
-        <w:gridCol w:w="4427"/>
-        <w:gridCol w:w="2528"/>
-      </w:tblGrid>
-      <w:tr>
-        <w:trPr/>
-        <w:tc>
-          <w:tcPr>
-            <w:tcW w:w="3583" w:type="dxa"/>
-            <w:tcBorders>
-              <w:top w:val="single" w:sz="6" w:space="0" w:color="808080"/>
-              <w:left w:val="single" w:sz="6" w:space="0" w:color="808080"/>
-              <w:bottom w:val="single" w:sz="2" w:space="0" w:color="808080"/>
-              <w:right w:val="single" w:sz="6" w:space="0" w:color="808080"/>
-            </w:tcBorders>
-            <w:shd w:fill="E8E3D6" w:val="clear"/>
-            <w:vAlign w:val="center"/>
-          </w:tcPr>
-          <w:p>
-            <w:pPr>
-              <w:pStyle w:val="TableHeading"/>
-              <w:suppressLineNumbers/>
-              <w:bidi w:val="0"/>
-              <w:jc w:val="left"/>
-              <w:rPr/>
-            </w:pPr>
-            <w:r>
-              <w:rPr/>
-              <w:t>Systeem</w:t>
-            </w:r>
-          </w:p>
-        </w:tc>
-        <w:tc>
-          <w:tcPr>
-            <w:tcW w:w="4427" w:type="dxa"/>
-            <w:tcBorders>
-              <w:top w:val="single" w:sz="6" w:space="0" w:color="808080"/>
-              <w:left w:val="single" w:sz="2" w:space="0" w:color="808080"/>
-              <w:bottom w:val="single" w:sz="2" w:space="0" w:color="808080"/>
-              <w:right w:val="single" w:sz="6" w:space="0" w:color="808080"/>
-            </w:tcBorders>
-            <w:shd w:fill="E8E3D6" w:val="clear"/>
-            <w:vAlign w:val="center"/>
-          </w:tcPr>
-          <w:p>
-            <w:pPr>
-              <w:pStyle w:val="TableHeading"/>
-              <w:suppressLineNumbers/>
-              <w:bidi w:val="0"/>
-              <w:jc w:val="left"/>
-              <w:rPr/>
-            </w:pPr>
-            <w:r>
-              <w:rPr/>
-              <w:t>Bestuurlijk eigenaar (naam, functie)</w:t>
-            </w:r>
-          </w:p>
-        </w:tc>
-        <w:tc>
-          <w:tcPr>
-            <w:tcW w:w="2528" w:type="dxa"/>
-            <w:tcBorders>
-              <w:top w:val="single" w:sz="6" w:space="0" w:color="808080"/>
-              <w:left w:val="single" w:sz="2" w:space="0" w:color="808080"/>
-              <w:bottom w:val="single" w:sz="2" w:space="0" w:color="808080"/>
-              <w:right w:val="single" w:sz="6" w:space="0" w:color="808080"/>
-            </w:tcBorders>
-            <w:shd w:fill="E8E3D6" w:val="clear"/>
-            <w:vAlign w:val="center"/>
-          </w:tcPr>
-          <w:p>
-            <w:pPr>
-              <w:pStyle w:val="TableHeading"/>
-              <w:bidi w:val="0"/>
-              <w:ind w:hanging="0" w:left="0" w:right="0"/>
-              <w:jc w:val="left"/>
-              <w:rPr/>
-            </w:pPr>
-            <w:r>
-              <w:rPr/>
-              <w:t xml:space="preserve">Huidige situatie </w:t>
-            </w:r>
-            <w:r>
-              <w:rPr>
-                <w:b/>
-                <w:color w:val="9A6510"/>
-              </w:rPr>
-              <w:t>(gemeld)</w:t>
-            </w:r>
-          </w:p>
-        </w:tc>
-      </w:tr>
-      <w:tr>
-        <w:trPr/>
-        <w:tc>
-          <w:tcPr>
-            <w:tcW w:w="3583" w:type="dxa"/>
-            <w:tcBorders>
-              <w:left w:val="single" w:sz="6" w:space="0" w:color="808080"/>
-              <w:bottom w:val="single" w:sz="2" w:space="0" w:color="808080"/>
-              <w:right w:val="single" w:sz="6" w:space="0" w:color="808080"/>
-            </w:tcBorders>
-            <w:vAlign w:val="center"/>
-          </w:tcPr>
-          <w:p>
-            <w:pPr>
-              <w:pStyle w:val="TableContents"/>
-              <w:widowControl w:val="false"/>
-              <w:suppressLineNumbers/>
-              <w:bidi w:val="0"/>
-              <w:jc w:val="left"/>
-              <w:rPr/>
-            </w:pPr>
-            <w:r>
-              <w:rPr/>
-              <w:t>Microsoft 365</w:t>
-            </w:r>
-          </w:p>
-        </w:tc>
-        <w:tc>
-          <w:tcPr>
-            <w:tcW w:w="4427" w:type="dxa"/>
-            <w:tcBorders>
-              <w:left w:val="single" w:sz="2" w:space="0" w:color="808080"/>
-              <w:bottom w:val="single" w:sz="2" w:space="0" w:color="808080"/>
-              <w:right w:val="single" w:sz="6" w:space="0" w:color="808080"/>
-            </w:tcBorders>
-            <w:shd w:fill="FFF6E0" w:val="clear"/>
-            <w:vAlign w:val="center"/>
-          </w:tcPr>
-          <w:p>
-            <w:pPr>
-              <w:pStyle w:val="TableContents"/>
-              <w:widowControl w:val="false"/>
-              <w:suppressLineNumbers/>
-              <w:bidi w:val="0"/>
-              <w:jc w:val="left"/>
-              <w:rPr/>
-            </w:pPr>
-            <w:r>
-              <w:rPr/>
-              <w:t>…</w:t>
-            </w:r>
-          </w:p>
-        </w:tc>
-        <w:tc>
-          <w:tcPr>
-            <w:tcW w:w="2528" w:type="dxa"/>
-            <w:tcBorders>
-              <w:left w:val="single" w:sz="2" w:space="0" w:color="808080"/>
-              <w:bottom w:val="single" w:sz="2" w:space="0" w:color="808080"/>
-              <w:right w:val="single" w:sz="6" w:space="0" w:color="808080"/>
-            </w:tcBorders>
-            <w:vAlign w:val="center"/>
-          </w:tcPr>
-          <w:p>
-            <w:pPr>
-              <w:pStyle w:val="TableContents"/>
-              <w:widowControl w:val="false"/>
-              <w:suppressLineNumbers/>
-              <w:bidi w:val="0"/>
-              <w:jc w:val="left"/>
-              <w:rPr/>
-            </w:pPr>
-            <w:r>
-              <w:rPr/>
-              <w:t>Niet benoemd</w:t>
-            </w:r>
-          </w:p>
-        </w:tc>
-      </w:tr>
-      <w:tr>
-        <w:trPr/>
-        <w:tc>
-          <w:tcPr>
-            <w:tcW w:w="3583" w:type="dxa"/>
-            <w:tcBorders>
-              <w:left w:val="single" w:sz="6" w:space="0" w:color="808080"/>
-              <w:bottom w:val="single" w:sz="2" w:space="0" w:color="808080"/>
-              <w:right w:val="single" w:sz="6" w:space="0" w:color="808080"/>
-            </w:tcBorders>
-            <w:vAlign w:val="center"/>
-          </w:tcPr>
-          <w:p>
-            <w:pPr>
-              <w:pStyle w:val="TableContents"/>
-              <w:widowControl w:val="false"/>
-              <w:suppressLineNumbers/>
-              <w:bidi w:val="0"/>
-              <w:jc w:val="left"/>
-              <w:rPr/>
-            </w:pPr>
-            <w:r>
-              <w:rPr/>
-              <w:t>Microsoft Azure</w:t>
-            </w:r>
-          </w:p>
-        </w:tc>
-        <w:tc>
-          <w:tcPr>
-            <w:tcW w:w="4427" w:type="dxa"/>
-            <w:tcBorders>
-              <w:left w:val="single" w:sz="2" w:space="0" w:color="808080"/>
-              <w:bottom w:val="single" w:sz="2" w:space="0" w:color="808080"/>
-              <w:right w:val="single" w:sz="6" w:space="0" w:color="808080"/>
-            </w:tcBorders>
-            <w:shd w:fill="FFF6E0" w:val="clear"/>
-            <w:vAlign w:val="center"/>
-          </w:tcPr>
-          <w:p>
-            <w:pPr>
-              <w:pStyle w:val="TableContents"/>
-              <w:widowControl w:val="false"/>
-              <w:suppressLineNumbers/>
-              <w:bidi w:val="0"/>
-              <w:jc w:val="left"/>
-              <w:rPr/>
-            </w:pPr>
-            <w:r>
-              <w:rPr/>
-              <w:t>…</w:t>
-            </w:r>
-          </w:p>
-        </w:tc>
-        <w:tc>
-          <w:tcPr>
-            <w:tcW w:w="2528" w:type="dxa"/>
-            <w:tcBorders>
-              <w:left w:val="single" w:sz="2" w:space="0" w:color="808080"/>
-              <w:bottom w:val="single" w:sz="2" w:space="0" w:color="808080"/>
-              <w:right w:val="single" w:sz="6" w:space="0" w:color="808080"/>
-            </w:tcBorders>
-            <w:vAlign w:val="center"/>
-          </w:tcPr>
-          <w:p>
-            <w:pPr>
-              <w:pStyle w:val="TableContents"/>
-              <w:widowControl w:val="false"/>
-              <w:suppressLineNumbers/>
-              <w:bidi w:val="0"/>
-              <w:jc w:val="left"/>
-              <w:rPr/>
-            </w:pPr>
-            <w:r>
-              <w:rPr/>
-              <w:t>Informatiemanager, zonder formeel mandaat</w:t>
-            </w:r>
-          </w:p>
-        </w:tc>
-      </w:tr>
-      <w:tr>
-        <w:trPr/>
-        <w:tc>
-          <w:tcPr>
-            <w:tcW w:w="3583" w:type="dxa"/>
-            <w:tcBorders>
-              <w:left w:val="single" w:sz="6" w:space="0" w:color="808080"/>
-              <w:bottom w:val="single" w:sz="2" w:space="0" w:color="808080"/>
-              <w:right w:val="single" w:sz="6" w:space="0" w:color="808080"/>
-            </w:tcBorders>
-            <w:vAlign w:val="center"/>
-          </w:tcPr>
-          <w:p>
-            <w:pPr>
-              <w:pStyle w:val="TableContents"/>
-              <w:widowControl w:val="false"/>
-              <w:suppressLineNumbers/>
-              <w:bidi w:val="0"/>
-              <w:jc w:val="left"/>
-              <w:rPr/>
-            </w:pPr>
-            <w:r>
-              <w:rPr/>
-              <w:t>Open Zaak</w:t>
-            </w:r>
-          </w:p>
-        </w:tc>
-        <w:tc>
-          <w:tcPr>
-            <w:tcW w:w="4427" w:type="dxa"/>
-            <w:tcBorders>
-              <w:left w:val="single" w:sz="2" w:space="0" w:color="808080"/>
-              <w:bottom w:val="single" w:sz="2" w:space="0" w:color="808080"/>
-              <w:right w:val="single" w:sz="6" w:space="0" w:color="808080"/>
-            </w:tcBorders>
-            <w:shd w:fill="FFF6E0" w:val="clear"/>
-            <w:vAlign w:val="center"/>
-          </w:tcPr>
-          <w:p>
-            <w:pPr>
-              <w:pStyle w:val="TableContents"/>
-              <w:widowControl w:val="false"/>
-              <w:suppressLineNumbers/>
-              <w:bidi w:val="0"/>
-              <w:jc w:val="left"/>
-              <w:rPr/>
-            </w:pPr>
-            <w:r>
-              <w:rPr/>
-              <w:t>…</w:t>
-            </w:r>
-          </w:p>
-        </w:tc>
-        <w:tc>
-          <w:tcPr>
-            <w:tcW w:w="2528" w:type="dxa"/>
-            <w:tcBorders>
-              <w:left w:val="single" w:sz="2" w:space="0" w:color="808080"/>
-              <w:bottom w:val="single" w:sz="2" w:space="0" w:color="808080"/>
-              <w:right w:val="single" w:sz="6" w:space="0" w:color="808080"/>
-            </w:tcBorders>
-            <w:vAlign w:val="center"/>
-          </w:tcPr>
-          <w:p>
-            <w:pPr>
-              <w:pStyle w:val="TableContents"/>
-              <w:widowControl w:val="false"/>
-              <w:suppressLineNumbers/>
-              <w:bidi w:val="0"/>
-              <w:jc w:val="left"/>
-              <w:rPr/>
-            </w:pPr>
-            <w:r>
-              <w:rPr/>
-              <w:t>Niet benoemd</w:t>
-            </w:r>
-          </w:p>
-        </w:tc>
-      </w:tr>
-      <w:tr>
-        <w:trPr/>
-        <w:tc>
-          <w:tcPr>
-            <w:tcW w:w="3583" w:type="dxa"/>
-            <w:tcBorders>
-              <w:left w:val="single" w:sz="6" w:space="0" w:color="808080"/>
-              <w:bottom w:val="single" w:sz="6" w:space="0" w:color="808080"/>
-              <w:right w:val="single" w:sz="6" w:space="0" w:color="808080"/>
-            </w:tcBorders>
-            <w:vAlign w:val="center"/>
-          </w:tcPr>
-          <w:p>
-            <w:pPr>
-              <w:pStyle w:val="TableContents"/>
-              <w:widowControl w:val="false"/>
-              <w:suppressLineNumbers/>
-              <w:bidi w:val="0"/>
-              <w:jc w:val="left"/>
-              <w:rPr/>
-            </w:pPr>
-            <w:r>
-              <w:rPr/>
-              <w:t>QGIS en GeoServer</w:t>
-            </w:r>
-          </w:p>
-        </w:tc>
-        <w:tc>
-          <w:tcPr>
-            <w:tcW w:w="4427" w:type="dxa"/>
-            <w:tcBorders>
-              <w:left w:val="single" w:sz="2" w:space="0" w:color="808080"/>
-              <w:bottom w:val="single" w:sz="6" w:space="0" w:color="808080"/>
-              <w:right w:val="single" w:sz="6" w:space="0" w:color="808080"/>
-            </w:tcBorders>
-            <w:shd w:fill="FFF6E0" w:val="clear"/>
-            <w:vAlign w:val="center"/>
-          </w:tcPr>
-          <w:p>
-            <w:pPr>
-              <w:pStyle w:val="TableContents"/>
-              <w:widowControl w:val="false"/>
-              <w:suppressLineNumbers/>
-              <w:bidi w:val="0"/>
-              <w:jc w:val="left"/>
-              <w:rPr/>
-            </w:pPr>
-            <w:r>
-              <w:rPr/>
-              <w:t>…</w:t>
-            </w:r>
-          </w:p>
-        </w:tc>
-        <w:tc>
-          <w:tcPr>
-            <w:tcW w:w="2528" w:type="dxa"/>
-            <w:tcBorders>
-              <w:left w:val="single" w:sz="2" w:space="0" w:color="808080"/>
-              <w:bottom w:val="single" w:sz="6" w:space="0" w:color="808080"/>
-              <w:right w:val="single" w:sz="6" w:space="0" w:color="808080"/>
-            </w:tcBorders>
-            <w:vAlign w:val="center"/>
-          </w:tcPr>
-          <w:p>
-            <w:pPr>
-              <w:pStyle w:val="TableContents"/>
-              <w:widowControl w:val="false"/>
-              <w:suppressLineNumbers/>
-              <w:bidi w:val="0"/>
-              <w:jc w:val="left"/>
-              <w:rPr/>
-            </w:pPr>
-            <w:r>
-              <w:rPr/>
-              <w:t>Teamleider geo</w:t>
-            </w:r>
-          </w:p>
-        </w:tc>
-      </w:tr>
-    </w:tbl>
-    <w:p>
-      <w:pPr>
-        <w:pStyle w:val="Heading3"/>
-        <w:bidi w:val="0"/>
-        <w:jc w:val="left"/>
-        <w:rPr/>
-      </w:pPr>
-      <w:r>
-        <w:rPr/>
-        <w:t>Toelichting</w:t>
-      </w:r>
-    </w:p>
-    <w:p>
-      <w:pPr>
-        <w:pStyle w:val="BodyText"/>
-        <w:bidi w:val="0"/>
-        <w:ind w:hanging="0" w:left="0" w:right="0"/>
-        <w:jc w:val="left"/>
-        <w:rPr/>
-      </w:pPr>
-      <w:r>
-        <w:rPr/>
-        <w:t xml:space="preserve">Onder de Cyberbeveiligingswet is het bestuur eindverantwoordelijk voor de zorgplicht, ook voor de toeleveringsketen. Volgens de eigen opgave kan de organisatie voor twee van de vier kritieke systemen niet onderbouwen wat er gebeurt als de leverancier wegvalt, en hebben drie systemen geen eigenaar </w:t>
-      </w:r>
-      <w:r>
-        <w:rPr>
-          <w:b/>
-          <w:color w:val="9A6510"/>
-        </w:rPr>
-        <w:t>(gemeld)</w:t>
-      </w:r>
-      <w:r>
-        <w:rPr/>
-        <w:t>. Het contract voor Azure loopt volgens opgave op 30 juni 2027 af. Een Europese aanbesteding kost als ervaringsgetal zes tot negen maanden, daarom is een besluit dit najaar nodig.</w:t>
+        <w:t>2. Concept-beslisnotitie</w:t>
       </w:r>
     </w:p>
     <w:tbl>
@@ -2260,7 +1710,7 @@
             </w:pPr>
             <w:r>
               <w:rPr/>
-              <w:t>Financiële gevolgen</w:t>
+              <w:t>Onderwerp</w:t>
             </w:r>
           </w:p>
         </w:tc>
@@ -2273,21 +1723,20 @@
               <w:bottom w:val="single" w:sz="2" w:space="0" w:color="808080"/>
               <w:right w:val="single" w:sz="6" w:space="0" w:color="808080"/>
             </w:tcBorders>
-            <w:shd w:fill="FFF6E0" w:val="clear"/>
-            <w:vAlign w:val="center"/>
-          </w:tcPr>
-          <w:p>
-            <w:pPr>
-              <w:pStyle w:val="TableContents"/>
-              <w:widowControl w:val="false"/>
-              <w:suppressLineNumbers/>
-              <w:bidi w:val="0"/>
-              <w:jc w:val="left"/>
-              <w:rPr/>
-            </w:pPr>
-            <w:r>
-              <w:rPr/>
-              <w:t>…</w:t>
+            <w:vAlign w:val="center"/>
+          </w:tcPr>
+          <w:p>
+            <w:pPr>
+              <w:pStyle w:val="TableContents"/>
+              <w:widowControl w:val="false"/>
+              <w:suppressLineNumbers/>
+              <w:bidi w:val="0"/>
+              <w:jc w:val="left"/>
+              <w:rPr/>
+            </w:pPr>
+            <w:r>
+              <w:rPr/>
+              <w:t>Afhankelijkheid van ICT-leveranciers</w:t>
             </w:r>
           </w:p>
         </w:tc>
@@ -2299,6 +1748,114 @@
             <w:tcW w:w="2949" w:type="dxa"/>
             <w:tcBorders>
               <w:left w:val="single" w:sz="6" w:space="0" w:color="808080"/>
+              <w:bottom w:val="single" w:sz="2" w:space="0" w:color="808080"/>
+              <w:right w:val="single" w:sz="6" w:space="0" w:color="808080"/>
+            </w:tcBorders>
+            <w:shd w:fill="E8E3D6" w:val="clear"/>
+            <w:vAlign w:val="center"/>
+          </w:tcPr>
+          <w:p>
+            <w:pPr>
+              <w:pStyle w:val="TableHeading"/>
+              <w:suppressLineNumbers/>
+              <w:bidi w:val="0"/>
+              <w:jc w:val="left"/>
+              <w:rPr/>
+            </w:pPr>
+            <w:r>
+              <w:rPr/>
+              <w:t>Aan</w:t>
+            </w:r>
+          </w:p>
+        </w:tc>
+        <w:tc>
+          <w:tcPr>
+            <w:tcW w:w="7589" w:type="dxa"/>
+            <w:tcBorders>
+              <w:left w:val="single" w:sz="2" w:space="0" w:color="808080"/>
+              <w:bottom w:val="single" w:sz="2" w:space="0" w:color="808080"/>
+              <w:right w:val="single" w:sz="6" w:space="0" w:color="808080"/>
+            </w:tcBorders>
+            <w:shd w:fill="FFF6E0" w:val="clear"/>
+            <w:vAlign w:val="center"/>
+          </w:tcPr>
+          <w:p>
+            <w:pPr>
+              <w:pStyle w:val="TableContents"/>
+              <w:widowControl w:val="false"/>
+              <w:suppressLineNumbers/>
+              <w:bidi w:val="0"/>
+              <w:jc w:val="left"/>
+              <w:rPr/>
+            </w:pPr>
+            <w:r>
+              <w:rPr/>
+              <w:t>Directie of college …</w:t>
+            </w:r>
+          </w:p>
+        </w:tc>
+      </w:tr>
+      <w:tr>
+        <w:trPr/>
+        <w:tc>
+          <w:tcPr>
+            <w:tcW w:w="2949" w:type="dxa"/>
+            <w:tcBorders>
+              <w:left w:val="single" w:sz="6" w:space="0" w:color="808080"/>
+              <w:bottom w:val="single" w:sz="2" w:space="0" w:color="808080"/>
+              <w:right w:val="single" w:sz="6" w:space="0" w:color="808080"/>
+            </w:tcBorders>
+            <w:shd w:fill="E8E3D6" w:val="clear"/>
+            <w:vAlign w:val="center"/>
+          </w:tcPr>
+          <w:p>
+            <w:pPr>
+              <w:pStyle w:val="TableHeading"/>
+              <w:suppressLineNumbers/>
+              <w:bidi w:val="0"/>
+              <w:jc w:val="left"/>
+              <w:rPr/>
+            </w:pPr>
+            <w:r>
+              <w:rPr/>
+              <w:t>Van</w:t>
+            </w:r>
+          </w:p>
+        </w:tc>
+        <w:tc>
+          <w:tcPr>
+            <w:tcW w:w="7589" w:type="dxa"/>
+            <w:tcBorders>
+              <w:left w:val="single" w:sz="2" w:space="0" w:color="808080"/>
+              <w:bottom w:val="single" w:sz="2" w:space="0" w:color="808080"/>
+              <w:right w:val="single" w:sz="6" w:space="0" w:color="808080"/>
+            </w:tcBorders>
+            <w:shd w:fill="FFF6E0" w:val="clear"/>
+            <w:vAlign w:val="center"/>
+          </w:tcPr>
+          <w:p>
+            <w:pPr>
+              <w:pStyle w:val="TableContents"/>
+              <w:widowControl w:val="false"/>
+              <w:suppressLineNumbers/>
+              <w:bidi w:val="0"/>
+              <w:jc w:val="left"/>
+              <w:rPr/>
+            </w:pPr>
+            <w:r>
+              <w:rPr/>
+              <w:t>…</w:t>
+            </w:r>
+          </w:p>
+        </w:tc>
+      </w:tr>
+      <w:tr>
+        <w:trPr/>
+        <w:tc>
+          <w:tcPr>
+            <w:tcW w:w="2949" w:type="dxa"/>
+            <w:tcBorders>
+              <w:left w:val="single" w:sz="6" w:space="0" w:color="808080"/>
               <w:bottom w:val="single" w:sz="6" w:space="0" w:color="808080"/>
               <w:right w:val="single" w:sz="6" w:space="0" w:color="808080"/>
             </w:tcBorders>
@@ -2315,7 +1872,7 @@
             </w:pPr>
             <w:r>
               <w:rPr/>
-              <w:t>Communicatie</w:t>
+              <w:t>Datum en kenmerk</w:t>
             </w:r>
           </w:p>
         </w:tc>
@@ -2342,6 +1899,838 @@
             <w:r>
               <w:rPr/>
               <w:t>…</w:t>
+            </w:r>
+          </w:p>
+        </w:tc>
+      </w:tr>
+    </w:tbl>
+    <w:p>
+      <w:pPr>
+        <w:pStyle w:val="Heading3"/>
+        <w:bidi w:val="0"/>
+        <w:ind w:hanging="0" w:left="240" w:right="240"/>
+        <w:jc w:val="left"/>
+        <w:rPr/>
+      </w:pPr>
+      <w:r>
+        <w:rPr/>
+        <w:t xml:space="preserve">Aanleiding </w:t>
+      </w:r>
+      <w:r>
+        <w:rPr>
+          <w:b/>
+          <w:color w:val="7A5A12"/>
+        </w:rPr>
+        <w:t>(gemeld)</w:t>
+      </w:r>
+    </w:p>
+    <w:p>
+      <w:pPr>
+        <w:pStyle w:val="BodyText"/>
+        <w:bidi w:val="0"/>
+        <w:jc w:val="left"/>
+        <w:rPr/>
+      </w:pPr>
+      <w:r>
+        <w:rPr/>
+        <w:t>Ravensmeer heeft in kaart gebracht van welke ICT-leveranciers het werk afhangt. Als het zaaksysteem een week uitvalt, ligt het werk bij vergunningen en het sociaal domein stil. Van twee belangrijke systemen is de einddatum van het contract niet bekend, en het contract voor Microsoft Azure loopt op 30 juni 2027 af. Bestuur en uitvoering hebben op vier van de vijf vragen een verschillend beeld.</w:t>
+      </w:r>
+    </w:p>
+    <w:p>
+      <w:pPr>
+        <w:pStyle w:val="Heading3"/>
+        <w:bidi w:val="0"/>
+        <w:ind w:hanging="0" w:left="240" w:right="240"/>
+        <w:jc w:val="left"/>
+        <w:rPr/>
+      </w:pPr>
+      <w:r>
+        <w:rPr/>
+        <w:t xml:space="preserve">Voorgestelde besluiten </w:t>
+      </w:r>
+      <w:r>
+        <w:rPr>
+          <w:b/>
+          <w:color w:val="2F5F94"/>
+        </w:rPr>
+        <w:t>(voorgesteld)</w:t>
+      </w:r>
+    </w:p>
+    <w:p>
+      <w:pPr>
+        <w:pStyle w:val="BodyText"/>
+        <w:numPr>
+          <w:ilvl w:val="0"/>
+          <w:numId w:val="3"/>
+        </w:numPr>
+        <w:tabs>
+          <w:tab w:val="clear" w:pos="709"/>
+          <w:tab w:val="left" w:pos="709" w:leader="none"/>
+        </w:tabs>
+        <w:bidi w:val="0"/>
+        <w:spacing w:before="0" w:after="0"/>
+        <w:ind w:hanging="283" w:left="709"/>
+        <w:jc w:val="left"/>
+        <w:rPr/>
+      </w:pPr>
+      <w:r>
+        <w:rPr/>
+        <w:t xml:space="preserve">Een verantwoordelijke in de leiding aanwijzen voor de afhankelijkheid van leveranciers, met mandaat om een heronderhandeling of overstap voor te bereiden en het budget daarvoor aan te vragen. </w:t>
+      </w:r>
+    </w:p>
+    <w:p>
+      <w:pPr>
+        <w:pStyle w:val="BodyText"/>
+        <w:numPr>
+          <w:ilvl w:val="0"/>
+          <w:numId w:val="3"/>
+        </w:numPr>
+        <w:tabs>
+          <w:tab w:val="clear" w:pos="709"/>
+          <w:tab w:val="left" w:pos="709" w:leader="none"/>
+        </w:tabs>
+        <w:bidi w:val="0"/>
+        <w:spacing w:before="0" w:after="0"/>
+        <w:ind w:hanging="283" w:left="709"/>
+        <w:jc w:val="left"/>
+        <w:rPr/>
+      </w:pPr>
+      <w:r>
+        <w:rPr/>
+        <w:t xml:space="preserve">Opdracht geven om binnen zestig dagen per belangrijk systeem een wegvalscenario op te stellen, te beginnen met het zaaksysteem. </w:t>
+      </w:r>
+    </w:p>
+    <w:p>
+      <w:pPr>
+        <w:pStyle w:val="BodyText"/>
+        <w:numPr>
+          <w:ilvl w:val="0"/>
+          <w:numId w:val="3"/>
+        </w:numPr>
+        <w:tabs>
+          <w:tab w:val="clear" w:pos="709"/>
+          <w:tab w:val="left" w:pos="709" w:leader="none"/>
+        </w:tabs>
+        <w:bidi w:val="0"/>
+        <w:spacing w:before="0" w:after="0"/>
+        <w:ind w:hanging="283" w:left="709"/>
+        <w:jc w:val="left"/>
+        <w:rPr/>
+      </w:pPr>
+      <w:r>
+        <w:rPr/>
+        <w:t xml:space="preserve">Uiterlijk 26 november 2026 besluiten of het Azure-contract wordt verlengd met afspraken over overstappen, of opnieuw wordt uitgevraagd. </w:t>
+      </w:r>
+    </w:p>
+    <w:p>
+      <w:pPr>
+        <w:pStyle w:val="BodyText"/>
+        <w:numPr>
+          <w:ilvl w:val="0"/>
+          <w:numId w:val="3"/>
+        </w:numPr>
+        <w:tabs>
+          <w:tab w:val="clear" w:pos="709"/>
+          <w:tab w:val="left" w:pos="709" w:leader="none"/>
+        </w:tabs>
+        <w:bidi w:val="0"/>
+        <w:ind w:hanging="283" w:left="709"/>
+        <w:jc w:val="left"/>
+        <w:rPr/>
+      </w:pPr>
+      <w:r>
+        <w:rPr/>
+        <w:t xml:space="preserve">Deze analyse jaarlijks herhalen. </w:t>
+      </w:r>
+    </w:p>
+    <w:p>
+      <w:pPr>
+        <w:pStyle w:val="Heading3"/>
+        <w:bidi w:val="0"/>
+        <w:jc w:val="left"/>
+        <w:rPr/>
+      </w:pPr>
+      <w:r>
+        <w:rPr/>
+        <w:t>Verantwoordelijken per systeem</w:t>
+      </w:r>
+    </w:p>
+    <w:tbl>
+      <w:tblPr>
+        <w:tblW w:w="5000" w:type="pct"/>
+        <w:jc w:val="left"/>
+        <w:tblInd w:w="75" w:type="dxa"/>
+        <w:tblLayout w:type="fixed"/>
+        <w:tblCellMar>
+          <w:top w:w="75" w:type="dxa"/>
+          <w:left w:w="75" w:type="dxa"/>
+          <w:bottom w:w="75" w:type="dxa"/>
+          <w:right w:w="75" w:type="dxa"/>
+        </w:tblCellMar>
+      </w:tblPr>
+      <w:tblGrid>
+        <w:gridCol w:w="3161"/>
+        <w:gridCol w:w="4215"/>
+        <w:gridCol w:w="3162"/>
+      </w:tblGrid>
+      <w:tr>
+        <w:trPr/>
+        <w:tc>
+          <w:tcPr>
+            <w:tcW w:w="3161" w:type="dxa"/>
+            <w:tcBorders>
+              <w:top w:val="single" w:sz="6" w:space="0" w:color="808080"/>
+              <w:left w:val="single" w:sz="6" w:space="0" w:color="808080"/>
+              <w:bottom w:val="single" w:sz="2" w:space="0" w:color="808080"/>
+              <w:right w:val="single" w:sz="6" w:space="0" w:color="808080"/>
+            </w:tcBorders>
+            <w:shd w:fill="E8E3D6" w:val="clear"/>
+            <w:vAlign w:val="center"/>
+          </w:tcPr>
+          <w:p>
+            <w:pPr>
+              <w:pStyle w:val="TableHeading"/>
+              <w:suppressLineNumbers/>
+              <w:bidi w:val="0"/>
+              <w:jc w:val="left"/>
+              <w:rPr/>
+            </w:pPr>
+            <w:r>
+              <w:rPr/>
+              <w:t>Systeem</w:t>
+            </w:r>
+          </w:p>
+        </w:tc>
+        <w:tc>
+          <w:tcPr>
+            <w:tcW w:w="4215" w:type="dxa"/>
+            <w:tcBorders>
+              <w:top w:val="single" w:sz="6" w:space="0" w:color="808080"/>
+              <w:left w:val="single" w:sz="2" w:space="0" w:color="808080"/>
+              <w:bottom w:val="single" w:sz="2" w:space="0" w:color="808080"/>
+              <w:right w:val="single" w:sz="6" w:space="0" w:color="808080"/>
+            </w:tcBorders>
+            <w:shd w:fill="E8E3D6" w:val="clear"/>
+            <w:vAlign w:val="center"/>
+          </w:tcPr>
+          <w:p>
+            <w:pPr>
+              <w:pStyle w:val="TableHeading"/>
+              <w:suppressLineNumbers/>
+              <w:bidi w:val="0"/>
+              <w:jc w:val="left"/>
+              <w:rPr/>
+            </w:pPr>
+            <w:r>
+              <w:rPr/>
+              <w:t>Verantwoordelijke (naam, functie)</w:t>
+            </w:r>
+          </w:p>
+        </w:tc>
+        <w:tc>
+          <w:tcPr>
+            <w:tcW w:w="3162" w:type="dxa"/>
+            <w:tcBorders>
+              <w:top w:val="single" w:sz="6" w:space="0" w:color="808080"/>
+              <w:left w:val="single" w:sz="2" w:space="0" w:color="808080"/>
+              <w:bottom w:val="single" w:sz="2" w:space="0" w:color="808080"/>
+              <w:right w:val="single" w:sz="6" w:space="0" w:color="808080"/>
+            </w:tcBorders>
+            <w:shd w:fill="E8E3D6" w:val="clear"/>
+            <w:vAlign w:val="center"/>
+          </w:tcPr>
+          <w:p>
+            <w:pPr>
+              <w:pStyle w:val="TableHeading"/>
+              <w:bidi w:val="0"/>
+              <w:ind w:hanging="0" w:left="0" w:right="0"/>
+              <w:jc w:val="left"/>
+              <w:rPr/>
+            </w:pPr>
+            <w:r>
+              <w:rPr/>
+              <w:t xml:space="preserve">Nu </w:t>
+            </w:r>
+            <w:r>
+              <w:rPr>
+                <w:b/>
+                <w:color w:val="7A5A12"/>
+              </w:rPr>
+              <w:t>(gemeld)</w:t>
+            </w:r>
+          </w:p>
+        </w:tc>
+      </w:tr>
+      <w:tr>
+        <w:trPr/>
+        <w:tc>
+          <w:tcPr>
+            <w:tcW w:w="3161" w:type="dxa"/>
+            <w:tcBorders>
+              <w:left w:val="single" w:sz="6" w:space="0" w:color="808080"/>
+              <w:bottom w:val="single" w:sz="2" w:space="0" w:color="808080"/>
+              <w:right w:val="single" w:sz="6" w:space="0" w:color="808080"/>
+            </w:tcBorders>
+            <w:vAlign w:val="center"/>
+          </w:tcPr>
+          <w:p>
+            <w:pPr>
+              <w:pStyle w:val="TableContents"/>
+              <w:widowControl w:val="false"/>
+              <w:suppressLineNumbers/>
+              <w:bidi w:val="0"/>
+              <w:jc w:val="left"/>
+              <w:rPr/>
+            </w:pPr>
+            <w:r>
+              <w:rPr/>
+              <w:t>Microsoft 365</w:t>
+            </w:r>
+          </w:p>
+        </w:tc>
+        <w:tc>
+          <w:tcPr>
+            <w:tcW w:w="4215" w:type="dxa"/>
+            <w:tcBorders>
+              <w:left w:val="single" w:sz="2" w:space="0" w:color="808080"/>
+              <w:bottom w:val="single" w:sz="2" w:space="0" w:color="808080"/>
+              <w:right w:val="single" w:sz="6" w:space="0" w:color="808080"/>
+            </w:tcBorders>
+            <w:shd w:fill="FFF6E0" w:val="clear"/>
+            <w:vAlign w:val="center"/>
+          </w:tcPr>
+          <w:p>
+            <w:pPr>
+              <w:pStyle w:val="TableContents"/>
+              <w:widowControl w:val="false"/>
+              <w:suppressLineNumbers/>
+              <w:bidi w:val="0"/>
+              <w:jc w:val="left"/>
+              <w:rPr/>
+            </w:pPr>
+            <w:r>
+              <w:rPr/>
+              <w:t>…</w:t>
+            </w:r>
+          </w:p>
+        </w:tc>
+        <w:tc>
+          <w:tcPr>
+            <w:tcW w:w="3162" w:type="dxa"/>
+            <w:tcBorders>
+              <w:left w:val="single" w:sz="2" w:space="0" w:color="808080"/>
+              <w:bottom w:val="single" w:sz="2" w:space="0" w:color="808080"/>
+              <w:right w:val="single" w:sz="6" w:space="0" w:color="808080"/>
+            </w:tcBorders>
+            <w:vAlign w:val="center"/>
+          </w:tcPr>
+          <w:p>
+            <w:pPr>
+              <w:pStyle w:val="TableContents"/>
+              <w:widowControl w:val="false"/>
+              <w:suppressLineNumbers/>
+              <w:bidi w:val="0"/>
+              <w:jc w:val="left"/>
+              <w:rPr/>
+            </w:pPr>
+            <w:r>
+              <w:rPr/>
+              <w:t>Niet benoemd</w:t>
+            </w:r>
+          </w:p>
+        </w:tc>
+      </w:tr>
+      <w:tr>
+        <w:trPr/>
+        <w:tc>
+          <w:tcPr>
+            <w:tcW w:w="3161" w:type="dxa"/>
+            <w:tcBorders>
+              <w:left w:val="single" w:sz="6" w:space="0" w:color="808080"/>
+              <w:bottom w:val="single" w:sz="2" w:space="0" w:color="808080"/>
+              <w:right w:val="single" w:sz="6" w:space="0" w:color="808080"/>
+            </w:tcBorders>
+            <w:vAlign w:val="center"/>
+          </w:tcPr>
+          <w:p>
+            <w:pPr>
+              <w:pStyle w:val="TableContents"/>
+              <w:widowControl w:val="false"/>
+              <w:suppressLineNumbers/>
+              <w:bidi w:val="0"/>
+              <w:jc w:val="left"/>
+              <w:rPr/>
+            </w:pPr>
+            <w:r>
+              <w:rPr/>
+              <w:t>Microsoft Azure</w:t>
+            </w:r>
+          </w:p>
+        </w:tc>
+        <w:tc>
+          <w:tcPr>
+            <w:tcW w:w="4215" w:type="dxa"/>
+            <w:tcBorders>
+              <w:left w:val="single" w:sz="2" w:space="0" w:color="808080"/>
+              <w:bottom w:val="single" w:sz="2" w:space="0" w:color="808080"/>
+              <w:right w:val="single" w:sz="6" w:space="0" w:color="808080"/>
+            </w:tcBorders>
+            <w:shd w:fill="FFF6E0" w:val="clear"/>
+            <w:vAlign w:val="center"/>
+          </w:tcPr>
+          <w:p>
+            <w:pPr>
+              <w:pStyle w:val="TableContents"/>
+              <w:widowControl w:val="false"/>
+              <w:suppressLineNumbers/>
+              <w:bidi w:val="0"/>
+              <w:jc w:val="left"/>
+              <w:rPr/>
+            </w:pPr>
+            <w:r>
+              <w:rPr/>
+              <w:t>…</w:t>
+            </w:r>
+          </w:p>
+        </w:tc>
+        <w:tc>
+          <w:tcPr>
+            <w:tcW w:w="3162" w:type="dxa"/>
+            <w:tcBorders>
+              <w:left w:val="single" w:sz="2" w:space="0" w:color="808080"/>
+              <w:bottom w:val="single" w:sz="2" w:space="0" w:color="808080"/>
+              <w:right w:val="single" w:sz="6" w:space="0" w:color="808080"/>
+            </w:tcBorders>
+            <w:vAlign w:val="center"/>
+          </w:tcPr>
+          <w:p>
+            <w:pPr>
+              <w:pStyle w:val="TableContents"/>
+              <w:widowControl w:val="false"/>
+              <w:suppressLineNumbers/>
+              <w:bidi w:val="0"/>
+              <w:jc w:val="left"/>
+              <w:rPr/>
+            </w:pPr>
+            <w:r>
+              <w:rPr/>
+              <w:t>Informatiemanager, zonder formeel mandaat</w:t>
+            </w:r>
+          </w:p>
+        </w:tc>
+      </w:tr>
+      <w:tr>
+        <w:trPr/>
+        <w:tc>
+          <w:tcPr>
+            <w:tcW w:w="3161" w:type="dxa"/>
+            <w:tcBorders>
+              <w:left w:val="single" w:sz="6" w:space="0" w:color="808080"/>
+              <w:bottom w:val="single" w:sz="2" w:space="0" w:color="808080"/>
+              <w:right w:val="single" w:sz="6" w:space="0" w:color="808080"/>
+            </w:tcBorders>
+            <w:vAlign w:val="center"/>
+          </w:tcPr>
+          <w:p>
+            <w:pPr>
+              <w:pStyle w:val="TableContents"/>
+              <w:widowControl w:val="false"/>
+              <w:suppressLineNumbers/>
+              <w:bidi w:val="0"/>
+              <w:jc w:val="left"/>
+              <w:rPr/>
+            </w:pPr>
+            <w:r>
+              <w:rPr/>
+              <w:t>Zaaksysteem</w:t>
+            </w:r>
+          </w:p>
+        </w:tc>
+        <w:tc>
+          <w:tcPr>
+            <w:tcW w:w="4215" w:type="dxa"/>
+            <w:tcBorders>
+              <w:left w:val="single" w:sz="2" w:space="0" w:color="808080"/>
+              <w:bottom w:val="single" w:sz="2" w:space="0" w:color="808080"/>
+              <w:right w:val="single" w:sz="6" w:space="0" w:color="808080"/>
+            </w:tcBorders>
+            <w:shd w:fill="FFF6E0" w:val="clear"/>
+            <w:vAlign w:val="center"/>
+          </w:tcPr>
+          <w:p>
+            <w:pPr>
+              <w:pStyle w:val="TableContents"/>
+              <w:widowControl w:val="false"/>
+              <w:suppressLineNumbers/>
+              <w:bidi w:val="0"/>
+              <w:jc w:val="left"/>
+              <w:rPr/>
+            </w:pPr>
+            <w:r>
+              <w:rPr/>
+              <w:t>…</w:t>
+            </w:r>
+          </w:p>
+        </w:tc>
+        <w:tc>
+          <w:tcPr>
+            <w:tcW w:w="3162" w:type="dxa"/>
+            <w:tcBorders>
+              <w:left w:val="single" w:sz="2" w:space="0" w:color="808080"/>
+              <w:bottom w:val="single" w:sz="2" w:space="0" w:color="808080"/>
+              <w:right w:val="single" w:sz="6" w:space="0" w:color="808080"/>
+            </w:tcBorders>
+            <w:vAlign w:val="center"/>
+          </w:tcPr>
+          <w:p>
+            <w:pPr>
+              <w:pStyle w:val="TableContents"/>
+              <w:widowControl w:val="false"/>
+              <w:suppressLineNumbers/>
+              <w:bidi w:val="0"/>
+              <w:jc w:val="left"/>
+              <w:rPr/>
+            </w:pPr>
+            <w:r>
+              <w:rPr/>
+              <w:t>Niet benoemd</w:t>
+            </w:r>
+          </w:p>
+        </w:tc>
+      </w:tr>
+      <w:tr>
+        <w:trPr/>
+        <w:tc>
+          <w:tcPr>
+            <w:tcW w:w="3161" w:type="dxa"/>
+            <w:tcBorders>
+              <w:left w:val="single" w:sz="6" w:space="0" w:color="808080"/>
+              <w:bottom w:val="single" w:sz="6" w:space="0" w:color="808080"/>
+              <w:right w:val="single" w:sz="6" w:space="0" w:color="808080"/>
+            </w:tcBorders>
+            <w:vAlign w:val="center"/>
+          </w:tcPr>
+          <w:p>
+            <w:pPr>
+              <w:pStyle w:val="TableContents"/>
+              <w:widowControl w:val="false"/>
+              <w:suppressLineNumbers/>
+              <w:bidi w:val="0"/>
+              <w:jc w:val="left"/>
+              <w:rPr/>
+            </w:pPr>
+            <w:r>
+              <w:rPr/>
+              <w:t>Geo-informatie</w:t>
+            </w:r>
+          </w:p>
+        </w:tc>
+        <w:tc>
+          <w:tcPr>
+            <w:tcW w:w="4215" w:type="dxa"/>
+            <w:tcBorders>
+              <w:left w:val="single" w:sz="2" w:space="0" w:color="808080"/>
+              <w:bottom w:val="single" w:sz="6" w:space="0" w:color="808080"/>
+              <w:right w:val="single" w:sz="6" w:space="0" w:color="808080"/>
+            </w:tcBorders>
+            <w:shd w:fill="FFF6E0" w:val="clear"/>
+            <w:vAlign w:val="center"/>
+          </w:tcPr>
+          <w:p>
+            <w:pPr>
+              <w:pStyle w:val="TableContents"/>
+              <w:widowControl w:val="false"/>
+              <w:suppressLineNumbers/>
+              <w:bidi w:val="0"/>
+              <w:jc w:val="left"/>
+              <w:rPr/>
+            </w:pPr>
+            <w:r>
+              <w:rPr/>
+              <w:t>…</w:t>
+            </w:r>
+          </w:p>
+        </w:tc>
+        <w:tc>
+          <w:tcPr>
+            <w:tcW w:w="3162" w:type="dxa"/>
+            <w:tcBorders>
+              <w:left w:val="single" w:sz="2" w:space="0" w:color="808080"/>
+              <w:bottom w:val="single" w:sz="6" w:space="0" w:color="808080"/>
+              <w:right w:val="single" w:sz="6" w:space="0" w:color="808080"/>
+            </w:tcBorders>
+            <w:vAlign w:val="center"/>
+          </w:tcPr>
+          <w:p>
+            <w:pPr>
+              <w:pStyle w:val="TableContents"/>
+              <w:widowControl w:val="false"/>
+              <w:suppressLineNumbers/>
+              <w:bidi w:val="0"/>
+              <w:jc w:val="left"/>
+              <w:rPr/>
+            </w:pPr>
+            <w:r>
+              <w:rPr/>
+              <w:t>Teamleider geo</w:t>
+            </w:r>
+          </w:p>
+        </w:tc>
+      </w:tr>
+    </w:tbl>
+    <w:p>
+      <w:pPr>
+        <w:pStyle w:val="Heading3"/>
+        <w:bidi w:val="0"/>
+        <w:jc w:val="left"/>
+        <w:rPr/>
+      </w:pPr>
+      <w:r>
+        <w:rPr/>
+        <w:t>Overwegingen</w:t>
+      </w:r>
+    </w:p>
+    <w:p>
+      <w:pPr>
+        <w:pStyle w:val="BodyText"/>
+        <w:numPr>
+          <w:ilvl w:val="0"/>
+          <w:numId w:val="4"/>
+        </w:numPr>
+        <w:tabs>
+          <w:tab w:val="clear" w:pos="709"/>
+          <w:tab w:val="left" w:pos="709" w:leader="none"/>
+        </w:tabs>
+        <w:bidi w:val="0"/>
+        <w:spacing w:before="0" w:after="0"/>
+        <w:ind w:hanging="283" w:left="709"/>
+        <w:jc w:val="left"/>
+        <w:rPr/>
+      </w:pPr>
+      <w:r>
+        <w:rPr/>
+        <w:t xml:space="preserve">Onder de Cyberbeveiligingswet is de leiding van de organisatie verantwoordelijk voor de zorgplicht, ook voor de leveranciersketen. </w:t>
+      </w:r>
+    </w:p>
+    <w:p>
+      <w:pPr>
+        <w:pStyle w:val="BodyText"/>
+        <w:numPr>
+          <w:ilvl w:val="0"/>
+          <w:numId w:val="4"/>
+        </w:numPr>
+        <w:tabs>
+          <w:tab w:val="clear" w:pos="709"/>
+          <w:tab w:val="left" w:pos="709" w:leader="none"/>
+        </w:tabs>
+        <w:bidi w:val="0"/>
+        <w:spacing w:before="0" w:after="0"/>
+        <w:ind w:hanging="283" w:left="709"/>
+        <w:jc w:val="left"/>
+        <w:rPr/>
+      </w:pPr>
+      <w:r>
+        <w:rPr/>
+        <w:t xml:space="preserve">Een Europese aanbesteding kost al snel maanden. Wie na november besluit, heeft weinig ruimte voordat het Azure-contract afloopt. </w:t>
+      </w:r>
+    </w:p>
+    <w:p>
+      <w:pPr>
+        <w:pStyle w:val="BodyText"/>
+        <w:numPr>
+          <w:ilvl w:val="0"/>
+          <w:numId w:val="4"/>
+        </w:numPr>
+        <w:tabs>
+          <w:tab w:val="clear" w:pos="709"/>
+          <w:tab w:val="left" w:pos="709" w:leader="none"/>
+        </w:tabs>
+        <w:bidi w:val="0"/>
+        <w:ind w:hanging="283" w:left="709"/>
+        <w:jc w:val="left"/>
+        <w:rPr/>
+      </w:pPr>
+      <w:r>
+        <w:rPr/>
+        <w:t xml:space="preserve">Vanaf 12 januari 2027 mag een cloudleverancier geen overstapkosten meer rekenen. Dat versterkt de positie bij een verlenging. </w:t>
+      </w:r>
+    </w:p>
+    <w:tbl>
+      <w:tblPr>
+        <w:tblW w:w="5000" w:type="pct"/>
+        <w:jc w:val="left"/>
+        <w:tblInd w:w="75" w:type="dxa"/>
+        <w:tblLayout w:type="fixed"/>
+        <w:tblCellMar>
+          <w:top w:w="75" w:type="dxa"/>
+          <w:left w:w="75" w:type="dxa"/>
+          <w:bottom w:w="75" w:type="dxa"/>
+          <w:right w:w="75" w:type="dxa"/>
+        </w:tblCellMar>
+      </w:tblPr>
+      <w:tblGrid>
+        <w:gridCol w:w="2951"/>
+        <w:gridCol w:w="7587"/>
+      </w:tblGrid>
+      <w:tr>
+        <w:trPr/>
+        <w:tc>
+          <w:tcPr>
+            <w:tcW w:w="2951" w:type="dxa"/>
+            <w:tcBorders>
+              <w:top w:val="single" w:sz="6" w:space="0" w:color="808080"/>
+              <w:left w:val="single" w:sz="6" w:space="0" w:color="808080"/>
+              <w:bottom w:val="single" w:sz="2" w:space="0" w:color="808080"/>
+              <w:right w:val="single" w:sz="6" w:space="0" w:color="808080"/>
+            </w:tcBorders>
+            <w:shd w:fill="E8E3D6" w:val="clear"/>
+            <w:vAlign w:val="center"/>
+          </w:tcPr>
+          <w:p>
+            <w:pPr>
+              <w:pStyle w:val="TableHeading"/>
+              <w:suppressLineNumbers/>
+              <w:bidi w:val="0"/>
+              <w:jc w:val="left"/>
+              <w:rPr/>
+            </w:pPr>
+            <w:r>
+              <w:rPr/>
+              <w:t>Financiële gevolgen</w:t>
+            </w:r>
+          </w:p>
+        </w:tc>
+        <w:tc>
+          <w:tcPr>
+            <w:tcW w:w="7587" w:type="dxa"/>
+            <w:tcBorders>
+              <w:top w:val="single" w:sz="6" w:space="0" w:color="808080"/>
+              <w:left w:val="single" w:sz="2" w:space="0" w:color="808080"/>
+              <w:bottom w:val="single" w:sz="2" w:space="0" w:color="808080"/>
+              <w:right w:val="single" w:sz="6" w:space="0" w:color="808080"/>
+            </w:tcBorders>
+            <w:shd w:fill="FFF6E0" w:val="clear"/>
+            <w:vAlign w:val="center"/>
+          </w:tcPr>
+          <w:p>
+            <w:pPr>
+              <w:pStyle w:val="TableContents"/>
+              <w:widowControl w:val="false"/>
+              <w:suppressLineNumbers/>
+              <w:bidi w:val="0"/>
+              <w:jc w:val="left"/>
+              <w:rPr/>
+            </w:pPr>
+            <w:r>
+              <w:rPr/>
+              <w:t>…</w:t>
+            </w:r>
+          </w:p>
+        </w:tc>
+      </w:tr>
+      <w:tr>
+        <w:trPr/>
+        <w:tc>
+          <w:tcPr>
+            <w:tcW w:w="2951" w:type="dxa"/>
+            <w:tcBorders>
+              <w:left w:val="single" w:sz="6" w:space="0" w:color="808080"/>
+              <w:bottom w:val="single" w:sz="2" w:space="0" w:color="808080"/>
+              <w:right w:val="single" w:sz="6" w:space="0" w:color="808080"/>
+            </w:tcBorders>
+            <w:shd w:fill="E8E3D6" w:val="clear"/>
+            <w:vAlign w:val="center"/>
+          </w:tcPr>
+          <w:p>
+            <w:pPr>
+              <w:pStyle w:val="TableHeading"/>
+              <w:suppressLineNumbers/>
+              <w:bidi w:val="0"/>
+              <w:jc w:val="left"/>
+              <w:rPr/>
+            </w:pPr>
+            <w:r>
+              <w:rPr/>
+              <w:t>Capaciteit</w:t>
+            </w:r>
+          </w:p>
+        </w:tc>
+        <w:tc>
+          <w:tcPr>
+            <w:tcW w:w="7587" w:type="dxa"/>
+            <w:tcBorders>
+              <w:left w:val="single" w:sz="2" w:space="0" w:color="808080"/>
+              <w:bottom w:val="single" w:sz="2" w:space="0" w:color="808080"/>
+              <w:right w:val="single" w:sz="6" w:space="0" w:color="808080"/>
+            </w:tcBorders>
+            <w:shd w:fill="FFF6E0" w:val="clear"/>
+            <w:vAlign w:val="center"/>
+          </w:tcPr>
+          <w:p>
+            <w:pPr>
+              <w:pStyle w:val="TableContents"/>
+              <w:widowControl w:val="false"/>
+              <w:suppressLineNumbers/>
+              <w:bidi w:val="0"/>
+              <w:jc w:val="left"/>
+              <w:rPr/>
+            </w:pPr>
+            <w:r>
+              <w:rPr/>
+              <w:t>…</w:t>
+            </w:r>
+          </w:p>
+        </w:tc>
+      </w:tr>
+      <w:tr>
+        <w:trPr/>
+        <w:tc>
+          <w:tcPr>
+            <w:tcW w:w="2951" w:type="dxa"/>
+            <w:tcBorders>
+              <w:left w:val="single" w:sz="6" w:space="0" w:color="808080"/>
+              <w:bottom w:val="single" w:sz="6" w:space="0" w:color="808080"/>
+              <w:right w:val="single" w:sz="6" w:space="0" w:color="808080"/>
+            </w:tcBorders>
+            <w:shd w:fill="E8E3D6" w:val="clear"/>
+            <w:vAlign w:val="center"/>
+          </w:tcPr>
+          <w:p>
+            <w:pPr>
+              <w:pStyle w:val="TableHeading"/>
+              <w:suppressLineNumbers/>
+              <w:bidi w:val="0"/>
+              <w:jc w:val="left"/>
+              <w:rPr/>
+            </w:pPr>
+            <w:r>
+              <w:rPr/>
+              <w:t>Risico als niet wordt besloten</w:t>
+            </w:r>
+          </w:p>
+        </w:tc>
+        <w:tc>
+          <w:tcPr>
+            <w:tcW w:w="7587" w:type="dxa"/>
+            <w:tcBorders>
+              <w:left w:val="single" w:sz="2" w:space="0" w:color="808080"/>
+              <w:bottom w:val="single" w:sz="6" w:space="0" w:color="808080"/>
+              <w:right w:val="single" w:sz="6" w:space="0" w:color="808080"/>
+            </w:tcBorders>
+            <w:vAlign w:val="center"/>
+          </w:tcPr>
+          <w:p>
+            <w:pPr>
+              <w:pStyle w:val="TableContents"/>
+              <w:widowControl w:val="false"/>
+              <w:suppressLineNumbers/>
+              <w:bidi w:val="0"/>
+              <w:jc w:val="left"/>
+              <w:rPr/>
+            </w:pPr>
+            <w:r>
+              <w:rPr/>
+              <w:t>Het Azure-contract wordt verlengd op de voorwaarden van de leverancier, en uitval van het zaaksysteem blijft onvoorbereid.</w:t>
             </w:r>
           </w:p>
         </w:tc>
@@ -2368,7 +2757,7 @@
       </w:pPr>
       <w:r>
         <w:rPr/>
-        <w:t>Bijhouden tot alles op afgerond staat. Een actie is pas afgerond als het bewijsstuk er is.</w:t>
+        <w:t>Alle acties zijn voorstellen. Een actie is pas afgerond als het bewijsstuk er is.</w:t>
       </w:r>
     </w:p>
     <w:tbl>
@@ -2385,19 +2774,18 @@
         </w:tblCellMar>
       </w:tblPr>
       <w:tblGrid>
-        <w:gridCol w:w="439"/>
-        <w:gridCol w:w="2637"/>
-        <w:gridCol w:w="1768"/>
-        <w:gridCol w:w="1328"/>
-        <w:gridCol w:w="1176"/>
-        <w:gridCol w:w="946"/>
-        <w:gridCol w:w="2245"/>
+        <w:gridCol w:w="421"/>
+        <w:gridCol w:w="2951"/>
+        <w:gridCol w:w="1791"/>
+        <w:gridCol w:w="1159"/>
+        <w:gridCol w:w="2108"/>
+        <w:gridCol w:w="2108"/>
       </w:tblGrid>
       <w:tr>
         <w:trPr/>
         <w:tc>
           <w:tcPr>
-            <w:tcW w:w="439" w:type="dxa"/>
+            <w:tcW w:w="421" w:type="dxa"/>
             <w:tcBorders>
               <w:top w:val="single" w:sz="6" w:space="0" w:color="808080"/>
               <w:left w:val="single" w:sz="6" w:space="0" w:color="808080"/>
@@ -2423,7 +2811,7 @@
         </w:tc>
         <w:tc>
           <w:tcPr>
-            <w:tcW w:w="2637" w:type="dxa"/>
+            <w:tcW w:w="2951" w:type="dxa"/>
             <w:tcBorders>
               <w:top w:val="single" w:sz="6" w:space="0" w:color="808080"/>
               <w:left w:val="single" w:sz="2" w:space="0" w:color="808080"/>
@@ -2449,7 +2837,7 @@
         </w:tc>
         <w:tc>
           <w:tcPr>
-            <w:tcW w:w="1768" w:type="dxa"/>
+            <w:tcW w:w="1791" w:type="dxa"/>
             <w:tcBorders>
               <w:top w:val="single" w:sz="6" w:space="0" w:color="808080"/>
               <w:left w:val="single" w:sz="2" w:space="0" w:color="808080"/>
@@ -2469,13 +2857,13 @@
             </w:pPr>
             <w:r>
               <w:rPr/>
-              <w:t>Eigenaar</w:t>
-            </w:r>
-          </w:p>
-        </w:tc>
-        <w:tc>
-          <w:tcPr>
-            <w:tcW w:w="1328" w:type="dxa"/>
+              <w:t>Voorgestelde verantwoordelijke</w:t>
+            </w:r>
+          </w:p>
+        </w:tc>
+        <w:tc>
+          <w:tcPr>
+            <w:tcW w:w="1159" w:type="dxa"/>
             <w:tcBorders>
               <w:top w:val="single" w:sz="6" w:space="0" w:color="808080"/>
               <w:left w:val="single" w:sz="2" w:space="0" w:color="808080"/>
@@ -2495,13 +2883,13 @@
             </w:pPr>
             <w:r>
               <w:rPr/>
-              <w:t>Besluit nodig</w:t>
-            </w:r>
-          </w:p>
-        </w:tc>
-        <w:tc>
-          <w:tcPr>
-            <w:tcW w:w="1176" w:type="dxa"/>
+              <w:t>Termijn</w:t>
+            </w:r>
+          </w:p>
+        </w:tc>
+        <w:tc>
+          <w:tcPr>
+            <w:tcW w:w="2108" w:type="dxa"/>
             <w:tcBorders>
               <w:top w:val="single" w:sz="6" w:space="0" w:color="808080"/>
               <w:left w:val="single" w:sz="2" w:space="0" w:color="808080"/>
@@ -2521,13 +2909,13 @@
             </w:pPr>
             <w:r>
               <w:rPr/>
-              <w:t>Deadline</w:t>
-            </w:r>
-          </w:p>
-        </w:tc>
-        <w:tc>
-          <w:tcPr>
-            <w:tcW w:w="946" w:type="dxa"/>
+              <w:t>Bewijsstuk</w:t>
+            </w:r>
+          </w:p>
+        </w:tc>
+        <w:tc>
+          <w:tcPr>
+            <w:tcW w:w="2108" w:type="dxa"/>
             <w:tcBorders>
               <w:top w:val="single" w:sz="6" w:space="0" w:color="808080"/>
               <w:left w:val="single" w:sz="2" w:space="0" w:color="808080"/>
@@ -2548,32 +2936,6 @@
             <w:r>
               <w:rPr/>
               <w:t>Status</w:t>
-            </w:r>
-          </w:p>
-        </w:tc>
-        <w:tc>
-          <w:tcPr>
-            <w:tcW w:w="2245" w:type="dxa"/>
-            <w:tcBorders>
-              <w:top w:val="single" w:sz="6" w:space="0" w:color="808080"/>
-              <w:left w:val="single" w:sz="2" w:space="0" w:color="808080"/>
-              <w:bottom w:val="single" w:sz="2" w:space="0" w:color="808080"/>
-              <w:right w:val="single" w:sz="6" w:space="0" w:color="808080"/>
-            </w:tcBorders>
-            <w:shd w:fill="E8E3D6" w:val="clear"/>
-            <w:vAlign w:val="center"/>
-          </w:tcPr>
-          <w:p>
-            <w:pPr>
-              <w:pStyle w:val="TableHeading"/>
-              <w:suppressLineNumbers/>
-              <w:bidi w:val="0"/>
-              <w:jc w:val="left"/>
-              <w:rPr/>
-            </w:pPr>
-            <w:r>
-              <w:rPr/>
-              <w:t>Bewijsstuk</w:t>
             </w:r>
           </w:p>
         </w:tc>
@@ -2582,7 +2944,7 @@
         <w:trPr/>
         <w:tc>
           <w:tcPr>
-            <w:tcW w:w="439" w:type="dxa"/>
+            <w:tcW w:w="421" w:type="dxa"/>
             <w:tcBorders>
               <w:left w:val="single" w:sz="6" w:space="0" w:color="808080"/>
               <w:bottom w:val="single" w:sz="2" w:space="0" w:color="808080"/>
@@ -2607,107 +2969,107 @@
         </w:tc>
         <w:tc>
           <w:tcPr>
-            <w:tcW w:w="2637" w:type="dxa"/>
-            <w:tcBorders>
-              <w:left w:val="single" w:sz="2" w:space="0" w:color="808080"/>
-              <w:bottom w:val="single" w:sz="2" w:space="0" w:color="808080"/>
-              <w:right w:val="single" w:sz="6" w:space="0" w:color="808080"/>
-            </w:tcBorders>
-            <w:vAlign w:val="center"/>
-          </w:tcPr>
-          <w:p>
-            <w:pPr>
-              <w:pStyle w:val="TableContents"/>
-              <w:widowControl w:val="false"/>
-              <w:suppressLineNumbers/>
-              <w:bidi w:val="0"/>
-              <w:jc w:val="left"/>
-              <w:rPr/>
-            </w:pPr>
-            <w:r>
-              <w:rPr/>
-              <w:t>Eigenaren benoemen en contracteindes van alle vier systemen ophalen</w:t>
-            </w:r>
-          </w:p>
-        </w:tc>
-        <w:tc>
-          <w:tcPr>
-            <w:tcW w:w="1768" w:type="dxa"/>
-            <w:tcBorders>
-              <w:left w:val="single" w:sz="2" w:space="0" w:color="808080"/>
-              <w:bottom w:val="single" w:sz="2" w:space="0" w:color="808080"/>
-              <w:right w:val="single" w:sz="6" w:space="0" w:color="808080"/>
-            </w:tcBorders>
-            <w:vAlign w:val="center"/>
-          </w:tcPr>
-          <w:p>
-            <w:pPr>
-              <w:pStyle w:val="TableContents"/>
-              <w:widowControl w:val="false"/>
-              <w:suppressLineNumbers/>
-              <w:bidi w:val="0"/>
-              <w:jc w:val="left"/>
-              <w:rPr/>
-            </w:pPr>
-            <w:r>
-              <w:rPr/>
-              <w:t>Gemeentesecretaris of directeur bedrijfsvoering</w:t>
-            </w:r>
-          </w:p>
-        </w:tc>
-        <w:tc>
-          <w:tcPr>
-            <w:tcW w:w="1328" w:type="dxa"/>
-            <w:tcBorders>
-              <w:left w:val="single" w:sz="2" w:space="0" w:color="808080"/>
-              <w:bottom w:val="single" w:sz="2" w:space="0" w:color="808080"/>
-              <w:right w:val="single" w:sz="6" w:space="0" w:color="808080"/>
-            </w:tcBorders>
-            <w:vAlign w:val="center"/>
-          </w:tcPr>
-          <w:p>
-            <w:pPr>
-              <w:pStyle w:val="TableContents"/>
-              <w:widowControl w:val="false"/>
-              <w:suppressLineNumbers/>
-              <w:bidi w:val="0"/>
-              <w:jc w:val="left"/>
-              <w:rPr/>
-            </w:pPr>
-            <w:r>
-              <w:rPr/>
-              <w:t>Ja, besluit 1</w:t>
-            </w:r>
-          </w:p>
-        </w:tc>
-        <w:tc>
-          <w:tcPr>
-            <w:tcW w:w="1176" w:type="dxa"/>
-            <w:tcBorders>
-              <w:left w:val="single" w:sz="2" w:space="0" w:color="808080"/>
-              <w:bottom w:val="single" w:sz="2" w:space="0" w:color="808080"/>
-              <w:right w:val="single" w:sz="6" w:space="0" w:color="808080"/>
-            </w:tcBorders>
-            <w:vAlign w:val="center"/>
-          </w:tcPr>
-          <w:p>
-            <w:pPr>
-              <w:pStyle w:val="TableContents"/>
-              <w:widowControl w:val="false"/>
-              <w:suppressLineNumbers/>
-              <w:bidi w:val="0"/>
-              <w:jc w:val="left"/>
-              <w:rPr/>
-            </w:pPr>
-            <w:r>
-              <w:rPr/>
-              <w:t>17-09-2026</w:t>
-            </w:r>
-          </w:p>
-        </w:tc>
-        <w:tc>
-          <w:tcPr>
-            <w:tcW w:w="946" w:type="dxa"/>
+            <w:tcW w:w="2951" w:type="dxa"/>
+            <w:tcBorders>
+              <w:left w:val="single" w:sz="2" w:space="0" w:color="808080"/>
+              <w:bottom w:val="single" w:sz="2" w:space="0" w:color="808080"/>
+              <w:right w:val="single" w:sz="6" w:space="0" w:color="808080"/>
+            </w:tcBorders>
+            <w:vAlign w:val="center"/>
+          </w:tcPr>
+          <w:p>
+            <w:pPr>
+              <w:pStyle w:val="TableContents"/>
+              <w:widowControl w:val="false"/>
+              <w:suppressLineNumbers/>
+              <w:bidi w:val="0"/>
+              <w:jc w:val="left"/>
+              <w:rPr/>
+            </w:pPr>
+            <w:r>
+              <w:rPr/>
+              <w:t>Einddatum, opzegtermijn en verlengingsregeling van alle vier systemen ophalen</w:t>
+            </w:r>
+          </w:p>
+        </w:tc>
+        <w:tc>
+          <w:tcPr>
+            <w:tcW w:w="1791" w:type="dxa"/>
+            <w:tcBorders>
+              <w:left w:val="single" w:sz="2" w:space="0" w:color="808080"/>
+              <w:bottom w:val="single" w:sz="2" w:space="0" w:color="808080"/>
+              <w:right w:val="single" w:sz="6" w:space="0" w:color="808080"/>
+            </w:tcBorders>
+            <w:vAlign w:val="center"/>
+          </w:tcPr>
+          <w:p>
+            <w:pPr>
+              <w:pStyle w:val="TableContents"/>
+              <w:widowControl w:val="false"/>
+              <w:suppressLineNumbers/>
+              <w:bidi w:val="0"/>
+              <w:jc w:val="left"/>
+              <w:rPr/>
+            </w:pPr>
+            <w:r>
+              <w:rPr/>
+              <w:t>Inkoop</w:t>
+            </w:r>
+          </w:p>
+        </w:tc>
+        <w:tc>
+          <w:tcPr>
+            <w:tcW w:w="1159" w:type="dxa"/>
+            <w:tcBorders>
+              <w:left w:val="single" w:sz="2" w:space="0" w:color="808080"/>
+              <w:bottom w:val="single" w:sz="2" w:space="0" w:color="808080"/>
+              <w:right w:val="single" w:sz="6" w:space="0" w:color="808080"/>
+            </w:tcBorders>
+            <w:vAlign w:val="center"/>
+          </w:tcPr>
+          <w:p>
+            <w:pPr>
+              <w:pStyle w:val="TableContents"/>
+              <w:widowControl w:val="false"/>
+              <w:suppressLineNumbers/>
+              <w:bidi w:val="0"/>
+              <w:jc w:val="left"/>
+              <w:rPr/>
+            </w:pPr>
+            <w:r>
+              <w:rPr/>
+              <w:t>15-10-2026</w:t>
+            </w:r>
+          </w:p>
+        </w:tc>
+        <w:tc>
+          <w:tcPr>
+            <w:tcW w:w="2108" w:type="dxa"/>
+            <w:tcBorders>
+              <w:left w:val="single" w:sz="2" w:space="0" w:color="808080"/>
+              <w:bottom w:val="single" w:sz="2" w:space="0" w:color="808080"/>
+              <w:right w:val="single" w:sz="6" w:space="0" w:color="808080"/>
+            </w:tcBorders>
+            <w:vAlign w:val="center"/>
+          </w:tcPr>
+          <w:p>
+            <w:pPr>
+              <w:pStyle w:val="TableContents"/>
+              <w:widowControl w:val="false"/>
+              <w:suppressLineNumbers/>
+              <w:bidi w:val="0"/>
+              <w:jc w:val="left"/>
+              <w:rPr/>
+            </w:pPr>
+            <w:r>
+              <w:rPr/>
+              <w:t>Bijgewerkt contractregister</w:t>
+            </w:r>
+          </w:p>
+        </w:tc>
+        <w:tc>
+          <w:tcPr>
+            <w:tcW w:w="2108" w:type="dxa"/>
             <w:tcBorders>
               <w:left w:val="single" w:sz="2" w:space="0" w:color="808080"/>
               <w:bottom w:val="single" w:sz="2" w:space="0" w:color="808080"/>
@@ -2728,31 +3090,6 @@
             <w:r>
               <w:rPr/>
               <w:t>Open</w:t>
-            </w:r>
-          </w:p>
-        </w:tc>
-        <w:tc>
-          <w:tcPr>
-            <w:tcW w:w="2245" w:type="dxa"/>
-            <w:tcBorders>
-              <w:left w:val="single" w:sz="2" w:space="0" w:color="808080"/>
-              <w:bottom w:val="single" w:sz="2" w:space="0" w:color="808080"/>
-              <w:right w:val="single" w:sz="6" w:space="0" w:color="808080"/>
-            </w:tcBorders>
-            <w:vAlign w:val="center"/>
-          </w:tcPr>
-          <w:p>
-            <w:pPr>
-              <w:pStyle w:val="TableContents"/>
-              <w:widowControl w:val="false"/>
-              <w:suppressLineNumbers/>
-              <w:bidi w:val="0"/>
-              <w:jc w:val="left"/>
-              <w:rPr/>
-            </w:pPr>
-            <w:r>
-              <w:rPr/>
-              <w:t>Besluit en bijgewerkt contractregister</w:t>
             </w:r>
           </w:p>
         </w:tc>
@@ -2761,7 +3098,7 @@
         <w:trPr/>
         <w:tc>
           <w:tcPr>
-            <w:tcW w:w="439" w:type="dxa"/>
+            <w:tcW w:w="421" w:type="dxa"/>
             <w:tcBorders>
               <w:left w:val="single" w:sz="6" w:space="0" w:color="808080"/>
               <w:bottom w:val="single" w:sz="2" w:space="0" w:color="808080"/>
@@ -2786,107 +3123,107 @@
         </w:tc>
         <w:tc>
           <w:tcPr>
-            <w:tcW w:w="2637" w:type="dxa"/>
-            <w:tcBorders>
-              <w:left w:val="single" w:sz="2" w:space="0" w:color="808080"/>
-              <w:bottom w:val="single" w:sz="2" w:space="0" w:color="808080"/>
-              <w:right w:val="single" w:sz="6" w:space="0" w:color="808080"/>
-            </w:tcBorders>
-            <w:vAlign w:val="center"/>
-          </w:tcPr>
-          <w:p>
-            <w:pPr>
-              <w:pStyle w:val="TableContents"/>
-              <w:widowControl w:val="false"/>
-              <w:suppressLineNumbers/>
-              <w:bidi w:val="0"/>
-              <w:jc w:val="left"/>
-              <w:rPr/>
-            </w:pPr>
-            <w:r>
-              <w:rPr/>
-              <w:t>Verlengingstermijn Azure-contract uitzoeken</w:t>
-            </w:r>
-          </w:p>
-        </w:tc>
-        <w:tc>
-          <w:tcPr>
-            <w:tcW w:w="1768" w:type="dxa"/>
-            <w:tcBorders>
-              <w:left w:val="single" w:sz="2" w:space="0" w:color="808080"/>
-              <w:bottom w:val="single" w:sz="2" w:space="0" w:color="808080"/>
-              <w:right w:val="single" w:sz="6" w:space="0" w:color="808080"/>
-            </w:tcBorders>
-            <w:vAlign w:val="center"/>
-          </w:tcPr>
-          <w:p>
-            <w:pPr>
-              <w:pStyle w:val="TableContents"/>
-              <w:widowControl w:val="false"/>
-              <w:suppressLineNumbers/>
-              <w:bidi w:val="0"/>
-              <w:jc w:val="left"/>
-              <w:rPr/>
-            </w:pPr>
-            <w:r>
-              <w:rPr/>
-              <w:t>Inkoop</w:t>
-            </w:r>
-          </w:p>
-        </w:tc>
-        <w:tc>
-          <w:tcPr>
-            <w:tcW w:w="1328" w:type="dxa"/>
-            <w:tcBorders>
-              <w:left w:val="single" w:sz="2" w:space="0" w:color="808080"/>
-              <w:bottom w:val="single" w:sz="2" w:space="0" w:color="808080"/>
-              <w:right w:val="single" w:sz="6" w:space="0" w:color="808080"/>
-            </w:tcBorders>
-            <w:vAlign w:val="center"/>
-          </w:tcPr>
-          <w:p>
-            <w:pPr>
-              <w:pStyle w:val="TableContents"/>
-              <w:widowControl w:val="false"/>
-              <w:suppressLineNumbers/>
-              <w:bidi w:val="0"/>
-              <w:jc w:val="left"/>
-              <w:rPr/>
-            </w:pPr>
-            <w:r>
-              <w:rPr/>
-              <w:t>Nee</w:t>
-            </w:r>
-          </w:p>
-        </w:tc>
-        <w:tc>
-          <w:tcPr>
-            <w:tcW w:w="1176" w:type="dxa"/>
-            <w:tcBorders>
-              <w:left w:val="single" w:sz="2" w:space="0" w:color="808080"/>
-              <w:bottom w:val="single" w:sz="2" w:space="0" w:color="808080"/>
-              <w:right w:val="single" w:sz="6" w:space="0" w:color="808080"/>
-            </w:tcBorders>
-            <w:vAlign w:val="center"/>
-          </w:tcPr>
-          <w:p>
-            <w:pPr>
-              <w:pStyle w:val="TableContents"/>
-              <w:widowControl w:val="false"/>
-              <w:suppressLineNumbers/>
-              <w:bidi w:val="0"/>
-              <w:jc w:val="left"/>
-              <w:rPr/>
-            </w:pPr>
-            <w:r>
-              <w:rPr/>
-              <w:t>01-10-2026</w:t>
-            </w:r>
-          </w:p>
-        </w:tc>
-        <w:tc>
-          <w:tcPr>
-            <w:tcW w:w="946" w:type="dxa"/>
+            <w:tcW w:w="2951" w:type="dxa"/>
+            <w:tcBorders>
+              <w:left w:val="single" w:sz="2" w:space="0" w:color="808080"/>
+              <w:bottom w:val="single" w:sz="2" w:space="0" w:color="808080"/>
+              <w:right w:val="single" w:sz="6" w:space="0" w:color="808080"/>
+            </w:tcBorders>
+            <w:vAlign w:val="center"/>
+          </w:tcPr>
+          <w:p>
+            <w:pPr>
+              <w:pStyle w:val="TableContents"/>
+              <w:widowControl w:val="false"/>
+              <w:suppressLineNumbers/>
+              <w:bidi w:val="0"/>
+              <w:jc w:val="left"/>
+              <w:rPr/>
+            </w:pPr>
+            <w:r>
+              <w:rPr/>
+              <w:t>Verantwoordelijke in de leiding aanwijzen</w:t>
+            </w:r>
+          </w:p>
+        </w:tc>
+        <w:tc>
+          <w:tcPr>
+            <w:tcW w:w="1791" w:type="dxa"/>
+            <w:tcBorders>
+              <w:left w:val="single" w:sz="2" w:space="0" w:color="808080"/>
+              <w:bottom w:val="single" w:sz="2" w:space="0" w:color="808080"/>
+              <w:right w:val="single" w:sz="6" w:space="0" w:color="808080"/>
+            </w:tcBorders>
+            <w:vAlign w:val="center"/>
+          </w:tcPr>
+          <w:p>
+            <w:pPr>
+              <w:pStyle w:val="TableContents"/>
+              <w:widowControl w:val="false"/>
+              <w:suppressLineNumbers/>
+              <w:bidi w:val="0"/>
+              <w:jc w:val="left"/>
+              <w:rPr/>
+            </w:pPr>
+            <w:r>
+              <w:rPr/>
+              <w:t>Gemeentesecretaris</w:t>
+            </w:r>
+          </w:p>
+        </w:tc>
+        <w:tc>
+          <w:tcPr>
+            <w:tcW w:w="1159" w:type="dxa"/>
+            <w:tcBorders>
+              <w:left w:val="single" w:sz="2" w:space="0" w:color="808080"/>
+              <w:bottom w:val="single" w:sz="2" w:space="0" w:color="808080"/>
+              <w:right w:val="single" w:sz="6" w:space="0" w:color="808080"/>
+            </w:tcBorders>
+            <w:vAlign w:val="center"/>
+          </w:tcPr>
+          <w:p>
+            <w:pPr>
+              <w:pStyle w:val="TableContents"/>
+              <w:widowControl w:val="false"/>
+              <w:suppressLineNumbers/>
+              <w:bidi w:val="0"/>
+              <w:jc w:val="left"/>
+              <w:rPr/>
+            </w:pPr>
+            <w:r>
+              <w:rPr/>
+              <w:t>29-10-2026</w:t>
+            </w:r>
+          </w:p>
+        </w:tc>
+        <w:tc>
+          <w:tcPr>
+            <w:tcW w:w="2108" w:type="dxa"/>
+            <w:tcBorders>
+              <w:left w:val="single" w:sz="2" w:space="0" w:color="808080"/>
+              <w:bottom w:val="single" w:sz="2" w:space="0" w:color="808080"/>
+              <w:right w:val="single" w:sz="6" w:space="0" w:color="808080"/>
+            </w:tcBorders>
+            <w:vAlign w:val="center"/>
+          </w:tcPr>
+          <w:p>
+            <w:pPr>
+              <w:pStyle w:val="TableContents"/>
+              <w:widowControl w:val="false"/>
+              <w:suppressLineNumbers/>
+              <w:bidi w:val="0"/>
+              <w:jc w:val="left"/>
+              <w:rPr/>
+            </w:pPr>
+            <w:r>
+              <w:rPr/>
+              <w:t>Besluit</w:t>
+            </w:r>
+          </w:p>
+        </w:tc>
+        <w:tc>
+          <w:tcPr>
+            <w:tcW w:w="2108" w:type="dxa"/>
             <w:tcBorders>
               <w:left w:val="single" w:sz="2" w:space="0" w:color="808080"/>
               <w:bottom w:val="single" w:sz="2" w:space="0" w:color="808080"/>
@@ -2907,31 +3244,6 @@
             <w:r>
               <w:rPr/>
               <w:t>Open</w:t>
-            </w:r>
-          </w:p>
-        </w:tc>
-        <w:tc>
-          <w:tcPr>
-            <w:tcW w:w="2245" w:type="dxa"/>
-            <w:tcBorders>
-              <w:left w:val="single" w:sz="2" w:space="0" w:color="808080"/>
-              <w:bottom w:val="single" w:sz="2" w:space="0" w:color="808080"/>
-              <w:right w:val="single" w:sz="6" w:space="0" w:color="808080"/>
-            </w:tcBorders>
-            <w:vAlign w:val="center"/>
-          </w:tcPr>
-          <w:p>
-            <w:pPr>
-              <w:pStyle w:val="TableContents"/>
-              <w:widowControl w:val="false"/>
-              <w:suppressLineNumbers/>
-              <w:bidi w:val="0"/>
-              <w:jc w:val="left"/>
-              <w:rPr/>
-            </w:pPr>
-            <w:r>
-              <w:rPr/>
-              <w:t>Contractpassage</w:t>
             </w:r>
           </w:p>
         </w:tc>
@@ -2940,7 +3252,7 @@
         <w:trPr/>
         <w:tc>
           <w:tcPr>
-            <w:tcW w:w="439" w:type="dxa"/>
+            <w:tcW w:w="421" w:type="dxa"/>
             <w:tcBorders>
               <w:left w:val="single" w:sz="6" w:space="0" w:color="808080"/>
               <w:bottom w:val="single" w:sz="2" w:space="0" w:color="808080"/>
@@ -2965,107 +3277,107 @@
         </w:tc>
         <w:tc>
           <w:tcPr>
-            <w:tcW w:w="2637" w:type="dxa"/>
-            <w:tcBorders>
-              <w:left w:val="single" w:sz="2" w:space="0" w:color="808080"/>
-              <w:bottom w:val="single" w:sz="2" w:space="0" w:color="808080"/>
-              <w:right w:val="single" w:sz="6" w:space="0" w:color="808080"/>
-            </w:tcBorders>
-            <w:vAlign w:val="center"/>
-          </w:tcPr>
-          <w:p>
-            <w:pPr>
-              <w:pStyle w:val="TableContents"/>
-              <w:widowControl w:val="false"/>
-              <w:suppressLineNumbers/>
-              <w:bidi w:val="0"/>
-              <w:jc w:val="left"/>
-              <w:rPr/>
-            </w:pPr>
-            <w:r>
-              <w:rPr/>
-              <w:t>Exporttest zaaksysteem: volledige export terughalen en inlezen in een neutrale omgeving</w:t>
-            </w:r>
-          </w:p>
-        </w:tc>
-        <w:tc>
-          <w:tcPr>
-            <w:tcW w:w="1768" w:type="dxa"/>
-            <w:tcBorders>
-              <w:left w:val="single" w:sz="2" w:space="0" w:color="808080"/>
-              <w:bottom w:val="single" w:sz="2" w:space="0" w:color="808080"/>
-              <w:right w:val="single" w:sz="6" w:space="0" w:color="808080"/>
-            </w:tcBorders>
-            <w:vAlign w:val="center"/>
-          </w:tcPr>
-          <w:p>
-            <w:pPr>
-              <w:pStyle w:val="TableContents"/>
-              <w:widowControl w:val="false"/>
-              <w:suppressLineNumbers/>
-              <w:bidi w:val="0"/>
-              <w:jc w:val="left"/>
-              <w:rPr/>
-            </w:pPr>
-            <w:r>
-              <w:rPr/>
-              <w:t>Informatiemanager, met beheerder zaaksysteem</w:t>
-            </w:r>
-          </w:p>
-        </w:tc>
-        <w:tc>
-          <w:tcPr>
-            <w:tcW w:w="1328" w:type="dxa"/>
-            <w:tcBorders>
-              <w:left w:val="single" w:sz="2" w:space="0" w:color="808080"/>
-              <w:bottom w:val="single" w:sz="2" w:space="0" w:color="808080"/>
-              <w:right w:val="single" w:sz="6" w:space="0" w:color="808080"/>
-            </w:tcBorders>
-            <w:vAlign w:val="center"/>
-          </w:tcPr>
-          <w:p>
-            <w:pPr>
-              <w:pStyle w:val="TableContents"/>
-              <w:widowControl w:val="false"/>
-              <w:suppressLineNumbers/>
-              <w:bidi w:val="0"/>
-              <w:jc w:val="left"/>
-              <w:rPr/>
-            </w:pPr>
-            <w:r>
-              <w:rPr/>
-              <w:t>Nee</w:t>
-            </w:r>
-          </w:p>
-        </w:tc>
-        <w:tc>
-          <w:tcPr>
-            <w:tcW w:w="1176" w:type="dxa"/>
-            <w:tcBorders>
-              <w:left w:val="single" w:sz="2" w:space="0" w:color="808080"/>
-              <w:bottom w:val="single" w:sz="2" w:space="0" w:color="808080"/>
-              <w:right w:val="single" w:sz="6" w:space="0" w:color="808080"/>
-            </w:tcBorders>
-            <w:vAlign w:val="center"/>
-          </w:tcPr>
-          <w:p>
-            <w:pPr>
-              <w:pStyle w:val="TableContents"/>
-              <w:widowControl w:val="false"/>
-              <w:suppressLineNumbers/>
-              <w:bidi w:val="0"/>
-              <w:jc w:val="left"/>
-              <w:rPr/>
-            </w:pPr>
-            <w:r>
-              <w:rPr/>
-              <w:t>15-10-2026</w:t>
-            </w:r>
-          </w:p>
-        </w:tc>
-        <w:tc>
-          <w:tcPr>
-            <w:tcW w:w="946" w:type="dxa"/>
+            <w:tcW w:w="2951" w:type="dxa"/>
+            <w:tcBorders>
+              <w:left w:val="single" w:sz="2" w:space="0" w:color="808080"/>
+              <w:bottom w:val="single" w:sz="2" w:space="0" w:color="808080"/>
+              <w:right w:val="single" w:sz="6" w:space="0" w:color="808080"/>
+            </w:tcBorders>
+            <w:vAlign w:val="center"/>
+          </w:tcPr>
+          <w:p>
+            <w:pPr>
+              <w:pStyle w:val="TableContents"/>
+              <w:widowControl w:val="false"/>
+              <w:suppressLineNumbers/>
+              <w:bidi w:val="0"/>
+              <w:jc w:val="left"/>
+              <w:rPr/>
+            </w:pPr>
+            <w:r>
+              <w:rPr/>
+              <w:t>Export van het zaaksysteem testen in een testomgeving</w:t>
+            </w:r>
+          </w:p>
+        </w:tc>
+        <w:tc>
+          <w:tcPr>
+            <w:tcW w:w="1791" w:type="dxa"/>
+            <w:tcBorders>
+              <w:left w:val="single" w:sz="2" w:space="0" w:color="808080"/>
+              <w:bottom w:val="single" w:sz="2" w:space="0" w:color="808080"/>
+              <w:right w:val="single" w:sz="6" w:space="0" w:color="808080"/>
+            </w:tcBorders>
+            <w:vAlign w:val="center"/>
+          </w:tcPr>
+          <w:p>
+            <w:pPr>
+              <w:pStyle w:val="TableContents"/>
+              <w:widowControl w:val="false"/>
+              <w:suppressLineNumbers/>
+              <w:bidi w:val="0"/>
+              <w:jc w:val="left"/>
+              <w:rPr/>
+            </w:pPr>
+            <w:r>
+              <w:rPr/>
+              <w:t>Informatiemanager, met de beheerder</w:t>
+            </w:r>
+          </w:p>
+        </w:tc>
+        <w:tc>
+          <w:tcPr>
+            <w:tcW w:w="1159" w:type="dxa"/>
+            <w:tcBorders>
+              <w:left w:val="single" w:sz="2" w:space="0" w:color="808080"/>
+              <w:bottom w:val="single" w:sz="2" w:space="0" w:color="808080"/>
+              <w:right w:val="single" w:sz="6" w:space="0" w:color="808080"/>
+            </w:tcBorders>
+            <w:vAlign w:val="center"/>
+          </w:tcPr>
+          <w:p>
+            <w:pPr>
+              <w:pStyle w:val="TableContents"/>
+              <w:widowControl w:val="false"/>
+              <w:suppressLineNumbers/>
+              <w:bidi w:val="0"/>
+              <w:jc w:val="left"/>
+              <w:rPr/>
+            </w:pPr>
+            <w:r>
+              <w:rPr/>
+              <w:t>12-11-2026</w:t>
+            </w:r>
+          </w:p>
+        </w:tc>
+        <w:tc>
+          <w:tcPr>
+            <w:tcW w:w="2108" w:type="dxa"/>
+            <w:tcBorders>
+              <w:left w:val="single" w:sz="2" w:space="0" w:color="808080"/>
+              <w:bottom w:val="single" w:sz="2" w:space="0" w:color="808080"/>
+              <w:right w:val="single" w:sz="6" w:space="0" w:color="808080"/>
+            </w:tcBorders>
+            <w:vAlign w:val="center"/>
+          </w:tcPr>
+          <w:p>
+            <w:pPr>
+              <w:pStyle w:val="TableContents"/>
+              <w:widowControl w:val="false"/>
+              <w:suppressLineNumbers/>
+              <w:bidi w:val="0"/>
+              <w:jc w:val="left"/>
+              <w:rPr/>
+            </w:pPr>
+            <w:r>
+              <w:rPr/>
+              <w:t>Testverslag, met wat ontbrak</w:t>
+            </w:r>
+          </w:p>
+        </w:tc>
+        <w:tc>
+          <w:tcPr>
+            <w:tcW w:w="2108" w:type="dxa"/>
             <w:tcBorders>
               <w:left w:val="single" w:sz="2" w:space="0" w:color="808080"/>
               <w:bottom w:val="single" w:sz="2" w:space="0" w:color="808080"/>
@@ -3086,31 +3398,6 @@
             <w:r>
               <w:rPr/>
               <w:t>Open</w:t>
-            </w:r>
-          </w:p>
-        </w:tc>
-        <w:tc>
-          <w:tcPr>
-            <w:tcW w:w="2245" w:type="dxa"/>
-            <w:tcBorders>
-              <w:left w:val="single" w:sz="2" w:space="0" w:color="808080"/>
-              <w:bottom w:val="single" w:sz="2" w:space="0" w:color="808080"/>
-              <w:right w:val="single" w:sz="6" w:space="0" w:color="808080"/>
-            </w:tcBorders>
-            <w:vAlign w:val="center"/>
-          </w:tcPr>
-          <w:p>
-            <w:pPr>
-              <w:pStyle w:val="TableContents"/>
-              <w:widowControl w:val="false"/>
-              <w:suppressLineNumbers/>
-              <w:bidi w:val="0"/>
-              <w:jc w:val="left"/>
-              <w:rPr/>
-            </w:pPr>
-            <w:r>
-              <w:rPr/>
-              <w:t>Testverslag, met wat ontbrak</w:t>
             </w:r>
           </w:p>
         </w:tc>
@@ -3119,7 +3406,7 @@
         <w:trPr/>
         <w:tc>
           <w:tcPr>
-            <w:tcW w:w="439" w:type="dxa"/>
+            <w:tcW w:w="421" w:type="dxa"/>
             <w:tcBorders>
               <w:left w:val="single" w:sz="6" w:space="0" w:color="808080"/>
               <w:bottom w:val="single" w:sz="2" w:space="0" w:color="808080"/>
@@ -3144,107 +3431,107 @@
         </w:tc>
         <w:tc>
           <w:tcPr>
-            <w:tcW w:w="2637" w:type="dxa"/>
-            <w:tcBorders>
-              <w:left w:val="single" w:sz="2" w:space="0" w:color="808080"/>
-              <w:bottom w:val="single" w:sz="2" w:space="0" w:color="808080"/>
-              <w:right w:val="single" w:sz="6" w:space="0" w:color="808080"/>
-            </w:tcBorders>
-            <w:vAlign w:val="center"/>
-          </w:tcPr>
-          <w:p>
-            <w:pPr>
-              <w:pStyle w:val="TableContents"/>
-              <w:widowControl w:val="false"/>
-              <w:suppressLineNumbers/>
-              <w:bidi w:val="0"/>
-              <w:jc w:val="left"/>
-              <w:rPr/>
-            </w:pPr>
-            <w:r>
-              <w:rPr/>
-              <w:t>Hersteltest geo-informatie vastleggen</w:t>
-            </w:r>
-          </w:p>
-        </w:tc>
-        <w:tc>
-          <w:tcPr>
-            <w:tcW w:w="1768" w:type="dxa"/>
-            <w:tcBorders>
-              <w:left w:val="single" w:sz="2" w:space="0" w:color="808080"/>
-              <w:bottom w:val="single" w:sz="2" w:space="0" w:color="808080"/>
-              <w:right w:val="single" w:sz="6" w:space="0" w:color="808080"/>
-            </w:tcBorders>
-            <w:vAlign w:val="center"/>
-          </w:tcPr>
-          <w:p>
-            <w:pPr>
-              <w:pStyle w:val="TableContents"/>
-              <w:widowControl w:val="false"/>
-              <w:suppressLineNumbers/>
-              <w:bidi w:val="0"/>
-              <w:jc w:val="left"/>
-              <w:rPr/>
-            </w:pPr>
-            <w:r>
-              <w:rPr/>
-              <w:t>Teamleider geo</w:t>
-            </w:r>
-          </w:p>
-        </w:tc>
-        <w:tc>
-          <w:tcPr>
-            <w:tcW w:w="1328" w:type="dxa"/>
-            <w:tcBorders>
-              <w:left w:val="single" w:sz="2" w:space="0" w:color="808080"/>
-              <w:bottom w:val="single" w:sz="2" w:space="0" w:color="808080"/>
-              <w:right w:val="single" w:sz="6" w:space="0" w:color="808080"/>
-            </w:tcBorders>
-            <w:vAlign w:val="center"/>
-          </w:tcPr>
-          <w:p>
-            <w:pPr>
-              <w:pStyle w:val="TableContents"/>
-              <w:widowControl w:val="false"/>
-              <w:suppressLineNumbers/>
-              <w:bidi w:val="0"/>
-              <w:jc w:val="left"/>
-              <w:rPr/>
-            </w:pPr>
-            <w:r>
-              <w:rPr/>
-              <w:t>Nee</w:t>
-            </w:r>
-          </w:p>
-        </w:tc>
-        <w:tc>
-          <w:tcPr>
-            <w:tcW w:w="1176" w:type="dxa"/>
-            <w:tcBorders>
-              <w:left w:val="single" w:sz="2" w:space="0" w:color="808080"/>
-              <w:bottom w:val="single" w:sz="2" w:space="0" w:color="808080"/>
-              <w:right w:val="single" w:sz="6" w:space="0" w:color="808080"/>
-            </w:tcBorders>
-            <w:vAlign w:val="center"/>
-          </w:tcPr>
-          <w:p>
-            <w:pPr>
-              <w:pStyle w:val="TableContents"/>
-              <w:widowControl w:val="false"/>
-              <w:suppressLineNumbers/>
-              <w:bidi w:val="0"/>
-              <w:jc w:val="left"/>
-              <w:rPr/>
-            </w:pPr>
-            <w:r>
-              <w:rPr/>
-              <w:t>15-10-2026</w:t>
-            </w:r>
-          </w:p>
-        </w:tc>
-        <w:tc>
-          <w:tcPr>
-            <w:tcW w:w="946" w:type="dxa"/>
+            <w:tcW w:w="2951" w:type="dxa"/>
+            <w:tcBorders>
+              <w:left w:val="single" w:sz="2" w:space="0" w:color="808080"/>
+              <w:bottom w:val="single" w:sz="2" w:space="0" w:color="808080"/>
+              <w:right w:val="single" w:sz="6" w:space="0" w:color="808080"/>
+            </w:tcBorders>
+            <w:vAlign w:val="center"/>
+          </w:tcPr>
+          <w:p>
+            <w:pPr>
+              <w:pStyle w:val="TableContents"/>
+              <w:widowControl w:val="false"/>
+              <w:suppressLineNumbers/>
+              <w:bidi w:val="0"/>
+              <w:jc w:val="left"/>
+              <w:rPr/>
+            </w:pPr>
+            <w:r>
+              <w:rPr/>
+              <w:t>Wegvalscenario zaaksysteem op één A4</w:t>
+            </w:r>
+          </w:p>
+        </w:tc>
+        <w:tc>
+          <w:tcPr>
+            <w:tcW w:w="1791" w:type="dxa"/>
+            <w:tcBorders>
+              <w:left w:val="single" w:sz="2" w:space="0" w:color="808080"/>
+              <w:bottom w:val="single" w:sz="2" w:space="0" w:color="808080"/>
+              <w:right w:val="single" w:sz="6" w:space="0" w:color="808080"/>
+            </w:tcBorders>
+            <w:vAlign w:val="center"/>
+          </w:tcPr>
+          <w:p>
+            <w:pPr>
+              <w:pStyle w:val="TableContents"/>
+              <w:widowControl w:val="false"/>
+              <w:suppressLineNumbers/>
+              <w:bidi w:val="0"/>
+              <w:jc w:val="left"/>
+              <w:rPr/>
+            </w:pPr>
+            <w:r>
+              <w:rPr/>
+              <w:t>Teamleiders vergunningen en sociaal domein, met de informatiemanager</w:t>
+            </w:r>
+          </w:p>
+        </w:tc>
+        <w:tc>
+          <w:tcPr>
+            <w:tcW w:w="1159" w:type="dxa"/>
+            <w:tcBorders>
+              <w:left w:val="single" w:sz="2" w:space="0" w:color="808080"/>
+              <w:bottom w:val="single" w:sz="2" w:space="0" w:color="808080"/>
+              <w:right w:val="single" w:sz="6" w:space="0" w:color="808080"/>
+            </w:tcBorders>
+            <w:vAlign w:val="center"/>
+          </w:tcPr>
+          <w:p>
+            <w:pPr>
+              <w:pStyle w:val="TableContents"/>
+              <w:widowControl w:val="false"/>
+              <w:suppressLineNumbers/>
+              <w:bidi w:val="0"/>
+              <w:jc w:val="left"/>
+              <w:rPr/>
+            </w:pPr>
+            <w:r>
+              <w:rPr/>
+              <w:t>12-11-2026</w:t>
+            </w:r>
+          </w:p>
+        </w:tc>
+        <w:tc>
+          <w:tcPr>
+            <w:tcW w:w="2108" w:type="dxa"/>
+            <w:tcBorders>
+              <w:left w:val="single" w:sz="2" w:space="0" w:color="808080"/>
+              <w:bottom w:val="single" w:sz="2" w:space="0" w:color="808080"/>
+              <w:right w:val="single" w:sz="6" w:space="0" w:color="808080"/>
+            </w:tcBorders>
+            <w:vAlign w:val="center"/>
+          </w:tcPr>
+          <w:p>
+            <w:pPr>
+              <w:pStyle w:val="TableContents"/>
+              <w:widowControl w:val="false"/>
+              <w:suppressLineNumbers/>
+              <w:bidi w:val="0"/>
+              <w:jc w:val="left"/>
+              <w:rPr/>
+            </w:pPr>
+            <w:r>
+              <w:rPr/>
+              <w:t>Vastgesteld scenario</w:t>
+            </w:r>
+          </w:p>
+        </w:tc>
+        <w:tc>
+          <w:tcPr>
+            <w:tcW w:w="2108" w:type="dxa"/>
             <w:tcBorders>
               <w:left w:val="single" w:sz="2" w:space="0" w:color="808080"/>
               <w:bottom w:val="single" w:sz="2" w:space="0" w:color="808080"/>
@@ -3265,31 +3552,6 @@
             <w:r>
               <w:rPr/>
               <w:t>Open</w:t>
-            </w:r>
-          </w:p>
-        </w:tc>
-        <w:tc>
-          <w:tcPr>
-            <w:tcW w:w="2245" w:type="dxa"/>
-            <w:tcBorders>
-              <w:left w:val="single" w:sz="2" w:space="0" w:color="808080"/>
-              <w:bottom w:val="single" w:sz="2" w:space="0" w:color="808080"/>
-              <w:right w:val="single" w:sz="6" w:space="0" w:color="808080"/>
-            </w:tcBorders>
-            <w:vAlign w:val="center"/>
-          </w:tcPr>
-          <w:p>
-            <w:pPr>
-              <w:pStyle w:val="TableContents"/>
-              <w:widowControl w:val="false"/>
-              <w:suppressLineNumbers/>
-              <w:bidi w:val="0"/>
-              <w:jc w:val="left"/>
-              <w:rPr/>
-            </w:pPr>
-            <w:r>
-              <w:rPr/>
-              <w:t>Verslag hersteltest</w:t>
             </w:r>
           </w:p>
         </w:tc>
@@ -3298,7 +3560,7 @@
         <w:trPr/>
         <w:tc>
           <w:tcPr>
-            <w:tcW w:w="439" w:type="dxa"/>
+            <w:tcW w:w="421" w:type="dxa"/>
             <w:tcBorders>
               <w:left w:val="single" w:sz="6" w:space="0" w:color="808080"/>
               <w:bottom w:val="single" w:sz="2" w:space="0" w:color="808080"/>
@@ -3323,32 +3585,32 @@
         </w:tc>
         <w:tc>
           <w:tcPr>
-            <w:tcW w:w="2637" w:type="dxa"/>
-            <w:tcBorders>
-              <w:left w:val="single" w:sz="2" w:space="0" w:color="808080"/>
-              <w:bottom w:val="single" w:sz="2" w:space="0" w:color="808080"/>
-              <w:right w:val="single" w:sz="6" w:space="0" w:color="808080"/>
-            </w:tcBorders>
-            <w:vAlign w:val="center"/>
-          </w:tcPr>
-          <w:p>
-            <w:pPr>
-              <w:pStyle w:val="TableContents"/>
-              <w:widowControl w:val="false"/>
-              <w:suppressLineNumbers/>
-              <w:bidi w:val="0"/>
-              <w:jc w:val="left"/>
-              <w:rPr/>
-            </w:pPr>
-            <w:r>
-              <w:rPr/>
-              <w:t>Microsoft-contracten toetsen aan de vijf voorgestelde contractafspraken</w:t>
-            </w:r>
-          </w:p>
-        </w:tc>
-        <w:tc>
-          <w:tcPr>
-            <w:tcW w:w="1768" w:type="dxa"/>
+            <w:tcW w:w="2951" w:type="dxa"/>
+            <w:tcBorders>
+              <w:left w:val="single" w:sz="2" w:space="0" w:color="808080"/>
+              <w:bottom w:val="single" w:sz="2" w:space="0" w:color="808080"/>
+              <w:right w:val="single" w:sz="6" w:space="0" w:color="808080"/>
+            </w:tcBorders>
+            <w:vAlign w:val="center"/>
+          </w:tcPr>
+          <w:p>
+            <w:pPr>
+              <w:pStyle w:val="TableContents"/>
+              <w:widowControl w:val="false"/>
+              <w:suppressLineNumbers/>
+              <w:bidi w:val="0"/>
+              <w:jc w:val="left"/>
+              <w:rPr/>
+            </w:pPr>
+            <w:r>
+              <w:rPr/>
+              <w:t>Contracten voor Microsoft 365 en Azure naast de afspraken in hoofdstuk 6 leggen</w:t>
+            </w:r>
+          </w:p>
+        </w:tc>
+        <w:tc>
+          <w:tcPr>
+            <w:tcW w:w="1791" w:type="dxa"/>
             <w:tcBorders>
               <w:left w:val="single" w:sz="2" w:space="0" w:color="808080"/>
               <w:bottom w:val="single" w:sz="2" w:space="0" w:color="808080"/>
@@ -3373,57 +3635,57 @@
         </w:tc>
         <w:tc>
           <w:tcPr>
-            <w:tcW w:w="1328" w:type="dxa"/>
-            <w:tcBorders>
-              <w:left w:val="single" w:sz="2" w:space="0" w:color="808080"/>
-              <w:bottom w:val="single" w:sz="2" w:space="0" w:color="808080"/>
-              <w:right w:val="single" w:sz="6" w:space="0" w:color="808080"/>
-            </w:tcBorders>
-            <w:vAlign w:val="center"/>
-          </w:tcPr>
-          <w:p>
-            <w:pPr>
-              <w:pStyle w:val="TableContents"/>
-              <w:widowControl w:val="false"/>
-              <w:suppressLineNumbers/>
-              <w:bidi w:val="0"/>
-              <w:jc w:val="left"/>
-              <w:rPr/>
-            </w:pPr>
-            <w:r>
-              <w:rPr/>
-              <w:t>Nee</w:t>
-            </w:r>
-          </w:p>
-        </w:tc>
-        <w:tc>
-          <w:tcPr>
-            <w:tcW w:w="1176" w:type="dxa"/>
-            <w:tcBorders>
-              <w:left w:val="single" w:sz="2" w:space="0" w:color="808080"/>
-              <w:bottom w:val="single" w:sz="2" w:space="0" w:color="808080"/>
-              <w:right w:val="single" w:sz="6" w:space="0" w:color="808080"/>
-            </w:tcBorders>
-            <w:vAlign w:val="center"/>
-          </w:tcPr>
-          <w:p>
-            <w:pPr>
-              <w:pStyle w:val="TableContents"/>
-              <w:widowControl w:val="false"/>
-              <w:suppressLineNumbers/>
-              <w:bidi w:val="0"/>
-              <w:jc w:val="left"/>
-              <w:rPr/>
-            </w:pPr>
-            <w:r>
-              <w:rPr/>
-              <w:t>12-11-2026</w:t>
-            </w:r>
-          </w:p>
-        </w:tc>
-        <w:tc>
-          <w:tcPr>
-            <w:tcW w:w="946" w:type="dxa"/>
+            <w:tcW w:w="1159" w:type="dxa"/>
+            <w:tcBorders>
+              <w:left w:val="single" w:sz="2" w:space="0" w:color="808080"/>
+              <w:bottom w:val="single" w:sz="2" w:space="0" w:color="808080"/>
+              <w:right w:val="single" w:sz="6" w:space="0" w:color="808080"/>
+            </w:tcBorders>
+            <w:vAlign w:val="center"/>
+          </w:tcPr>
+          <w:p>
+            <w:pPr>
+              <w:pStyle w:val="TableContents"/>
+              <w:widowControl w:val="false"/>
+              <w:suppressLineNumbers/>
+              <w:bidi w:val="0"/>
+              <w:jc w:val="left"/>
+              <w:rPr/>
+            </w:pPr>
+            <w:r>
+              <w:rPr/>
+              <w:t>19-11-2026</w:t>
+            </w:r>
+          </w:p>
+        </w:tc>
+        <w:tc>
+          <w:tcPr>
+            <w:tcW w:w="2108" w:type="dxa"/>
+            <w:tcBorders>
+              <w:left w:val="single" w:sz="2" w:space="0" w:color="808080"/>
+              <w:bottom w:val="single" w:sz="2" w:space="0" w:color="808080"/>
+              <w:right w:val="single" w:sz="6" w:space="0" w:color="808080"/>
+            </w:tcBorders>
+            <w:vAlign w:val="center"/>
+          </w:tcPr>
+          <w:p>
+            <w:pPr>
+              <w:pStyle w:val="TableContents"/>
+              <w:widowControl w:val="false"/>
+              <w:suppressLineNumbers/>
+              <w:bidi w:val="0"/>
+              <w:jc w:val="left"/>
+              <w:rPr/>
+            </w:pPr>
+            <w:r>
+              <w:rPr/>
+              <w:t>Notitie met de verschillen</w:t>
+            </w:r>
+          </w:p>
+        </w:tc>
+        <w:tc>
+          <w:tcPr>
+            <w:tcW w:w="2108" w:type="dxa"/>
             <w:tcBorders>
               <w:left w:val="single" w:sz="2" w:space="0" w:color="808080"/>
               <w:bottom w:val="single" w:sz="2" w:space="0" w:color="808080"/>
@@ -3444,31 +3706,6 @@
             <w:r>
               <w:rPr/>
               <w:t>Open</w:t>
-            </w:r>
-          </w:p>
-        </w:tc>
-        <w:tc>
-          <w:tcPr>
-            <w:tcW w:w="2245" w:type="dxa"/>
-            <w:tcBorders>
-              <w:left w:val="single" w:sz="2" w:space="0" w:color="808080"/>
-              <w:bottom w:val="single" w:sz="2" w:space="0" w:color="808080"/>
-              <w:right w:val="single" w:sz="6" w:space="0" w:color="808080"/>
-            </w:tcBorders>
-            <w:vAlign w:val="center"/>
-          </w:tcPr>
-          <w:p>
-            <w:pPr>
-              <w:pStyle w:val="TableContents"/>
-              <w:widowControl w:val="false"/>
-              <w:suppressLineNumbers/>
-              <w:bidi w:val="0"/>
-              <w:jc w:val="left"/>
-              <w:rPr/>
-            </w:pPr>
-            <w:r>
-              <w:rPr/>
-              <w:t>Juridische toets</w:t>
             </w:r>
           </w:p>
         </w:tc>
@@ -3477,7 +3714,7 @@
         <w:trPr/>
         <w:tc>
           <w:tcPr>
-            <w:tcW w:w="439" w:type="dxa"/>
+            <w:tcW w:w="421" w:type="dxa"/>
             <w:tcBorders>
               <w:left w:val="single" w:sz="6" w:space="0" w:color="808080"/>
               <w:bottom w:val="single" w:sz="2" w:space="0" w:color="808080"/>
@@ -3502,82 +3739,57 @@
         </w:tc>
         <w:tc>
           <w:tcPr>
-            <w:tcW w:w="2637" w:type="dxa"/>
-            <w:tcBorders>
-              <w:left w:val="single" w:sz="2" w:space="0" w:color="808080"/>
-              <w:bottom w:val="single" w:sz="2" w:space="0" w:color="808080"/>
-              <w:right w:val="single" w:sz="6" w:space="0" w:color="808080"/>
-            </w:tcBorders>
-            <w:vAlign w:val="center"/>
-          </w:tcPr>
-          <w:p>
-            <w:pPr>
-              <w:pStyle w:val="TableContents"/>
-              <w:widowControl w:val="false"/>
-              <w:suppressLineNumbers/>
-              <w:bidi w:val="0"/>
-              <w:jc w:val="left"/>
-              <w:rPr/>
-            </w:pPr>
-            <w:r>
-              <w:rPr/>
-              <w:t>Besluit over Azure: verlengen met Data Act-afspraken of Europees aanbesteden</w:t>
-            </w:r>
-          </w:p>
-        </w:tc>
-        <w:tc>
-          <w:tcPr>
-            <w:tcW w:w="1768" w:type="dxa"/>
-            <w:tcBorders>
-              <w:left w:val="single" w:sz="2" w:space="0" w:color="808080"/>
-              <w:bottom w:val="single" w:sz="2" w:space="0" w:color="808080"/>
-              <w:right w:val="single" w:sz="6" w:space="0" w:color="808080"/>
-            </w:tcBorders>
-            <w:vAlign w:val="center"/>
-          </w:tcPr>
-          <w:p>
-            <w:pPr>
-              <w:pStyle w:val="TableContents"/>
-              <w:widowControl w:val="false"/>
-              <w:suppressLineNumbers/>
-              <w:bidi w:val="0"/>
-              <w:jc w:val="left"/>
-              <w:rPr/>
-            </w:pPr>
-            <w:r>
-              <w:rPr/>
-              <w:t>Bestuur, voorbereid door inkoop</w:t>
-            </w:r>
-          </w:p>
-        </w:tc>
-        <w:tc>
-          <w:tcPr>
-            <w:tcW w:w="1328" w:type="dxa"/>
-            <w:tcBorders>
-              <w:left w:val="single" w:sz="2" w:space="0" w:color="808080"/>
-              <w:bottom w:val="single" w:sz="2" w:space="0" w:color="808080"/>
-              <w:right w:val="single" w:sz="6" w:space="0" w:color="808080"/>
-            </w:tcBorders>
-            <w:vAlign w:val="center"/>
-          </w:tcPr>
-          <w:p>
-            <w:pPr>
-              <w:pStyle w:val="TableContents"/>
-              <w:widowControl w:val="false"/>
-              <w:suppressLineNumbers/>
-              <w:bidi w:val="0"/>
-              <w:jc w:val="left"/>
-              <w:rPr/>
-            </w:pPr>
-            <w:r>
-              <w:rPr/>
-              <w:t>Ja, besluit 3</w:t>
-            </w:r>
-          </w:p>
-        </w:tc>
-        <w:tc>
-          <w:tcPr>
-            <w:tcW w:w="1176" w:type="dxa"/>
+            <w:tcW w:w="2951" w:type="dxa"/>
+            <w:tcBorders>
+              <w:left w:val="single" w:sz="2" w:space="0" w:color="808080"/>
+              <w:bottom w:val="single" w:sz="2" w:space="0" w:color="808080"/>
+              <w:right w:val="single" w:sz="6" w:space="0" w:color="808080"/>
+            </w:tcBorders>
+            <w:vAlign w:val="center"/>
+          </w:tcPr>
+          <w:p>
+            <w:pPr>
+              <w:pStyle w:val="TableContents"/>
+              <w:widowControl w:val="false"/>
+              <w:suppressLineNumbers/>
+              <w:bidi w:val="0"/>
+              <w:jc w:val="left"/>
+              <w:rPr/>
+            </w:pPr>
+            <w:r>
+              <w:rPr/>
+              <w:t>Besluit over Azure: verlengen met afspraken of opnieuw uitvragen</w:t>
+            </w:r>
+          </w:p>
+        </w:tc>
+        <w:tc>
+          <w:tcPr>
+            <w:tcW w:w="1791" w:type="dxa"/>
+            <w:tcBorders>
+              <w:left w:val="single" w:sz="2" w:space="0" w:color="808080"/>
+              <w:bottom w:val="single" w:sz="2" w:space="0" w:color="808080"/>
+              <w:right w:val="single" w:sz="6" w:space="0" w:color="808080"/>
+            </w:tcBorders>
+            <w:vAlign w:val="center"/>
+          </w:tcPr>
+          <w:p>
+            <w:pPr>
+              <w:pStyle w:val="TableContents"/>
+              <w:widowControl w:val="false"/>
+              <w:suppressLineNumbers/>
+              <w:bidi w:val="0"/>
+              <w:jc w:val="left"/>
+              <w:rPr/>
+            </w:pPr>
+            <w:r>
+              <w:rPr/>
+              <w:t>Directie, voorbereid door inkoop</w:t>
+            </w:r>
+          </w:p>
+        </w:tc>
+        <w:tc>
+          <w:tcPr>
+            <w:tcW w:w="1159" w:type="dxa"/>
             <w:tcBorders>
               <w:left w:val="single" w:sz="2" w:space="0" w:color="808080"/>
               <w:bottom w:val="single" w:sz="2" w:space="0" w:color="808080"/>
@@ -3602,7 +3814,32 @@
         </w:tc>
         <w:tc>
           <w:tcPr>
-            <w:tcW w:w="946" w:type="dxa"/>
+            <w:tcW w:w="2108" w:type="dxa"/>
+            <w:tcBorders>
+              <w:left w:val="single" w:sz="2" w:space="0" w:color="808080"/>
+              <w:bottom w:val="single" w:sz="2" w:space="0" w:color="808080"/>
+              <w:right w:val="single" w:sz="6" w:space="0" w:color="808080"/>
+            </w:tcBorders>
+            <w:vAlign w:val="center"/>
+          </w:tcPr>
+          <w:p>
+            <w:pPr>
+              <w:pStyle w:val="TableContents"/>
+              <w:widowControl w:val="false"/>
+              <w:suppressLineNumbers/>
+              <w:bidi w:val="0"/>
+              <w:jc w:val="left"/>
+              <w:rPr/>
+            </w:pPr>
+            <w:r>
+              <w:rPr/>
+              <w:t>Besluit</w:t>
+            </w:r>
+          </w:p>
+        </w:tc>
+        <w:tc>
+          <w:tcPr>
+            <w:tcW w:w="2108" w:type="dxa"/>
             <w:tcBorders>
               <w:left w:val="single" w:sz="2" w:space="0" w:color="808080"/>
               <w:bottom w:val="single" w:sz="2" w:space="0" w:color="808080"/>
@@ -3623,31 +3860,6 @@
             <w:r>
               <w:rPr/>
               <w:t>Open</w:t>
-            </w:r>
-          </w:p>
-        </w:tc>
-        <w:tc>
-          <w:tcPr>
-            <w:tcW w:w="2245" w:type="dxa"/>
-            <w:tcBorders>
-              <w:left w:val="single" w:sz="2" w:space="0" w:color="808080"/>
-              <w:bottom w:val="single" w:sz="2" w:space="0" w:color="808080"/>
-              <w:right w:val="single" w:sz="6" w:space="0" w:color="808080"/>
-            </w:tcBorders>
-            <w:vAlign w:val="center"/>
-          </w:tcPr>
-          <w:p>
-            <w:pPr>
-              <w:pStyle w:val="TableContents"/>
-              <w:widowControl w:val="false"/>
-              <w:suppressLineNumbers/>
-              <w:bidi w:val="0"/>
-              <w:jc w:val="left"/>
-              <w:rPr/>
-            </w:pPr>
-            <w:r>
-              <w:rPr/>
-              <w:t>Besluit</w:t>
             </w:r>
           </w:p>
         </w:tc>
@@ -3656,7 +3868,7 @@
         <w:trPr/>
         <w:tc>
           <w:tcPr>
-            <w:tcW w:w="439" w:type="dxa"/>
+            <w:tcW w:w="421" w:type="dxa"/>
             <w:tcBorders>
               <w:left w:val="single" w:sz="6" w:space="0" w:color="808080"/>
               <w:bottom w:val="single" w:sz="2" w:space="0" w:color="808080"/>
@@ -3681,107 +3893,107 @@
         </w:tc>
         <w:tc>
           <w:tcPr>
-            <w:tcW w:w="2637" w:type="dxa"/>
-            <w:tcBorders>
-              <w:left w:val="single" w:sz="2" w:space="0" w:color="808080"/>
-              <w:bottom w:val="single" w:sz="2" w:space="0" w:color="808080"/>
-              <w:right w:val="single" w:sz="6" w:space="0" w:color="808080"/>
-            </w:tcBorders>
-            <w:vAlign w:val="center"/>
-          </w:tcPr>
-          <w:p>
-            <w:pPr>
-              <w:pStyle w:val="TableContents"/>
-              <w:widowControl w:val="false"/>
-              <w:suppressLineNumbers/>
-              <w:bidi w:val="0"/>
-              <w:jc w:val="left"/>
-              <w:rPr/>
-            </w:pPr>
-            <w:r>
-              <w:rPr/>
-              <w:t>Wegvalscenario per systeem op één A4</w:t>
-            </w:r>
-          </w:p>
-        </w:tc>
-        <w:tc>
-          <w:tcPr>
-            <w:tcW w:w="1768" w:type="dxa"/>
-            <w:tcBorders>
-              <w:left w:val="single" w:sz="2" w:space="0" w:color="808080"/>
-              <w:bottom w:val="single" w:sz="2" w:space="0" w:color="808080"/>
-              <w:right w:val="single" w:sz="6" w:space="0" w:color="808080"/>
-            </w:tcBorders>
-            <w:vAlign w:val="center"/>
-          </w:tcPr>
-          <w:p>
-            <w:pPr>
-              <w:pStyle w:val="TableContents"/>
-              <w:widowControl w:val="false"/>
-              <w:suppressLineNumbers/>
-              <w:bidi w:val="0"/>
-              <w:jc w:val="left"/>
-              <w:rPr/>
-            </w:pPr>
-            <w:r>
-              <w:rPr/>
-              <w:t>De vier systeemeigenaren</w:t>
-            </w:r>
-          </w:p>
-        </w:tc>
-        <w:tc>
-          <w:tcPr>
-            <w:tcW w:w="1328" w:type="dxa"/>
-            <w:tcBorders>
-              <w:left w:val="single" w:sz="2" w:space="0" w:color="808080"/>
-              <w:bottom w:val="single" w:sz="2" w:space="0" w:color="808080"/>
-              <w:right w:val="single" w:sz="6" w:space="0" w:color="808080"/>
-            </w:tcBorders>
-            <w:vAlign w:val="center"/>
-          </w:tcPr>
-          <w:p>
-            <w:pPr>
-              <w:pStyle w:val="TableContents"/>
-              <w:widowControl w:val="false"/>
-              <w:suppressLineNumbers/>
-              <w:bidi w:val="0"/>
-              <w:jc w:val="left"/>
-              <w:rPr/>
-            </w:pPr>
-            <w:r>
-              <w:rPr/>
-              <w:t>Nee, opdracht uit besluit 2</w:t>
-            </w:r>
-          </w:p>
-        </w:tc>
-        <w:tc>
-          <w:tcPr>
-            <w:tcW w:w="1176" w:type="dxa"/>
-            <w:tcBorders>
-              <w:left w:val="single" w:sz="2" w:space="0" w:color="808080"/>
-              <w:bottom w:val="single" w:sz="2" w:space="0" w:color="808080"/>
-              <w:right w:val="single" w:sz="6" w:space="0" w:color="808080"/>
-            </w:tcBorders>
-            <w:vAlign w:val="center"/>
-          </w:tcPr>
-          <w:p>
-            <w:pPr>
-              <w:pStyle w:val="TableContents"/>
-              <w:widowControl w:val="false"/>
-              <w:suppressLineNumbers/>
-              <w:bidi w:val="0"/>
-              <w:jc w:val="left"/>
-              <w:rPr/>
-            </w:pPr>
-            <w:r>
-              <w:rPr/>
-              <w:t>26-11-2026</w:t>
-            </w:r>
-          </w:p>
-        </w:tc>
-        <w:tc>
-          <w:tcPr>
-            <w:tcW w:w="946" w:type="dxa"/>
+            <w:tcW w:w="2951" w:type="dxa"/>
+            <w:tcBorders>
+              <w:left w:val="single" w:sz="2" w:space="0" w:color="808080"/>
+              <w:bottom w:val="single" w:sz="2" w:space="0" w:color="808080"/>
+              <w:right w:val="single" w:sz="6" w:space="0" w:color="808080"/>
+            </w:tcBorders>
+            <w:vAlign w:val="center"/>
+          </w:tcPr>
+          <w:p>
+            <w:pPr>
+              <w:pStyle w:val="TableContents"/>
+              <w:widowControl w:val="false"/>
+              <w:suppressLineNumbers/>
+              <w:bidi w:val="0"/>
+              <w:jc w:val="left"/>
+              <w:rPr/>
+            </w:pPr>
+            <w:r>
+              <w:rPr/>
+              <w:t>Scan opnieuw doen, bestuur en uitvoering apart</w:t>
+            </w:r>
+          </w:p>
+        </w:tc>
+        <w:tc>
+          <w:tcPr>
+            <w:tcW w:w="1791" w:type="dxa"/>
+            <w:tcBorders>
+              <w:left w:val="single" w:sz="2" w:space="0" w:color="808080"/>
+              <w:bottom w:val="single" w:sz="2" w:space="0" w:color="808080"/>
+              <w:right w:val="single" w:sz="6" w:space="0" w:color="808080"/>
+            </w:tcBorders>
+            <w:vAlign w:val="center"/>
+          </w:tcPr>
+          <w:p>
+            <w:pPr>
+              <w:pStyle w:val="TableContents"/>
+              <w:widowControl w:val="false"/>
+              <w:suppressLineNumbers/>
+              <w:bidi w:val="0"/>
+              <w:jc w:val="left"/>
+              <w:rPr/>
+            </w:pPr>
+            <w:r>
+              <w:rPr/>
+              <w:t>Informatiemanager</w:t>
+            </w:r>
+          </w:p>
+        </w:tc>
+        <w:tc>
+          <w:tcPr>
+            <w:tcW w:w="1159" w:type="dxa"/>
+            <w:tcBorders>
+              <w:left w:val="single" w:sz="2" w:space="0" w:color="808080"/>
+              <w:bottom w:val="single" w:sz="2" w:space="0" w:color="808080"/>
+              <w:right w:val="single" w:sz="6" w:space="0" w:color="808080"/>
+            </w:tcBorders>
+            <w:vAlign w:val="center"/>
+          </w:tcPr>
+          <w:p>
+            <w:pPr>
+              <w:pStyle w:val="TableContents"/>
+              <w:widowControl w:val="false"/>
+              <w:suppressLineNumbers/>
+              <w:bidi w:val="0"/>
+              <w:jc w:val="left"/>
+              <w:rPr/>
+            </w:pPr>
+            <w:r>
+              <w:rPr/>
+              <w:t>07-01-2027</w:t>
+            </w:r>
+          </w:p>
+        </w:tc>
+        <w:tc>
+          <w:tcPr>
+            <w:tcW w:w="2108" w:type="dxa"/>
+            <w:tcBorders>
+              <w:left w:val="single" w:sz="2" w:space="0" w:color="808080"/>
+              <w:bottom w:val="single" w:sz="2" w:space="0" w:color="808080"/>
+              <w:right w:val="single" w:sz="6" w:space="0" w:color="808080"/>
+            </w:tcBorders>
+            <w:vAlign w:val="center"/>
+          </w:tcPr>
+          <w:p>
+            <w:pPr>
+              <w:pStyle w:val="TableContents"/>
+              <w:widowControl w:val="false"/>
+              <w:suppressLineNumbers/>
+              <w:bidi w:val="0"/>
+              <w:jc w:val="left"/>
+              <w:rPr/>
+            </w:pPr>
+            <w:r>
+              <w:rPr/>
+              <w:t>Nieuwe uitkomst</w:t>
+            </w:r>
+          </w:p>
+        </w:tc>
+        <w:tc>
+          <w:tcPr>
+            <w:tcW w:w="2108" w:type="dxa"/>
             <w:tcBorders>
               <w:left w:val="single" w:sz="2" w:space="0" w:color="808080"/>
               <w:bottom w:val="single" w:sz="2" w:space="0" w:color="808080"/>
@@ -3802,31 +4014,6 @@
             <w:r>
               <w:rPr/>
               <w:t>Open</w:t>
-            </w:r>
-          </w:p>
-        </w:tc>
-        <w:tc>
-          <w:tcPr>
-            <w:tcW w:w="2245" w:type="dxa"/>
-            <w:tcBorders>
-              <w:left w:val="single" w:sz="2" w:space="0" w:color="808080"/>
-              <w:bottom w:val="single" w:sz="2" w:space="0" w:color="808080"/>
-              <w:right w:val="single" w:sz="6" w:space="0" w:color="808080"/>
-            </w:tcBorders>
-            <w:vAlign w:val="center"/>
-          </w:tcPr>
-          <w:p>
-            <w:pPr>
-              <w:pStyle w:val="TableContents"/>
-              <w:widowControl w:val="false"/>
-              <w:suppressLineNumbers/>
-              <w:bidi w:val="0"/>
-              <w:jc w:val="left"/>
-              <w:rPr/>
-            </w:pPr>
-            <w:r>
-              <w:rPr/>
-              <w:t>Vier wegvalscenario's</w:t>
             </w:r>
           </w:p>
         </w:tc>
@@ -3835,186 +4022,7 @@
         <w:trPr/>
         <w:tc>
           <w:tcPr>
-            <w:tcW w:w="439" w:type="dxa"/>
-            <w:tcBorders>
-              <w:left w:val="single" w:sz="6" w:space="0" w:color="808080"/>
-              <w:bottom w:val="single" w:sz="2" w:space="0" w:color="808080"/>
-              <w:right w:val="single" w:sz="6" w:space="0" w:color="808080"/>
-            </w:tcBorders>
-            <w:vAlign w:val="center"/>
-          </w:tcPr>
-          <w:p>
-            <w:pPr>
-              <w:pStyle w:val="TableContents"/>
-              <w:widowControl w:val="false"/>
-              <w:suppressLineNumbers/>
-              <w:bidi w:val="0"/>
-              <w:jc w:val="left"/>
-              <w:rPr/>
-            </w:pPr>
-            <w:r>
-              <w:rPr/>
-              <w:t>8</w:t>
-            </w:r>
-          </w:p>
-        </w:tc>
-        <w:tc>
-          <w:tcPr>
-            <w:tcW w:w="2637" w:type="dxa"/>
-            <w:tcBorders>
-              <w:left w:val="single" w:sz="2" w:space="0" w:color="808080"/>
-              <w:bottom w:val="single" w:sz="2" w:space="0" w:color="808080"/>
-              <w:right w:val="single" w:sz="6" w:space="0" w:color="808080"/>
-            </w:tcBorders>
-            <w:vAlign w:val="center"/>
-          </w:tcPr>
-          <w:p>
-            <w:pPr>
-              <w:pStyle w:val="TableContents"/>
-              <w:widowControl w:val="false"/>
-              <w:suppressLineNumbers/>
-              <w:bidi w:val="0"/>
-              <w:jc w:val="left"/>
-              <w:rPr/>
-            </w:pPr>
-            <w:r>
-              <w:rPr/>
-              <w:t>Toets opnieuw doen, bestuur en uitvoering apart</w:t>
-            </w:r>
-          </w:p>
-        </w:tc>
-        <w:tc>
-          <w:tcPr>
-            <w:tcW w:w="1768" w:type="dxa"/>
-            <w:tcBorders>
-              <w:left w:val="single" w:sz="2" w:space="0" w:color="808080"/>
-              <w:bottom w:val="single" w:sz="2" w:space="0" w:color="808080"/>
-              <w:right w:val="single" w:sz="6" w:space="0" w:color="808080"/>
-            </w:tcBorders>
-            <w:vAlign w:val="center"/>
-          </w:tcPr>
-          <w:p>
-            <w:pPr>
-              <w:pStyle w:val="TableContents"/>
-              <w:widowControl w:val="false"/>
-              <w:suppressLineNumbers/>
-              <w:bidi w:val="0"/>
-              <w:jc w:val="left"/>
-              <w:rPr/>
-            </w:pPr>
-            <w:r>
-              <w:rPr/>
-              <w:t>Informatiemanager</w:t>
-            </w:r>
-          </w:p>
-        </w:tc>
-        <w:tc>
-          <w:tcPr>
-            <w:tcW w:w="1328" w:type="dxa"/>
-            <w:tcBorders>
-              <w:left w:val="single" w:sz="2" w:space="0" w:color="808080"/>
-              <w:bottom w:val="single" w:sz="2" w:space="0" w:color="808080"/>
-              <w:right w:val="single" w:sz="6" w:space="0" w:color="808080"/>
-            </w:tcBorders>
-            <w:vAlign w:val="center"/>
-          </w:tcPr>
-          <w:p>
-            <w:pPr>
-              <w:pStyle w:val="TableContents"/>
-              <w:widowControl w:val="false"/>
-              <w:suppressLineNumbers/>
-              <w:bidi w:val="0"/>
-              <w:jc w:val="left"/>
-              <w:rPr/>
-            </w:pPr>
-            <w:r>
-              <w:rPr/>
-              <w:t>Nee</w:t>
-            </w:r>
-          </w:p>
-        </w:tc>
-        <w:tc>
-          <w:tcPr>
-            <w:tcW w:w="1176" w:type="dxa"/>
-            <w:tcBorders>
-              <w:left w:val="single" w:sz="2" w:space="0" w:color="808080"/>
-              <w:bottom w:val="single" w:sz="2" w:space="0" w:color="808080"/>
-              <w:right w:val="single" w:sz="6" w:space="0" w:color="808080"/>
-            </w:tcBorders>
-            <w:vAlign w:val="center"/>
-          </w:tcPr>
-          <w:p>
-            <w:pPr>
-              <w:pStyle w:val="TableContents"/>
-              <w:widowControl w:val="false"/>
-              <w:suppressLineNumbers/>
-              <w:bidi w:val="0"/>
-              <w:jc w:val="left"/>
-              <w:rPr/>
-            </w:pPr>
-            <w:r>
-              <w:rPr/>
-              <w:t>02-12-2026</w:t>
-            </w:r>
-          </w:p>
-        </w:tc>
-        <w:tc>
-          <w:tcPr>
-            <w:tcW w:w="946" w:type="dxa"/>
-            <w:tcBorders>
-              <w:left w:val="single" w:sz="2" w:space="0" w:color="808080"/>
-              <w:bottom w:val="single" w:sz="2" w:space="0" w:color="808080"/>
-              <w:right w:val="single" w:sz="6" w:space="0" w:color="808080"/>
-            </w:tcBorders>
-            <w:shd w:fill="FFF6E0" w:val="clear"/>
-            <w:vAlign w:val="center"/>
-          </w:tcPr>
-          <w:p>
-            <w:pPr>
-              <w:pStyle w:val="TableContents"/>
-              <w:widowControl w:val="false"/>
-              <w:suppressLineNumbers/>
-              <w:bidi w:val="0"/>
-              <w:jc w:val="left"/>
-              <w:rPr/>
-            </w:pPr>
-            <w:r>
-              <w:rPr/>
-              <w:t>Open</w:t>
-            </w:r>
-          </w:p>
-        </w:tc>
-        <w:tc>
-          <w:tcPr>
-            <w:tcW w:w="2245" w:type="dxa"/>
-            <w:tcBorders>
-              <w:left w:val="single" w:sz="2" w:space="0" w:color="808080"/>
-              <w:bottom w:val="single" w:sz="2" w:space="0" w:color="808080"/>
-              <w:right w:val="single" w:sz="6" w:space="0" w:color="808080"/>
-            </w:tcBorders>
-            <w:vAlign w:val="center"/>
-          </w:tcPr>
-          <w:p>
-            <w:pPr>
-              <w:pStyle w:val="TableContents"/>
-              <w:widowControl w:val="false"/>
-              <w:suppressLineNumbers/>
-              <w:bidi w:val="0"/>
-              <w:jc w:val="left"/>
-              <w:rPr/>
-            </w:pPr>
-            <w:r>
-              <w:rPr/>
-              <w:t>Nieuwe uitslag</w:t>
-            </w:r>
-          </w:p>
-        </w:tc>
-      </w:tr>
-      <w:tr>
-        <w:trPr/>
-        <w:tc>
-          <w:tcPr>
-            <w:tcW w:w="439" w:type="dxa"/>
+            <w:tcW w:w="421" w:type="dxa"/>
             <w:tcBorders>
               <w:left w:val="single" w:sz="6" w:space="0" w:color="808080"/>
               <w:bottom w:val="single" w:sz="6" w:space="0" w:color="808080"/>
@@ -4033,13 +4041,13 @@
             </w:pPr>
             <w:r>
               <w:rPr/>
-              <w:t>9</w:t>
-            </w:r>
-          </w:p>
-        </w:tc>
-        <w:tc>
-          <w:tcPr>
-            <w:tcW w:w="2637" w:type="dxa"/>
+              <w:t>8</w:t>
+            </w:r>
+          </w:p>
+        </w:tc>
+        <w:tc>
+          <w:tcPr>
+            <w:tcW w:w="2951" w:type="dxa"/>
             <w:tcBorders>
               <w:left w:val="single" w:sz="2" w:space="0" w:color="808080"/>
               <w:bottom w:val="single" w:sz="6" w:space="0" w:color="808080"/>
@@ -4065,7 +4073,7 @@
         </w:tc>
         <w:tc>
           <w:tcPr>
-            <w:tcW w:w="1768" w:type="dxa"/>
+            <w:tcW w:w="1791" w:type="dxa"/>
             <w:tcBorders>
               <w:left w:val="single" w:sz="2" w:space="0" w:color="808080"/>
               <w:bottom w:val="single" w:sz="6" w:space="0" w:color="808080"/>
@@ -4091,7 +4099,7 @@
         </w:tc>
         <w:tc>
           <w:tcPr>
-            <w:tcW w:w="1328" w:type="dxa"/>
+            <w:tcW w:w="1159" w:type="dxa"/>
             <w:tcBorders>
               <w:left w:val="single" w:sz="2" w:space="0" w:color="808080"/>
               <w:bottom w:val="single" w:sz="6" w:space="0" w:color="808080"/>
@@ -4117,7 +4125,7 @@
         </w:tc>
         <w:tc>
           <w:tcPr>
-            <w:tcW w:w="1176" w:type="dxa"/>
+            <w:tcW w:w="2108" w:type="dxa"/>
             <w:tcBorders>
               <w:left w:val="single" w:sz="2" w:space="0" w:color="808080"/>
               <w:bottom w:val="single" w:sz="6" w:space="0" w:color="808080"/>
@@ -4143,33 +4151,7 @@
         </w:tc>
         <w:tc>
           <w:tcPr>
-            <w:tcW w:w="946" w:type="dxa"/>
-            <w:tcBorders>
-              <w:left w:val="single" w:sz="2" w:space="0" w:color="808080"/>
-              <w:bottom w:val="single" w:sz="6" w:space="0" w:color="808080"/>
-              <w:right w:val="single" w:sz="6" w:space="0" w:color="808080"/>
-            </w:tcBorders>
-            <w:shd w:fill="FFF6E0" w:val="clear"/>
-            <w:vAlign w:val="center"/>
-          </w:tcPr>
-          <w:p>
-            <w:pPr>
-              <w:pStyle w:val="TableContents"/>
-              <w:widowControl w:val="false"/>
-              <w:suppressLineNumbers/>
-              <w:bidi w:val="0"/>
-              <w:jc w:val="left"/>
-              <w:rPr/>
-            </w:pPr>
-            <w:r>
-              <w:rPr/>
-              <w:t>…</w:t>
-            </w:r>
-          </w:p>
-        </w:tc>
-        <w:tc>
-          <w:tcPr>
-            <w:tcW w:w="2245" w:type="dxa"/>
+            <w:tcW w:w="2108" w:type="dxa"/>
             <w:tcBorders>
               <w:left w:val="single" w:sz="2" w:space="0" w:color="808080"/>
               <w:bottom w:val="single" w:sz="6" w:space="0" w:color="808080"/>
@@ -4204,7 +4186,7 @@
       </w:pPr>
       <w:r>
         <w:rPr/>
-        <w:t>4. Onderzoeksvragen per systeem</w:t>
+        <w:t>4. Onderzoeksvragen</w:t>
       </w:r>
     </w:p>
     <w:p>
@@ -4234,9 +4216,9 @@
       </w:tblPr>
       <w:tblGrid>
         <w:gridCol w:w="1580"/>
-        <w:gridCol w:w="3267"/>
+        <w:gridCol w:w="3268"/>
         <w:gridCol w:w="1581"/>
-        <w:gridCol w:w="2319"/>
+        <w:gridCol w:w="2318"/>
         <w:gridCol w:w="1791"/>
       </w:tblGrid>
       <w:tr>
@@ -4269,7 +4251,7 @@
         </w:tc>
         <w:tc>
           <w:tcPr>
-            <w:tcW w:w="3267" w:type="dxa"/>
+            <w:tcW w:w="3268" w:type="dxa"/>
             <w:tcBorders>
               <w:top w:val="single" w:sz="6" w:space="0" w:color="808080"/>
               <w:left w:val="single" w:sz="2" w:space="0" w:color="808080"/>
@@ -4321,7 +4303,7 @@
         </w:tc>
         <w:tc>
           <w:tcPr>
-            <w:tcW w:w="2319" w:type="dxa"/>
+            <w:tcW w:w="2318" w:type="dxa"/>
             <w:tcBorders>
               <w:top w:val="single" w:sz="6" w:space="0" w:color="808080"/>
               <w:left w:val="single" w:sz="2" w:space="0" w:color="808080"/>
@@ -4401,7 +4383,7 @@
         </w:tc>
         <w:tc>
           <w:tcPr>
-            <w:tcW w:w="3267" w:type="dxa"/>
+            <w:tcW w:w="3268" w:type="dxa"/>
             <w:tcBorders>
               <w:left w:val="single" w:sz="2" w:space="0" w:color="808080"/>
               <w:bottom w:val="single" w:sz="2" w:space="0" w:color="808080"/>
@@ -4452,7 +4434,7 @@
         </w:tc>
         <w:tc>
           <w:tcPr>
-            <w:tcW w:w="2319" w:type="dxa"/>
+            <w:tcW w:w="2318" w:type="dxa"/>
             <w:tcBorders>
               <w:left w:val="single" w:sz="2" w:space="0" w:color="808080"/>
               <w:bottom w:val="single" w:sz="2" w:space="0" w:color="808080"/>
@@ -4532,26 +4514,26 @@
         </w:tc>
         <w:tc>
           <w:tcPr>
-            <w:tcW w:w="3267" w:type="dxa"/>
-            <w:tcBorders>
-              <w:left w:val="single" w:sz="2" w:space="0" w:color="808080"/>
-              <w:bottom w:val="single" w:sz="2" w:space="0" w:color="808080"/>
-              <w:right w:val="single" w:sz="6" w:space="0" w:color="808080"/>
-            </w:tcBorders>
-            <w:vAlign w:val="center"/>
-          </w:tcPr>
-          <w:p>
-            <w:pPr>
-              <w:pStyle w:val="TableContents"/>
-              <w:widowControl w:val="false"/>
-              <w:suppressLineNumbers/>
-              <w:bidi w:val="0"/>
-              <w:jc w:val="left"/>
-              <w:rPr/>
-            </w:pPr>
-            <w:r>
-              <w:rPr/>
-              <w:t>Welke export is mogelijk, in welk formaat, en wat ontbreekt daarin?</w:t>
+            <w:tcW w:w="3268" w:type="dxa"/>
+            <w:tcBorders>
+              <w:left w:val="single" w:sz="2" w:space="0" w:color="808080"/>
+              <w:bottom w:val="single" w:sz="2" w:space="0" w:color="808080"/>
+              <w:right w:val="single" w:sz="6" w:space="0" w:color="808080"/>
+            </w:tcBorders>
+            <w:vAlign w:val="center"/>
+          </w:tcPr>
+          <w:p>
+            <w:pPr>
+              <w:pStyle w:val="TableContents"/>
+              <w:widowControl w:val="false"/>
+              <w:suppressLineNumbers/>
+              <w:bidi w:val="0"/>
+              <w:jc w:val="left"/>
+              <w:rPr/>
+            </w:pPr>
+            <w:r>
+              <w:rPr/>
+              <w:t>Wat is de contractwaarde, en moet een overstap Europees worden aanbesteed?</w:t>
             </w:r>
           </w:p>
         </w:tc>
@@ -4583,7 +4565,7 @@
         </w:tc>
         <w:tc>
           <w:tcPr>
-            <w:tcW w:w="2319" w:type="dxa"/>
+            <w:tcW w:w="2318" w:type="dxa"/>
             <w:tcBorders>
               <w:left w:val="single" w:sz="2" w:space="0" w:color="808080"/>
               <w:bottom w:val="single" w:sz="2" w:space="0" w:color="808080"/>
@@ -4657,32 +4639,32 @@
             </w:pPr>
             <w:r>
               <w:rPr/>
-              <w:t>Microsoft 365</w:t>
-            </w:r>
-          </w:p>
-        </w:tc>
-        <w:tc>
-          <w:tcPr>
-            <w:tcW w:w="3267" w:type="dxa"/>
-            <w:tcBorders>
-              <w:left w:val="single" w:sz="2" w:space="0" w:color="808080"/>
-              <w:bottom w:val="single" w:sz="2" w:space="0" w:color="808080"/>
-              <w:right w:val="single" w:sz="6" w:space="0" w:color="808080"/>
-            </w:tcBorders>
-            <w:vAlign w:val="center"/>
-          </w:tcPr>
-          <w:p>
-            <w:pPr>
-              <w:pStyle w:val="TableContents"/>
-              <w:widowControl w:val="false"/>
-              <w:suppressLineNumbers/>
-              <w:bidi w:val="0"/>
-              <w:jc w:val="left"/>
-              <w:rPr/>
-            </w:pPr>
-            <w:r>
-              <w:rPr/>
-              <w:t>Wat is de contractwaarde, en is overstappen Europees aan te besteden?</w:t>
+              <w:t>Microsoft Azure</w:t>
+            </w:r>
+          </w:p>
+        </w:tc>
+        <w:tc>
+          <w:tcPr>
+            <w:tcW w:w="3268" w:type="dxa"/>
+            <w:tcBorders>
+              <w:left w:val="single" w:sz="2" w:space="0" w:color="808080"/>
+              <w:bottom w:val="single" w:sz="2" w:space="0" w:color="808080"/>
+              <w:right w:val="single" w:sz="6" w:space="0" w:color="808080"/>
+            </w:tcBorders>
+            <w:vAlign w:val="center"/>
+          </w:tcPr>
+          <w:p>
+            <w:pPr>
+              <w:pStyle w:val="TableContents"/>
+              <w:widowControl w:val="false"/>
+              <w:suppressLineNumbers/>
+              <w:bidi w:val="0"/>
+              <w:jc w:val="left"/>
+              <w:rPr/>
+            </w:pPr>
+            <w:r>
+              <w:rPr/>
+              <w:t>Klopt de einddatum van 30 juni 2027 volgens het contract?</w:t>
             </w:r>
           </w:p>
         </w:tc>
@@ -4714,7 +4696,7 @@
         </w:tc>
         <w:tc>
           <w:tcPr>
-            <w:tcW w:w="2319" w:type="dxa"/>
+            <w:tcW w:w="2318" w:type="dxa"/>
             <w:tcBorders>
               <w:left w:val="single" w:sz="2" w:space="0" w:color="808080"/>
               <w:bottom w:val="single" w:sz="2" w:space="0" w:color="808080"/>
@@ -4794,26 +4776,26 @@
         </w:tc>
         <w:tc>
           <w:tcPr>
-            <w:tcW w:w="3267" w:type="dxa"/>
-            <w:tcBorders>
-              <w:left w:val="single" w:sz="2" w:space="0" w:color="808080"/>
-              <w:bottom w:val="single" w:sz="2" w:space="0" w:color="808080"/>
-              <w:right w:val="single" w:sz="6" w:space="0" w:color="808080"/>
-            </w:tcBorders>
-            <w:vAlign w:val="center"/>
-          </w:tcPr>
-          <w:p>
-            <w:pPr>
-              <w:pStyle w:val="TableContents"/>
-              <w:widowControl w:val="false"/>
-              <w:suppressLineNumbers/>
-              <w:bidi w:val="0"/>
-              <w:jc w:val="left"/>
-              <w:rPr/>
-            </w:pPr>
-            <w:r>
-              <w:rPr/>
-              <w:t>Klopt de einddatum van 30 juni 2027 volgens het contract?</w:t>
+            <w:tcW w:w="3268" w:type="dxa"/>
+            <w:tcBorders>
+              <w:left w:val="single" w:sz="2" w:space="0" w:color="808080"/>
+              <w:bottom w:val="single" w:sz="2" w:space="0" w:color="808080"/>
+              <w:right w:val="single" w:sz="6" w:space="0" w:color="808080"/>
+            </w:tcBorders>
+            <w:vAlign w:val="center"/>
+          </w:tcPr>
+          <w:p>
+            <w:pPr>
+              <w:pStyle w:val="TableContents"/>
+              <w:widowControl w:val="false"/>
+              <w:suppressLineNumbers/>
+              <w:bidi w:val="0"/>
+              <w:jc w:val="left"/>
+              <w:rPr/>
+            </w:pPr>
+            <w:r>
+              <w:rPr/>
+              <w:t>Verlengt het contract automatisch, en zo ja, met welke termijn?</w:t>
             </w:r>
           </w:p>
         </w:tc>
@@ -4845,7 +4827,7 @@
         </w:tc>
         <w:tc>
           <w:tcPr>
-            <w:tcW w:w="2319" w:type="dxa"/>
+            <w:tcW w:w="2318" w:type="dxa"/>
             <w:tcBorders>
               <w:left w:val="single" w:sz="2" w:space="0" w:color="808080"/>
               <w:bottom w:val="single" w:sz="2" w:space="0" w:color="808080"/>
@@ -4919,32 +4901,32 @@
             </w:pPr>
             <w:r>
               <w:rPr/>
-              <w:t>Microsoft Azure</w:t>
-            </w:r>
-          </w:p>
-        </w:tc>
-        <w:tc>
-          <w:tcPr>
-            <w:tcW w:w="3267" w:type="dxa"/>
-            <w:tcBorders>
-              <w:left w:val="single" w:sz="2" w:space="0" w:color="808080"/>
-              <w:bottom w:val="single" w:sz="2" w:space="0" w:color="808080"/>
-              <w:right w:val="single" w:sz="6" w:space="0" w:color="808080"/>
-            </w:tcBorders>
-            <w:vAlign w:val="center"/>
-          </w:tcPr>
-          <w:p>
-            <w:pPr>
-              <w:pStyle w:val="TableContents"/>
-              <w:widowControl w:val="false"/>
-              <w:suppressLineNumbers/>
-              <w:bidi w:val="0"/>
-              <w:jc w:val="left"/>
-              <w:rPr/>
-            </w:pPr>
-            <w:r>
-              <w:rPr/>
-              <w:t>Verlengt het contract automatisch, en zo ja, met welke termijn?</w:t>
+              <w:t>Zaaksysteem</w:t>
+            </w:r>
+          </w:p>
+        </w:tc>
+        <w:tc>
+          <w:tcPr>
+            <w:tcW w:w="3268" w:type="dxa"/>
+            <w:tcBorders>
+              <w:left w:val="single" w:sz="2" w:space="0" w:color="808080"/>
+              <w:bottom w:val="single" w:sz="2" w:space="0" w:color="808080"/>
+              <w:right w:val="single" w:sz="6" w:space="0" w:color="808080"/>
+            </w:tcBorders>
+            <w:vAlign w:val="center"/>
+          </w:tcPr>
+          <w:p>
+            <w:pPr>
+              <w:pStyle w:val="TableContents"/>
+              <w:widowControl w:val="false"/>
+              <w:suppressLineNumbers/>
+              <w:bidi w:val="0"/>
+              <w:jc w:val="left"/>
+              <w:rPr/>
+            </w:pPr>
+            <w:r>
+              <w:rPr/>
+              <w:t>Wanneer loopt het hostingcontract af, en wat staat erin over overdracht aan een andere partij?</w:t>
             </w:r>
           </w:p>
         </w:tc>
@@ -4976,7 +4958,7 @@
         </w:tc>
         <w:tc>
           <w:tcPr>
-            <w:tcW w:w="2319" w:type="dxa"/>
+            <w:tcW w:w="2318" w:type="dxa"/>
             <w:tcBorders>
               <w:left w:val="single" w:sz="2" w:space="0" w:color="808080"/>
               <w:bottom w:val="single" w:sz="2" w:space="0" w:color="808080"/>
@@ -5050,32 +5032,32 @@
             </w:pPr>
             <w:r>
               <w:rPr/>
-              <w:t>Open Zaak</w:t>
-            </w:r>
-          </w:p>
-        </w:tc>
-        <w:tc>
-          <w:tcPr>
-            <w:tcW w:w="3267" w:type="dxa"/>
-            <w:tcBorders>
-              <w:left w:val="single" w:sz="2" w:space="0" w:color="808080"/>
-              <w:bottom w:val="single" w:sz="2" w:space="0" w:color="808080"/>
-              <w:right w:val="single" w:sz="6" w:space="0" w:color="808080"/>
-            </w:tcBorders>
-            <w:vAlign w:val="center"/>
-          </w:tcPr>
-          <w:p>
-            <w:pPr>
-              <w:pStyle w:val="TableContents"/>
-              <w:widowControl w:val="false"/>
-              <w:suppressLineNumbers/>
-              <w:bidi w:val="0"/>
-              <w:jc w:val="left"/>
-              <w:rPr/>
-            </w:pPr>
-            <w:r>
-              <w:rPr/>
-              <w:t>Wanneer loopt het hostingcontract af, en wat staat erin over overdracht naar een andere partij?</w:t>
+              <w:t>Geo-informatie</w:t>
+            </w:r>
+          </w:p>
+        </w:tc>
+        <w:tc>
+          <w:tcPr>
+            <w:tcW w:w="3268" w:type="dxa"/>
+            <w:tcBorders>
+              <w:left w:val="single" w:sz="2" w:space="0" w:color="808080"/>
+              <w:bottom w:val="single" w:sz="2" w:space="0" w:color="808080"/>
+              <w:right w:val="single" w:sz="6" w:space="0" w:color="808080"/>
+            </w:tcBorders>
+            <w:vAlign w:val="center"/>
+          </w:tcPr>
+          <w:p>
+            <w:pPr>
+              <w:pStyle w:val="TableContents"/>
+              <w:widowControl w:val="false"/>
+              <w:suppressLineNumbers/>
+              <w:bidi w:val="0"/>
+              <w:jc w:val="left"/>
+              <w:rPr/>
+            </w:pPr>
+            <w:r>
+              <w:rPr/>
+              <w:t>Wanneer is de export voor het laatst teruggezet, en waar staat het verslag?</w:t>
             </w:r>
           </w:p>
         </w:tc>
@@ -5107,7 +5089,7 @@
         </w:tc>
         <w:tc>
           <w:tcPr>
-            <w:tcW w:w="2319" w:type="dxa"/>
+            <w:tcW w:w="2318" w:type="dxa"/>
             <w:tcBorders>
               <w:left w:val="single" w:sz="2" w:space="0" w:color="808080"/>
               <w:bottom w:val="single" w:sz="2" w:space="0" w:color="808080"/>
@@ -5181,13 +5163,13 @@
             </w:pPr>
             <w:r>
               <w:rPr/>
-              <w:t>QGIS en GeoServer</w:t>
-            </w:r>
-          </w:p>
-        </w:tc>
-        <w:tc>
-          <w:tcPr>
-            <w:tcW w:w="3267" w:type="dxa"/>
+              <w:t>Alle cloudcontracten</w:t>
+            </w:r>
+          </w:p>
+        </w:tc>
+        <w:tc>
+          <w:tcPr>
+            <w:tcW w:w="3268" w:type="dxa"/>
             <w:tcBorders>
               <w:left w:val="single" w:sz="2" w:space="0" w:color="808080"/>
               <w:bottom w:val="single" w:sz="6" w:space="0" w:color="808080"/>
@@ -5206,7 +5188,7 @@
             </w:pPr>
             <w:r>
               <w:rPr/>
-              <w:t>Wanneer is de export voor het laatst teruggezet, en waar staat het verslag?</w:t>
+              <w:t>Staan de overstapbepalingen van de Data Act erin?</w:t>
             </w:r>
           </w:p>
         </w:tc>
@@ -5238,7 +5220,7 @@
         </w:tc>
         <w:tc>
           <w:tcPr>
-            <w:tcW w:w="2319" w:type="dxa"/>
+            <w:tcW w:w="2318" w:type="dxa"/>
             <w:tcBorders>
               <w:left w:val="single" w:sz="2" w:space="0" w:color="808080"/>
               <w:bottom w:val="single" w:sz="6" w:space="0" w:color="808080"/>
@@ -5311,7 +5293,7 @@
       </w:pPr>
       <w:r>
         <w:rPr/>
-        <w:t>Bestuur en uitvoering vulden de toets los van elkaar in. Op deze zeven vragen liepen de antwoorden uiteen. Gelijk beantwoord: ketenrisico in het inkoopproces (beide deels), weten welke data exporteerbaar is (beide deels) en een geteste export (beide nee).</w:t>
+        <w:t>Bestuur en uitvoering deden de scan los van elkaar. Op deze vier vragen liepen de antwoorden uiteen. Gelijk beantwoord: of een export ooit is getest (beide nee).</w:t>
       </w:r>
     </w:p>
     <w:tbl>
@@ -5328,17 +5310,17 @@
         </w:tblCellMar>
       </w:tblPr>
       <w:tblGrid>
-        <w:gridCol w:w="2845"/>
+        <w:gridCol w:w="2846"/>
         <w:gridCol w:w="948"/>
-        <w:gridCol w:w="1054"/>
-        <w:gridCol w:w="3056"/>
+        <w:gridCol w:w="1158"/>
+        <w:gridCol w:w="2951"/>
         <w:gridCol w:w="2635"/>
       </w:tblGrid>
       <w:tr>
         <w:trPr/>
         <w:tc>
           <w:tcPr>
-            <w:tcW w:w="2845" w:type="dxa"/>
+            <w:tcW w:w="2846" w:type="dxa"/>
             <w:tcBorders>
               <w:top w:val="single" w:sz="6" w:space="0" w:color="808080"/>
               <w:left w:val="single" w:sz="6" w:space="0" w:color="808080"/>
@@ -5358,7 +5340,7 @@
             </w:pPr>
             <w:r>
               <w:rPr/>
-              <w:t>Toetsvraag</w:t>
+              <w:t>Vraag</w:t>
             </w:r>
           </w:p>
         </w:tc>
@@ -5390,7 +5372,7 @@
         </w:tc>
         <w:tc>
           <w:tcPr>
-            <w:tcW w:w="1054" w:type="dxa"/>
+            <w:tcW w:w="1158" w:type="dxa"/>
             <w:tcBorders>
               <w:top w:val="single" w:sz="6" w:space="0" w:color="808080"/>
               <w:left w:val="single" w:sz="2" w:space="0" w:color="808080"/>
@@ -5416,7 +5398,7 @@
         </w:tc>
         <w:tc>
           <w:tcPr>
-            <w:tcW w:w="3056" w:type="dxa"/>
+            <w:tcW w:w="2951" w:type="dxa"/>
             <w:tcBorders>
               <w:top w:val="single" w:sz="6" w:space="0" w:color="808080"/>
               <w:left w:val="single" w:sz="2" w:space="0" w:color="808080"/>
@@ -5471,7 +5453,7 @@
         <w:trPr/>
         <w:tc>
           <w:tcPr>
-            <w:tcW w:w="2845" w:type="dxa"/>
+            <w:tcW w:w="2846" w:type="dxa"/>
             <w:tcBorders>
               <w:left w:val="single" w:sz="6" w:space="0" w:color="808080"/>
               <w:bottom w:val="single" w:sz="2" w:space="0" w:color="808080"/>
@@ -5490,7 +5472,7 @@
             </w:pPr>
             <w:r>
               <w:rPr/>
-              <w:t>Is per kritieke leverancier vastgelegd wat de impact is als hij wegvalt?</w:t>
+              <w:t>Is er iemand in de leiding verantwoordelijk, met mandaat?</w:t>
             </w:r>
           </w:p>
         </w:tc>
@@ -5521,51 +5503,51 @@
         </w:tc>
         <w:tc>
           <w:tcPr>
-            <w:tcW w:w="1054" w:type="dxa"/>
-            <w:tcBorders>
-              <w:left w:val="single" w:sz="2" w:space="0" w:color="808080"/>
-              <w:bottom w:val="single" w:sz="2" w:space="0" w:color="808080"/>
-              <w:right w:val="single" w:sz="6" w:space="0" w:color="808080"/>
-            </w:tcBorders>
-            <w:vAlign w:val="center"/>
-          </w:tcPr>
-          <w:p>
-            <w:pPr>
-              <w:pStyle w:val="TableContents"/>
-              <w:widowControl w:val="false"/>
-              <w:suppressLineNumbers/>
-              <w:bidi w:val="0"/>
-              <w:jc w:val="left"/>
-              <w:rPr/>
-            </w:pPr>
-            <w:r>
-              <w:rPr/>
-              <w:t>Nee</w:t>
-            </w:r>
-          </w:p>
-        </w:tc>
-        <w:tc>
-          <w:tcPr>
-            <w:tcW w:w="3056" w:type="dxa"/>
-            <w:tcBorders>
-              <w:left w:val="single" w:sz="2" w:space="0" w:color="808080"/>
-              <w:bottom w:val="single" w:sz="2" w:space="0" w:color="808080"/>
-              <w:right w:val="single" w:sz="6" w:space="0" w:color="808080"/>
-            </w:tcBorders>
-            <w:vAlign w:val="center"/>
-          </w:tcPr>
-          <w:p>
-            <w:pPr>
-              <w:pStyle w:val="TableContents"/>
-              <w:widowControl w:val="false"/>
-              <w:suppressLineNumbers/>
-              <w:bidi w:val="0"/>
-              <w:jc w:val="left"/>
-              <w:rPr/>
-            </w:pPr>
-            <w:r>
-              <w:rPr/>
-              <w:t>Welk document beschrijft die impact? Als het bestaat, kent de uitvoering het niet.</w:t>
+            <w:tcW w:w="1158" w:type="dxa"/>
+            <w:tcBorders>
+              <w:left w:val="single" w:sz="2" w:space="0" w:color="808080"/>
+              <w:bottom w:val="single" w:sz="2" w:space="0" w:color="808080"/>
+              <w:right w:val="single" w:sz="6" w:space="0" w:color="808080"/>
+            </w:tcBorders>
+            <w:vAlign w:val="center"/>
+          </w:tcPr>
+          <w:p>
+            <w:pPr>
+              <w:pStyle w:val="TableContents"/>
+              <w:widowControl w:val="false"/>
+              <w:suppressLineNumbers/>
+              <w:bidi w:val="0"/>
+              <w:jc w:val="left"/>
+              <w:rPr/>
+            </w:pPr>
+            <w:r>
+              <w:rPr/>
+              <w:t>Deels</w:t>
+            </w:r>
+          </w:p>
+        </w:tc>
+        <w:tc>
+          <w:tcPr>
+            <w:tcW w:w="2951" w:type="dxa"/>
+            <w:tcBorders>
+              <w:left w:val="single" w:sz="2" w:space="0" w:color="808080"/>
+              <w:bottom w:val="single" w:sz="2" w:space="0" w:color="808080"/>
+              <w:right w:val="single" w:sz="6" w:space="0" w:color="808080"/>
+            </w:tcBorders>
+            <w:vAlign w:val="center"/>
+          </w:tcPr>
+          <w:p>
+            <w:pPr>
+              <w:pStyle w:val="TableContents"/>
+              <w:widowControl w:val="false"/>
+              <w:suppressLineNumbers/>
+              <w:bidi w:val="0"/>
+              <w:jc w:val="left"/>
+              <w:rPr/>
+            </w:pPr>
+            <w:r>
+              <w:rPr/>
+              <w:t>Wie is volgens ieder van jullie de eigenaar, en heeft die ook mandaat?</w:t>
             </w:r>
           </w:p>
         </w:tc>
@@ -5600,7 +5582,7 @@
         <w:trPr/>
         <w:tc>
           <w:tcPr>
-            <w:tcW w:w="2845" w:type="dxa"/>
+            <w:tcW w:w="2846" w:type="dxa"/>
             <w:tcBorders>
               <w:left w:val="single" w:sz="6" w:space="0" w:color="808080"/>
               <w:bottom w:val="single" w:sz="2" w:space="0" w:color="808080"/>
@@ -5619,7 +5601,7 @@
             </w:pPr>
             <w:r>
               <w:rPr/>
-              <w:t>Is vastgelegd wat er met data en middelen gebeurt bij contracteinde, faillissement of overname?</w:t>
+              <w:t>Is per belangrijke leverancier vastgelegd wat er gebeurt als die stopt?</w:t>
             </w:r>
           </w:p>
         </w:tc>
@@ -5650,51 +5632,51 @@
         </w:tc>
         <w:tc>
           <w:tcPr>
-            <w:tcW w:w="1054" w:type="dxa"/>
-            <w:tcBorders>
-              <w:left w:val="single" w:sz="2" w:space="0" w:color="808080"/>
-              <w:bottom w:val="single" w:sz="2" w:space="0" w:color="808080"/>
-              <w:right w:val="single" w:sz="6" w:space="0" w:color="808080"/>
-            </w:tcBorders>
-            <w:vAlign w:val="center"/>
-          </w:tcPr>
-          <w:p>
-            <w:pPr>
-              <w:pStyle w:val="TableContents"/>
-              <w:widowControl w:val="false"/>
-              <w:suppressLineNumbers/>
-              <w:bidi w:val="0"/>
-              <w:jc w:val="left"/>
-              <w:rPr/>
-            </w:pPr>
-            <w:r>
-              <w:rPr/>
-              <w:t>Weet niet</w:t>
-            </w:r>
-          </w:p>
-        </w:tc>
-        <w:tc>
-          <w:tcPr>
-            <w:tcW w:w="3056" w:type="dxa"/>
-            <w:tcBorders>
-              <w:left w:val="single" w:sz="2" w:space="0" w:color="808080"/>
-              <w:bottom w:val="single" w:sz="2" w:space="0" w:color="808080"/>
-              <w:right w:val="single" w:sz="6" w:space="0" w:color="808080"/>
-            </w:tcBorders>
-            <w:vAlign w:val="center"/>
-          </w:tcPr>
-          <w:p>
-            <w:pPr>
-              <w:pStyle w:val="TableContents"/>
-              <w:widowControl w:val="false"/>
-              <w:suppressLineNumbers/>
-              <w:bidi w:val="0"/>
-              <w:jc w:val="left"/>
-              <w:rPr/>
-            </w:pPr>
-            <w:r>
-              <w:rPr/>
-              <w:t>Voor welke leveranciers is dit vastgelegd, en waar?</w:t>
+            <w:tcW w:w="1158" w:type="dxa"/>
+            <w:tcBorders>
+              <w:left w:val="single" w:sz="2" w:space="0" w:color="808080"/>
+              <w:bottom w:val="single" w:sz="2" w:space="0" w:color="808080"/>
+              <w:right w:val="single" w:sz="6" w:space="0" w:color="808080"/>
+            </w:tcBorders>
+            <w:vAlign w:val="center"/>
+          </w:tcPr>
+          <w:p>
+            <w:pPr>
+              <w:pStyle w:val="TableContents"/>
+              <w:widowControl w:val="false"/>
+              <w:suppressLineNumbers/>
+              <w:bidi w:val="0"/>
+              <w:jc w:val="left"/>
+              <w:rPr/>
+            </w:pPr>
+            <w:r>
+              <w:rPr/>
+              <w:t>Nee</w:t>
+            </w:r>
+          </w:p>
+        </w:tc>
+        <w:tc>
+          <w:tcPr>
+            <w:tcW w:w="2951" w:type="dxa"/>
+            <w:tcBorders>
+              <w:left w:val="single" w:sz="2" w:space="0" w:color="808080"/>
+              <w:bottom w:val="single" w:sz="2" w:space="0" w:color="808080"/>
+              <w:right w:val="single" w:sz="6" w:space="0" w:color="808080"/>
+            </w:tcBorders>
+            <w:vAlign w:val="center"/>
+          </w:tcPr>
+          <w:p>
+            <w:pPr>
+              <w:pStyle w:val="TableContents"/>
+              <w:widowControl w:val="false"/>
+              <w:suppressLineNumbers/>
+              <w:bidi w:val="0"/>
+              <w:jc w:val="left"/>
+              <w:rPr/>
+            </w:pPr>
+            <w:r>
+              <w:rPr/>
+              <w:t>Waar liggen die scenario's, en voor welke leveranciers?</w:t>
             </w:r>
           </w:p>
         </w:tc>
@@ -5729,7 +5711,7 @@
         <w:trPr/>
         <w:tc>
           <w:tcPr>
-            <w:tcW w:w="2845" w:type="dxa"/>
+            <w:tcW w:w="2846" w:type="dxa"/>
             <w:tcBorders>
               <w:left w:val="single" w:sz="6" w:space="0" w:color="808080"/>
               <w:bottom w:val="single" w:sz="2" w:space="0" w:color="808080"/>
@@ -5748,7 +5730,7 @@
             </w:pPr>
             <w:r>
               <w:rPr/>
-              <w:t>Heeft het bestuur de aanpak van ketenrisico's formeel vastgesteld?</w:t>
+              <w:t>Is bekend wat de contracten zeggen over opzeggen, verlengen en overstappen?</w:t>
             </w:r>
           </w:p>
         </w:tc>
@@ -5779,51 +5761,51 @@
         </w:tc>
         <w:tc>
           <w:tcPr>
-            <w:tcW w:w="1054" w:type="dxa"/>
-            <w:tcBorders>
-              <w:left w:val="single" w:sz="2" w:space="0" w:color="808080"/>
-              <w:bottom w:val="single" w:sz="2" w:space="0" w:color="808080"/>
-              <w:right w:val="single" w:sz="6" w:space="0" w:color="808080"/>
-            </w:tcBorders>
-            <w:vAlign w:val="center"/>
-          </w:tcPr>
-          <w:p>
-            <w:pPr>
-              <w:pStyle w:val="TableContents"/>
-              <w:widowControl w:val="false"/>
-              <w:suppressLineNumbers/>
-              <w:bidi w:val="0"/>
-              <w:jc w:val="left"/>
-              <w:rPr/>
-            </w:pPr>
-            <w:r>
-              <w:rPr/>
-              <w:t>Weet niet</w:t>
-            </w:r>
-          </w:p>
-        </w:tc>
-        <w:tc>
-          <w:tcPr>
-            <w:tcW w:w="3056" w:type="dxa"/>
-            <w:tcBorders>
-              <w:left w:val="single" w:sz="2" w:space="0" w:color="808080"/>
-              <w:bottom w:val="single" w:sz="2" w:space="0" w:color="808080"/>
-              <w:right w:val="single" w:sz="6" w:space="0" w:color="808080"/>
-            </w:tcBorders>
-            <w:vAlign w:val="center"/>
-          </w:tcPr>
-          <w:p>
-            <w:pPr>
-              <w:pStyle w:val="TableContents"/>
-              <w:widowControl w:val="false"/>
-              <w:suppressLineNumbers/>
-              <w:bidi w:val="0"/>
-              <w:jc w:val="left"/>
-              <w:rPr/>
-            </w:pPr>
-            <w:r>
-              <w:rPr/>
-              <w:t>Wanneer is dat besloten, en waarom heeft het de uitvoering niet bereikt?</w:t>
+            <w:tcW w:w="1158" w:type="dxa"/>
+            <w:tcBorders>
+              <w:left w:val="single" w:sz="2" w:space="0" w:color="808080"/>
+              <w:bottom w:val="single" w:sz="2" w:space="0" w:color="808080"/>
+              <w:right w:val="single" w:sz="6" w:space="0" w:color="808080"/>
+            </w:tcBorders>
+            <w:vAlign w:val="center"/>
+          </w:tcPr>
+          <w:p>
+            <w:pPr>
+              <w:pStyle w:val="TableContents"/>
+              <w:widowControl w:val="false"/>
+              <w:suppressLineNumbers/>
+              <w:bidi w:val="0"/>
+              <w:jc w:val="left"/>
+              <w:rPr/>
+            </w:pPr>
+            <w:r>
+              <w:rPr/>
+              <w:t>Weet ik niet</w:t>
+            </w:r>
+          </w:p>
+        </w:tc>
+        <w:tc>
+          <w:tcPr>
+            <w:tcW w:w="2951" w:type="dxa"/>
+            <w:tcBorders>
+              <w:left w:val="single" w:sz="2" w:space="0" w:color="808080"/>
+              <w:bottom w:val="single" w:sz="2" w:space="0" w:color="808080"/>
+              <w:right w:val="single" w:sz="6" w:space="0" w:color="808080"/>
+            </w:tcBorders>
+            <w:vAlign w:val="center"/>
+          </w:tcPr>
+          <w:p>
+            <w:pPr>
+              <w:pStyle w:val="TableContents"/>
+              <w:widowControl w:val="false"/>
+              <w:suppressLineNumbers/>
+              <w:bidi w:val="0"/>
+              <w:jc w:val="left"/>
+              <w:rPr/>
+            </w:pPr>
+            <w:r>
+              <w:rPr/>
+              <w:t>Wie heeft de contracten hierop gelezen, en waar staat dat?</w:t>
             </w:r>
           </w:p>
         </w:tc>
@@ -5858,394 +5840,7 @@
         <w:trPr/>
         <w:tc>
           <w:tcPr>
-            <w:tcW w:w="2845" w:type="dxa"/>
-            <w:tcBorders>
-              <w:left w:val="single" w:sz="6" w:space="0" w:color="808080"/>
-              <w:bottom w:val="single" w:sz="2" w:space="0" w:color="808080"/>
-              <w:right w:val="single" w:sz="6" w:space="0" w:color="808080"/>
-            </w:tcBorders>
-            <w:vAlign w:val="center"/>
-          </w:tcPr>
-          <w:p>
-            <w:pPr>
-              <w:pStyle w:val="TableContents"/>
-              <w:widowControl w:val="false"/>
-              <w:suppressLineNumbers/>
-              <w:bidi w:val="0"/>
-              <w:jc w:val="left"/>
-              <w:rPr/>
-            </w:pPr>
-            <w:r>
-              <w:rPr/>
-              <w:t>Staan opzeg- en overgangstermijnen zoals de Data Act die voorschrijft in de cloudcontracten?</w:t>
-            </w:r>
-          </w:p>
-        </w:tc>
-        <w:tc>
-          <w:tcPr>
-            <w:tcW w:w="948" w:type="dxa"/>
-            <w:tcBorders>
-              <w:left w:val="single" w:sz="2" w:space="0" w:color="808080"/>
-              <w:bottom w:val="single" w:sz="2" w:space="0" w:color="808080"/>
-              <w:right w:val="single" w:sz="6" w:space="0" w:color="808080"/>
-            </w:tcBorders>
-            <w:vAlign w:val="center"/>
-          </w:tcPr>
-          <w:p>
-            <w:pPr>
-              <w:pStyle w:val="TableContents"/>
-              <w:widowControl w:val="false"/>
-              <w:suppressLineNumbers/>
-              <w:bidi w:val="0"/>
-              <w:jc w:val="left"/>
-              <w:rPr/>
-            </w:pPr>
-            <w:r>
-              <w:rPr/>
-              <w:t>Deels</w:t>
-            </w:r>
-          </w:p>
-        </w:tc>
-        <w:tc>
-          <w:tcPr>
-            <w:tcW w:w="1054" w:type="dxa"/>
-            <w:tcBorders>
-              <w:left w:val="single" w:sz="2" w:space="0" w:color="808080"/>
-              <w:bottom w:val="single" w:sz="2" w:space="0" w:color="808080"/>
-              <w:right w:val="single" w:sz="6" w:space="0" w:color="808080"/>
-            </w:tcBorders>
-            <w:vAlign w:val="center"/>
-          </w:tcPr>
-          <w:p>
-            <w:pPr>
-              <w:pStyle w:val="TableContents"/>
-              <w:widowControl w:val="false"/>
-              <w:suppressLineNumbers/>
-              <w:bidi w:val="0"/>
-              <w:jc w:val="left"/>
-              <w:rPr/>
-            </w:pPr>
-            <w:r>
-              <w:rPr/>
-              <w:t>Weet niet</w:t>
-            </w:r>
-          </w:p>
-        </w:tc>
-        <w:tc>
-          <w:tcPr>
-            <w:tcW w:w="3056" w:type="dxa"/>
-            <w:tcBorders>
-              <w:left w:val="single" w:sz="2" w:space="0" w:color="808080"/>
-              <w:bottom w:val="single" w:sz="2" w:space="0" w:color="808080"/>
-              <w:right w:val="single" w:sz="6" w:space="0" w:color="808080"/>
-            </w:tcBorders>
-            <w:vAlign w:val="center"/>
-          </w:tcPr>
-          <w:p>
-            <w:pPr>
-              <w:pStyle w:val="TableContents"/>
-              <w:widowControl w:val="false"/>
-              <w:suppressLineNumbers/>
-              <w:bidi w:val="0"/>
-              <w:jc w:val="left"/>
-              <w:rPr/>
-            </w:pPr>
-            <w:r>
-              <w:rPr/>
-              <w:t>Welke contracten zijn hierop nagelezen, en door wie?</w:t>
-            </w:r>
-          </w:p>
-        </w:tc>
-        <w:tc>
-          <w:tcPr>
-            <w:tcW w:w="2635" w:type="dxa"/>
-            <w:tcBorders>
-              <w:left w:val="single" w:sz="2" w:space="0" w:color="808080"/>
-              <w:bottom w:val="single" w:sz="2" w:space="0" w:color="808080"/>
-              <w:right w:val="single" w:sz="6" w:space="0" w:color="808080"/>
-            </w:tcBorders>
-            <w:shd w:fill="FFF6E0" w:val="clear"/>
-            <w:vAlign w:val="center"/>
-          </w:tcPr>
-          <w:p>
-            <w:pPr>
-              <w:pStyle w:val="TableContents"/>
-              <w:widowControl w:val="false"/>
-              <w:suppressLineNumbers/>
-              <w:bidi w:val="0"/>
-              <w:jc w:val="left"/>
-              <w:rPr/>
-            </w:pPr>
-            <w:r>
-              <w:rPr/>
-              <w:t>…</w:t>
-            </w:r>
-          </w:p>
-        </w:tc>
-      </w:tr>
-      <w:tr>
-        <w:trPr/>
-        <w:tc>
-          <w:tcPr>
-            <w:tcW w:w="2845" w:type="dxa"/>
-            <w:tcBorders>
-              <w:left w:val="single" w:sz="6" w:space="0" w:color="808080"/>
-              <w:bottom w:val="single" w:sz="2" w:space="0" w:color="808080"/>
-              <w:right w:val="single" w:sz="6" w:space="0" w:color="808080"/>
-            </w:tcBorders>
-            <w:vAlign w:val="center"/>
-          </w:tcPr>
-          <w:p>
-            <w:pPr>
-              <w:pStyle w:val="TableContents"/>
-              <w:widowControl w:val="false"/>
-              <w:suppressLineNumbers/>
-              <w:bidi w:val="0"/>
-              <w:jc w:val="left"/>
-              <w:rPr/>
-            </w:pPr>
-            <w:r>
-              <w:rPr/>
-              <w:t>Is er per kritieke dienst een exitplan, ook voor plotseling wegvallen?</w:t>
-            </w:r>
-          </w:p>
-        </w:tc>
-        <w:tc>
-          <w:tcPr>
-            <w:tcW w:w="948" w:type="dxa"/>
-            <w:tcBorders>
-              <w:left w:val="single" w:sz="2" w:space="0" w:color="808080"/>
-              <w:bottom w:val="single" w:sz="2" w:space="0" w:color="808080"/>
-              <w:right w:val="single" w:sz="6" w:space="0" w:color="808080"/>
-            </w:tcBorders>
-            <w:vAlign w:val="center"/>
-          </w:tcPr>
-          <w:p>
-            <w:pPr>
-              <w:pStyle w:val="TableContents"/>
-              <w:widowControl w:val="false"/>
-              <w:suppressLineNumbers/>
-              <w:bidi w:val="0"/>
-              <w:jc w:val="left"/>
-              <w:rPr/>
-            </w:pPr>
-            <w:r>
-              <w:rPr/>
-              <w:t>Ja</w:t>
-            </w:r>
-          </w:p>
-        </w:tc>
-        <w:tc>
-          <w:tcPr>
-            <w:tcW w:w="1054" w:type="dxa"/>
-            <w:tcBorders>
-              <w:left w:val="single" w:sz="2" w:space="0" w:color="808080"/>
-              <w:bottom w:val="single" w:sz="2" w:space="0" w:color="808080"/>
-              <w:right w:val="single" w:sz="6" w:space="0" w:color="808080"/>
-            </w:tcBorders>
-            <w:vAlign w:val="center"/>
-          </w:tcPr>
-          <w:p>
-            <w:pPr>
-              <w:pStyle w:val="TableContents"/>
-              <w:widowControl w:val="false"/>
-              <w:suppressLineNumbers/>
-              <w:bidi w:val="0"/>
-              <w:jc w:val="left"/>
-              <w:rPr/>
-            </w:pPr>
-            <w:r>
-              <w:rPr/>
-              <w:t>Deels</w:t>
-            </w:r>
-          </w:p>
-        </w:tc>
-        <w:tc>
-          <w:tcPr>
-            <w:tcW w:w="3056" w:type="dxa"/>
-            <w:tcBorders>
-              <w:left w:val="single" w:sz="2" w:space="0" w:color="808080"/>
-              <w:bottom w:val="single" w:sz="2" w:space="0" w:color="808080"/>
-              <w:right w:val="single" w:sz="6" w:space="0" w:color="808080"/>
-            </w:tcBorders>
-            <w:vAlign w:val="center"/>
-          </w:tcPr>
-          <w:p>
-            <w:pPr>
-              <w:pStyle w:val="TableContents"/>
-              <w:widowControl w:val="false"/>
-              <w:suppressLineNumbers/>
-              <w:bidi w:val="0"/>
-              <w:jc w:val="left"/>
-              <w:rPr/>
-            </w:pPr>
-            <w:r>
-              <w:rPr/>
-              <w:t>Waar liggen de exitplannen, en bevatten ze het scenario van plotseling wegvallen?</w:t>
-            </w:r>
-          </w:p>
-        </w:tc>
-        <w:tc>
-          <w:tcPr>
-            <w:tcW w:w="2635" w:type="dxa"/>
-            <w:tcBorders>
-              <w:left w:val="single" w:sz="2" w:space="0" w:color="808080"/>
-              <w:bottom w:val="single" w:sz="2" w:space="0" w:color="808080"/>
-              <w:right w:val="single" w:sz="6" w:space="0" w:color="808080"/>
-            </w:tcBorders>
-            <w:shd w:fill="FFF6E0" w:val="clear"/>
-            <w:vAlign w:val="center"/>
-          </w:tcPr>
-          <w:p>
-            <w:pPr>
-              <w:pStyle w:val="TableContents"/>
-              <w:widowControl w:val="false"/>
-              <w:suppressLineNumbers/>
-              <w:bidi w:val="0"/>
-              <w:jc w:val="left"/>
-              <w:rPr/>
-            </w:pPr>
-            <w:r>
-              <w:rPr/>
-              <w:t>…</w:t>
-            </w:r>
-          </w:p>
-        </w:tc>
-      </w:tr>
-      <w:tr>
-        <w:trPr/>
-        <w:tc>
-          <w:tcPr>
-            <w:tcW w:w="2845" w:type="dxa"/>
-            <w:tcBorders>
-              <w:left w:val="single" w:sz="6" w:space="0" w:color="808080"/>
-              <w:bottom w:val="single" w:sz="2" w:space="0" w:color="808080"/>
-              <w:right w:val="single" w:sz="6" w:space="0" w:color="808080"/>
-            </w:tcBorders>
-            <w:vAlign w:val="center"/>
-          </w:tcPr>
-          <w:p>
-            <w:pPr>
-              <w:pStyle w:val="TableContents"/>
-              <w:widowControl w:val="false"/>
-              <w:suppressLineNumbers/>
-              <w:bidi w:val="0"/>
-              <w:jc w:val="left"/>
-              <w:rPr/>
-            </w:pPr>
-            <w:r>
-              <w:rPr/>
-              <w:t>Is er een reëel alternatief benoemd, waarmee ook echt gesproken is?</w:t>
-            </w:r>
-          </w:p>
-        </w:tc>
-        <w:tc>
-          <w:tcPr>
-            <w:tcW w:w="948" w:type="dxa"/>
-            <w:tcBorders>
-              <w:left w:val="single" w:sz="2" w:space="0" w:color="808080"/>
-              <w:bottom w:val="single" w:sz="2" w:space="0" w:color="808080"/>
-              <w:right w:val="single" w:sz="6" w:space="0" w:color="808080"/>
-            </w:tcBorders>
-            <w:vAlign w:val="center"/>
-          </w:tcPr>
-          <w:p>
-            <w:pPr>
-              <w:pStyle w:val="TableContents"/>
-              <w:widowControl w:val="false"/>
-              <w:suppressLineNumbers/>
-              <w:bidi w:val="0"/>
-              <w:jc w:val="left"/>
-              <w:rPr/>
-            </w:pPr>
-            <w:r>
-              <w:rPr/>
-              <w:t>Deels</w:t>
-            </w:r>
-          </w:p>
-        </w:tc>
-        <w:tc>
-          <w:tcPr>
-            <w:tcW w:w="1054" w:type="dxa"/>
-            <w:tcBorders>
-              <w:left w:val="single" w:sz="2" w:space="0" w:color="808080"/>
-              <w:bottom w:val="single" w:sz="2" w:space="0" w:color="808080"/>
-              <w:right w:val="single" w:sz="6" w:space="0" w:color="808080"/>
-            </w:tcBorders>
-            <w:vAlign w:val="center"/>
-          </w:tcPr>
-          <w:p>
-            <w:pPr>
-              <w:pStyle w:val="TableContents"/>
-              <w:widowControl w:val="false"/>
-              <w:suppressLineNumbers/>
-              <w:bidi w:val="0"/>
-              <w:jc w:val="left"/>
-              <w:rPr/>
-            </w:pPr>
-            <w:r>
-              <w:rPr/>
-              <w:t>Nee</w:t>
-            </w:r>
-          </w:p>
-        </w:tc>
-        <w:tc>
-          <w:tcPr>
-            <w:tcW w:w="3056" w:type="dxa"/>
-            <w:tcBorders>
-              <w:left w:val="single" w:sz="2" w:space="0" w:color="808080"/>
-              <w:bottom w:val="single" w:sz="2" w:space="0" w:color="808080"/>
-              <w:right w:val="single" w:sz="6" w:space="0" w:color="808080"/>
-            </w:tcBorders>
-            <w:vAlign w:val="center"/>
-          </w:tcPr>
-          <w:p>
-            <w:pPr>
-              <w:pStyle w:val="TableContents"/>
-              <w:widowControl w:val="false"/>
-              <w:suppressLineNumbers/>
-              <w:bidi w:val="0"/>
-              <w:jc w:val="left"/>
-              <w:rPr/>
-            </w:pPr>
-            <w:r>
-              <w:rPr/>
-              <w:t>Met welke partij is gesproken, en is dat ergens vastgelegd?</w:t>
-            </w:r>
-          </w:p>
-        </w:tc>
-        <w:tc>
-          <w:tcPr>
-            <w:tcW w:w="2635" w:type="dxa"/>
-            <w:tcBorders>
-              <w:left w:val="single" w:sz="2" w:space="0" w:color="808080"/>
-              <w:bottom w:val="single" w:sz="2" w:space="0" w:color="808080"/>
-              <w:right w:val="single" w:sz="6" w:space="0" w:color="808080"/>
-            </w:tcBorders>
-            <w:shd w:fill="FFF6E0" w:val="clear"/>
-            <w:vAlign w:val="center"/>
-          </w:tcPr>
-          <w:p>
-            <w:pPr>
-              <w:pStyle w:val="TableContents"/>
-              <w:widowControl w:val="false"/>
-              <w:suppressLineNumbers/>
-              <w:bidi w:val="0"/>
-              <w:jc w:val="left"/>
-              <w:rPr/>
-            </w:pPr>
-            <w:r>
-              <w:rPr/>
-              <w:t>…</w:t>
-            </w:r>
-          </w:p>
-        </w:tc>
-      </w:tr>
-      <w:tr>
-        <w:trPr/>
-        <w:tc>
-          <w:tcPr>
-            <w:tcW w:w="2845" w:type="dxa"/>
+            <w:tcW w:w="2846" w:type="dxa"/>
             <w:tcBorders>
               <w:left w:val="single" w:sz="6" w:space="0" w:color="808080"/>
               <w:bottom w:val="single" w:sz="6" w:space="0" w:color="808080"/>
@@ -6264,7 +5859,7 @@
             </w:pPr>
             <w:r>
               <w:rPr/>
-              <w:t>Is er een bestuurlijk eigenaar met mandaat en budget voor de exit?</w:t>
+              <w:t>Is voor een belangrijk systeem ooit een alternatief verkend?</w:t>
             </w:r>
           </w:p>
         </w:tc>
@@ -6289,13 +5884,38 @@
             </w:pPr>
             <w:r>
               <w:rPr/>
+              <w:t>Deels</w:t>
+            </w:r>
+          </w:p>
+        </w:tc>
+        <w:tc>
+          <w:tcPr>
+            <w:tcW w:w="1158" w:type="dxa"/>
+            <w:tcBorders>
+              <w:left w:val="single" w:sz="2" w:space="0" w:color="808080"/>
+              <w:bottom w:val="single" w:sz="6" w:space="0" w:color="808080"/>
+              <w:right w:val="single" w:sz="6" w:space="0" w:color="808080"/>
+            </w:tcBorders>
+            <w:vAlign w:val="center"/>
+          </w:tcPr>
+          <w:p>
+            <w:pPr>
+              <w:pStyle w:val="TableContents"/>
+              <w:widowControl w:val="false"/>
+              <w:suppressLineNumbers/>
+              <w:bidi w:val="0"/>
+              <w:jc w:val="left"/>
+              <w:rPr/>
+            </w:pPr>
+            <w:r>
+              <w:rPr/>
               <w:t>Nee</w:t>
             </w:r>
           </w:p>
         </w:tc>
         <w:tc>
           <w:tcPr>
-            <w:tcW w:w="1054" w:type="dxa"/>
+            <w:tcW w:w="2951" w:type="dxa"/>
             <w:tcBorders>
               <w:left w:val="single" w:sz="2" w:space="0" w:color="808080"/>
               <w:bottom w:val="single" w:sz="6" w:space="0" w:color="808080"/>
@@ -6314,32 +5934,7 @@
             </w:pPr>
             <w:r>
               <w:rPr/>
-              <w:t>Deels</w:t>
-            </w:r>
-          </w:p>
-        </w:tc>
-        <w:tc>
-          <w:tcPr>
-            <w:tcW w:w="3056" w:type="dxa"/>
-            <w:tcBorders>
-              <w:left w:val="single" w:sz="2" w:space="0" w:color="808080"/>
-              <w:bottom w:val="single" w:sz="6" w:space="0" w:color="808080"/>
-              <w:right w:val="single" w:sz="6" w:space="0" w:color="808080"/>
-            </w:tcBorders>
-            <w:vAlign w:val="center"/>
-          </w:tcPr>
-          <w:p>
-            <w:pPr>
-              <w:pStyle w:val="TableContents"/>
-              <w:widowControl w:val="false"/>
-              <w:suppressLineNumbers/>
-              <w:bidi w:val="0"/>
-              <w:jc w:val="left"/>
-              <w:rPr/>
-            </w:pPr>
-            <w:r>
-              <w:rPr/>
-              <w:t>De uitvoering ziet een eigenaar die het bestuur niet ziet. Is de informatiemanager eigenaar, of beheerder zonder mandaat?</w:t>
+              <w:t>Met welke partij is gesproken, en staat dat ergens?</w:t>
             </w:r>
           </w:p>
         </w:tc>
@@ -6380,11 +5975,199 @@
       </w:pPr>
       <w:r>
         <w:rPr/>
-        <w:t>6. Voorgestelde contractafspraken</w:t>
+        <w:t>6. Vragen voor leveranciers en aandachtspunten voor inkoop</w:t>
       </w:r>
     </w:p>
     <w:p>
       <w:pPr>
+        <w:pStyle w:val="Heading3"/>
+        <w:bidi w:val="0"/>
+        <w:jc w:val="left"/>
+        <w:rPr/>
+      </w:pPr>
+      <w:r>
+        <w:rPr/>
+        <w:t>Vragen voor Microsoft, over Microsoft 365 en Azure</w:t>
+      </w:r>
+    </w:p>
+    <w:p>
+      <w:pPr>
+        <w:pStyle w:val="BodyText"/>
+        <w:numPr>
+          <w:ilvl w:val="0"/>
+          <w:numId w:val="5"/>
+        </w:numPr>
+        <w:tabs>
+          <w:tab w:val="clear" w:pos="709"/>
+          <w:tab w:val="left" w:pos="709" w:leader="none"/>
+        </w:tabs>
+        <w:bidi w:val="0"/>
+        <w:spacing w:before="0" w:after="0"/>
+        <w:ind w:hanging="283" w:left="709"/>
+        <w:jc w:val="left"/>
+        <w:rPr/>
+      </w:pPr>
+      <w:r>
+        <w:rPr/>
+        <w:t xml:space="preserve">Wanneer lopen onze overeenkomsten af, wat is de opzegtermijn en verlengen ze automatisch? </w:t>
+      </w:r>
+    </w:p>
+    <w:p>
+      <w:pPr>
+        <w:pStyle w:val="BodyText"/>
+        <w:numPr>
+          <w:ilvl w:val="0"/>
+          <w:numId w:val="5"/>
+        </w:numPr>
+        <w:tabs>
+          <w:tab w:val="clear" w:pos="709"/>
+          <w:tab w:val="left" w:pos="709" w:leader="none"/>
+        </w:tabs>
+        <w:bidi w:val="0"/>
+        <w:spacing w:before="0" w:after="0"/>
+        <w:ind w:hanging="283" w:left="709"/>
+        <w:jc w:val="left"/>
+        <w:rPr/>
+      </w:pPr>
+      <w:r>
+        <w:rPr/>
+        <w:t xml:space="preserve">Welke gegevens en configuraties kunnen we bij een overstap exporteren, in welk formaat en binnen welke termijn? </w:t>
+      </w:r>
+    </w:p>
+    <w:p>
+      <w:pPr>
+        <w:pStyle w:val="BodyText"/>
+        <w:numPr>
+          <w:ilvl w:val="0"/>
+          <w:numId w:val="5"/>
+        </w:numPr>
+        <w:tabs>
+          <w:tab w:val="clear" w:pos="709"/>
+          <w:tab w:val="left" w:pos="709" w:leader="none"/>
+        </w:tabs>
+        <w:bidi w:val="0"/>
+        <w:spacing w:before="0" w:after="0"/>
+        <w:ind w:hanging="283" w:left="709"/>
+        <w:jc w:val="left"/>
+        <w:rPr/>
+      </w:pPr>
+      <w:r>
+        <w:rPr/>
+        <w:t xml:space="preserve">Welke kosten rekent u tot 12 januari 2027 voor een overstap, en hoe zijn die opgebouwd? </w:t>
+      </w:r>
+    </w:p>
+    <w:p>
+      <w:pPr>
+        <w:pStyle w:val="BodyText"/>
+        <w:numPr>
+          <w:ilvl w:val="0"/>
+          <w:numId w:val="5"/>
+        </w:numPr>
+        <w:tabs>
+          <w:tab w:val="clear" w:pos="709"/>
+          <w:tab w:val="left" w:pos="709" w:leader="none"/>
+        </w:tabs>
+        <w:bidi w:val="0"/>
+        <w:ind w:hanging="283" w:left="709"/>
+        <w:jc w:val="left"/>
+        <w:rPr/>
+      </w:pPr>
+      <w:r>
+        <w:rPr/>
+        <w:t xml:space="preserve">Wat gebeurt er na beëindiging met onze gegevens, en hoe lang bewaart u ze? </w:t>
+      </w:r>
+    </w:p>
+    <w:p>
+      <w:pPr>
+        <w:pStyle w:val="Heading3"/>
+        <w:bidi w:val="0"/>
+        <w:jc w:val="left"/>
+        <w:rPr/>
+      </w:pPr>
+      <w:r>
+        <w:rPr/>
+        <w:t>Vragen voor de hostingpartij van het zaaksysteem</w:t>
+      </w:r>
+    </w:p>
+    <w:p>
+      <w:pPr>
+        <w:pStyle w:val="BodyText"/>
+        <w:numPr>
+          <w:ilvl w:val="0"/>
+          <w:numId w:val="6"/>
+        </w:numPr>
+        <w:tabs>
+          <w:tab w:val="clear" w:pos="709"/>
+          <w:tab w:val="left" w:pos="709" w:leader="none"/>
+        </w:tabs>
+        <w:bidi w:val="0"/>
+        <w:spacing w:before="0" w:after="0"/>
+        <w:ind w:hanging="283" w:left="709"/>
+        <w:jc w:val="left"/>
+        <w:rPr/>
+      </w:pPr>
+      <w:r>
+        <w:rPr/>
+        <w:t xml:space="preserve">Wanneer loopt het hostingcontract af, en wat is de opzegtermijn? </w:t>
+      </w:r>
+    </w:p>
+    <w:p>
+      <w:pPr>
+        <w:pStyle w:val="BodyText"/>
+        <w:numPr>
+          <w:ilvl w:val="0"/>
+          <w:numId w:val="6"/>
+        </w:numPr>
+        <w:tabs>
+          <w:tab w:val="clear" w:pos="709"/>
+          <w:tab w:val="left" w:pos="709" w:leader="none"/>
+        </w:tabs>
+        <w:bidi w:val="0"/>
+        <w:spacing w:before="0" w:after="0"/>
+        <w:ind w:hanging="283" w:left="709"/>
+        <w:jc w:val="left"/>
+        <w:rPr/>
+      </w:pPr>
+      <w:r>
+        <w:rPr/>
+        <w:t xml:space="preserve">Hoe verloopt een overdracht aan een andere hostingpartij, en wat levert u daarbij op? </w:t>
+      </w:r>
+    </w:p>
+    <w:p>
+      <w:pPr>
+        <w:pStyle w:val="BodyText"/>
+        <w:numPr>
+          <w:ilvl w:val="0"/>
+          <w:numId w:val="6"/>
+        </w:numPr>
+        <w:tabs>
+          <w:tab w:val="clear" w:pos="709"/>
+          <w:tab w:val="left" w:pos="709" w:leader="none"/>
+        </w:tabs>
+        <w:bidi w:val="0"/>
+        <w:ind w:hanging="283" w:left="709"/>
+        <w:jc w:val="left"/>
+        <w:rPr/>
+      </w:pPr>
+      <w:r>
+        <w:rPr/>
+        <w:t xml:space="preserve">Welke hersteltijd geldt bij uitval, en wat gebeurt er bij uw faillissement? </w:t>
+      </w:r>
+    </w:p>
+    <w:p>
+      <w:pPr>
+        <w:pStyle w:val="Heading3"/>
+        <w:bidi w:val="0"/>
+        <w:jc w:val="left"/>
+        <w:rPr/>
+      </w:pPr>
+      <w:r>
+        <w:rPr/>
+        <w:t>Aandachtspunten voor een verlenging of nieuwe uitvraag</w:t>
+      </w:r>
+    </w:p>
+    <w:p>
+      <w:pPr>
         <w:pStyle w:val="BodyText"/>
         <w:bidi w:val="0"/>
         <w:jc w:val="left"/>
@@ -6392,7 +6175,7 @@
       </w:pPr>
       <w:r>
         <w:rPr/>
-        <w:t>Voor inkoop en de jurist, bij een verlenging of een nieuwe aanbesteding. Niet juridisch gevalideerd en niet zonder toetsing bruikbaar als contracttekst.</w:t>
+        <w:t>Niet juridisch gevalideerd en niet zonder toetsing bruikbaar als contracttekst.</w:t>
       </w:r>
     </w:p>
     <w:tbl>
@@ -6410,8 +6193,8 @@
       </w:tblPr>
       <w:tblGrid>
         <w:gridCol w:w="2107"/>
-        <w:gridCol w:w="5059"/>
-        <w:gridCol w:w="3372"/>
+        <w:gridCol w:w="4848"/>
+        <w:gridCol w:w="3583"/>
       </w:tblGrid>
       <w:tr>
         <w:trPr/>
@@ -6443,7 +6226,7 @@
         </w:tc>
         <w:tc>
           <w:tcPr>
-            <w:tcW w:w="5059" w:type="dxa"/>
+            <w:tcW w:w="4848" w:type="dxa"/>
             <w:tcBorders>
               <w:top w:val="single" w:sz="6" w:space="0" w:color="808080"/>
               <w:left w:val="single" w:sz="2" w:space="0" w:color="808080"/>
@@ -6469,7 +6252,7 @@
         </w:tc>
         <w:tc>
           <w:tcPr>
-            <w:tcW w:w="3372" w:type="dxa"/>
+            <w:tcW w:w="3583" w:type="dxa"/>
             <w:tcBorders>
               <w:top w:val="single" w:sz="6" w:space="0" w:color="808080"/>
               <w:left w:val="single" w:sz="2" w:space="0" w:color="808080"/>
@@ -6523,51 +6306,51 @@
         </w:tc>
         <w:tc>
           <w:tcPr>
-            <w:tcW w:w="5059" w:type="dxa"/>
-            <w:tcBorders>
-              <w:left w:val="single" w:sz="2" w:space="0" w:color="808080"/>
-              <w:bottom w:val="single" w:sz="2" w:space="0" w:color="808080"/>
-              <w:right w:val="single" w:sz="6" w:space="0" w:color="808080"/>
-            </w:tcBorders>
-            <w:vAlign w:val="center"/>
-          </w:tcPr>
-          <w:p>
-            <w:pPr>
-              <w:pStyle w:val="TableContents"/>
-              <w:widowControl w:val="false"/>
-              <w:suppressLineNumbers/>
-              <w:bidi w:val="0"/>
-              <w:jc w:val="left"/>
-              <w:rPr/>
-            </w:pPr>
-            <w:r>
-              <w:rPr/>
-              <w:t>Opzegtermijn maximaal twee maanden. Na opzegging voltooit de leverancier de overgang binnen dertig dagen, tenzij dat technisch aantoonbaar onmogelijk is.</w:t>
-            </w:r>
-          </w:p>
-        </w:tc>
-        <w:tc>
-          <w:tcPr>
-            <w:tcW w:w="3372" w:type="dxa"/>
-            <w:tcBorders>
-              <w:left w:val="single" w:sz="2" w:space="0" w:color="808080"/>
-              <w:bottom w:val="single" w:sz="2" w:space="0" w:color="808080"/>
-              <w:right w:val="single" w:sz="6" w:space="0" w:color="808080"/>
-            </w:tcBorders>
-            <w:vAlign w:val="center"/>
-          </w:tcPr>
-          <w:p>
-            <w:pPr>
-              <w:pStyle w:val="TableContents"/>
-              <w:widowControl w:val="false"/>
-              <w:suppressLineNumbers/>
-              <w:bidi w:val="0"/>
-              <w:jc w:val="left"/>
-              <w:rPr/>
-            </w:pPr>
-            <w:r>
-              <w:rPr/>
-              <w:t>Volgt uit: Data Act art. 25</w:t>
+            <w:tcW w:w="4848" w:type="dxa"/>
+            <w:tcBorders>
+              <w:left w:val="single" w:sz="2" w:space="0" w:color="808080"/>
+              <w:bottom w:val="single" w:sz="2" w:space="0" w:color="808080"/>
+              <w:right w:val="single" w:sz="6" w:space="0" w:color="808080"/>
+            </w:tcBorders>
+            <w:vAlign w:val="center"/>
+          </w:tcPr>
+          <w:p>
+            <w:pPr>
+              <w:pStyle w:val="TableContents"/>
+              <w:widowControl w:val="false"/>
+              <w:suppressLineNumbers/>
+              <w:bidi w:val="0"/>
+              <w:jc w:val="left"/>
+              <w:rPr/>
+            </w:pPr>
+            <w:r>
+              <w:rPr/>
+              <w:t>Opzegtermijn van hooguit twee maanden. Na opzegging rondt de leverancier de overstap binnen dertig dagen af, tenzij dat technisch aantoonbaar onmogelijk is.</w:t>
+            </w:r>
+          </w:p>
+        </w:tc>
+        <w:tc>
+          <w:tcPr>
+            <w:tcW w:w="3583" w:type="dxa"/>
+            <w:tcBorders>
+              <w:left w:val="single" w:sz="2" w:space="0" w:color="808080"/>
+              <w:bottom w:val="single" w:sz="2" w:space="0" w:color="808080"/>
+              <w:right w:val="single" w:sz="6" w:space="0" w:color="808080"/>
+            </w:tcBorders>
+            <w:vAlign w:val="center"/>
+          </w:tcPr>
+          <w:p>
+            <w:pPr>
+              <w:pStyle w:val="TableContents"/>
+              <w:widowControl w:val="false"/>
+              <w:suppressLineNumbers/>
+              <w:bidi w:val="0"/>
+              <w:jc w:val="left"/>
+              <w:rPr/>
+            </w:pPr>
+            <w:r>
+              <w:rPr/>
+              <w:t>Volgt uit: Data Act, art. 25 (clouddiensten)</w:t>
             </w:r>
           </w:p>
         </w:tc>
@@ -6595,57 +6378,57 @@
             </w:pPr>
             <w:r>
               <w:rPr/>
-              <w:t>Exporteerbare data</w:t>
-            </w:r>
-          </w:p>
-        </w:tc>
-        <w:tc>
-          <w:tcPr>
-            <w:tcW w:w="5059" w:type="dxa"/>
-            <w:tcBorders>
-              <w:left w:val="single" w:sz="2" w:space="0" w:color="808080"/>
-              <w:bottom w:val="single" w:sz="2" w:space="0" w:color="808080"/>
-              <w:right w:val="single" w:sz="6" w:space="0" w:color="808080"/>
-            </w:tcBorders>
-            <w:vAlign w:val="center"/>
-          </w:tcPr>
-          <w:p>
-            <w:pPr>
-              <w:pStyle w:val="TableContents"/>
-              <w:widowControl w:val="false"/>
-              <w:suppressLineNumbers/>
-              <w:bidi w:val="0"/>
-              <w:jc w:val="left"/>
-              <w:rPr/>
-            </w:pPr>
-            <w:r>
-              <w:rPr/>
-              <w:t>Het contract specificeert welke data en configuraties exporteerbaar zijn, in welk open en machineleesbaar formaat. Levering bij overstap zonder overstapkosten.</w:t>
-            </w:r>
-          </w:p>
-        </w:tc>
-        <w:tc>
-          <w:tcPr>
-            <w:tcW w:w="3372" w:type="dxa"/>
-            <w:tcBorders>
-              <w:left w:val="single" w:sz="2" w:space="0" w:color="808080"/>
-              <w:bottom w:val="single" w:sz="2" w:space="0" w:color="808080"/>
-              <w:right w:val="single" w:sz="6" w:space="0" w:color="808080"/>
-            </w:tcBorders>
-            <w:vAlign w:val="center"/>
-          </w:tcPr>
-          <w:p>
-            <w:pPr>
-              <w:pStyle w:val="TableContents"/>
-              <w:widowControl w:val="false"/>
-              <w:suppressLineNumbers/>
-              <w:bidi w:val="0"/>
-              <w:jc w:val="left"/>
-              <w:rPr/>
-            </w:pPr>
-            <w:r>
-              <w:rPr/>
-              <w:t>Volgt uit: Data Act art. 25, 29 en 30</w:t>
+              <w:t>Exporteerbare gegevens</w:t>
+            </w:r>
+          </w:p>
+        </w:tc>
+        <w:tc>
+          <w:tcPr>
+            <w:tcW w:w="4848" w:type="dxa"/>
+            <w:tcBorders>
+              <w:left w:val="single" w:sz="2" w:space="0" w:color="808080"/>
+              <w:bottom w:val="single" w:sz="2" w:space="0" w:color="808080"/>
+              <w:right w:val="single" w:sz="6" w:space="0" w:color="808080"/>
+            </w:tcBorders>
+            <w:vAlign w:val="center"/>
+          </w:tcPr>
+          <w:p>
+            <w:pPr>
+              <w:pStyle w:val="TableContents"/>
+              <w:widowControl w:val="false"/>
+              <w:suppressLineNumbers/>
+              <w:bidi w:val="0"/>
+              <w:jc w:val="left"/>
+              <w:rPr/>
+            </w:pPr>
+            <w:r>
+              <w:rPr/>
+              <w:t>Het contract beschrijft welke gegevens en configuraties exporteerbaar zijn, in welk open en machineleesbaar formaat.</w:t>
+            </w:r>
+          </w:p>
+        </w:tc>
+        <w:tc>
+          <w:tcPr>
+            <w:tcW w:w="3583" w:type="dxa"/>
+            <w:tcBorders>
+              <w:left w:val="single" w:sz="2" w:space="0" w:color="808080"/>
+              <w:bottom w:val="single" w:sz="2" w:space="0" w:color="808080"/>
+              <w:right w:val="single" w:sz="6" w:space="0" w:color="808080"/>
+            </w:tcBorders>
+            <w:vAlign w:val="center"/>
+          </w:tcPr>
+          <w:p>
+            <w:pPr>
+              <w:pStyle w:val="TableContents"/>
+              <w:widowControl w:val="false"/>
+              <w:suppressLineNumbers/>
+              <w:bidi w:val="0"/>
+              <w:jc w:val="left"/>
+              <w:rPr/>
+            </w:pPr>
+            <w:r>
+              <w:rPr/>
+              <w:t>Volgt uit: Data Act, art. 25 en 30 (clouddiensten)</w:t>
             </w:r>
           </w:p>
         </w:tc>
@@ -6679,51 +6462,51 @@
         </w:tc>
         <w:tc>
           <w:tcPr>
-            <w:tcW w:w="5059" w:type="dxa"/>
-            <w:tcBorders>
-              <w:left w:val="single" w:sz="2" w:space="0" w:color="808080"/>
-              <w:bottom w:val="single" w:sz="2" w:space="0" w:color="808080"/>
-              <w:right w:val="single" w:sz="6" w:space="0" w:color="808080"/>
-            </w:tcBorders>
-            <w:vAlign w:val="center"/>
-          </w:tcPr>
-          <w:p>
-            <w:pPr>
-              <w:pStyle w:val="TableContents"/>
-              <w:widowControl w:val="false"/>
-              <w:suppressLineNumbers/>
-              <w:bidi w:val="0"/>
-              <w:jc w:val="left"/>
-              <w:rPr/>
-            </w:pPr>
-            <w:r>
-              <w:rPr/>
-              <w:t>Geen kosten voor het overstapproces. Tot 12 januari 2027 alleen directe kosten, zonder marge.</w:t>
-            </w:r>
-          </w:p>
-        </w:tc>
-        <w:tc>
-          <w:tcPr>
-            <w:tcW w:w="3372" w:type="dxa"/>
-            <w:tcBorders>
-              <w:left w:val="single" w:sz="2" w:space="0" w:color="808080"/>
-              <w:bottom w:val="single" w:sz="2" w:space="0" w:color="808080"/>
-              <w:right w:val="single" w:sz="6" w:space="0" w:color="808080"/>
-            </w:tcBorders>
-            <w:vAlign w:val="center"/>
-          </w:tcPr>
-          <w:p>
-            <w:pPr>
-              <w:pStyle w:val="TableContents"/>
-              <w:widowControl w:val="false"/>
-              <w:suppressLineNumbers/>
-              <w:bidi w:val="0"/>
-              <w:jc w:val="left"/>
-              <w:rPr/>
-            </w:pPr>
-            <w:r>
-              <w:rPr/>
-              <w:t>Volgt uit: Data Act art. 29</w:t>
+            <w:tcW w:w="4848" w:type="dxa"/>
+            <w:tcBorders>
+              <w:left w:val="single" w:sz="2" w:space="0" w:color="808080"/>
+              <w:bottom w:val="single" w:sz="2" w:space="0" w:color="808080"/>
+              <w:right w:val="single" w:sz="6" w:space="0" w:color="808080"/>
+            </w:tcBorders>
+            <w:vAlign w:val="center"/>
+          </w:tcPr>
+          <w:p>
+            <w:pPr>
+              <w:pStyle w:val="TableContents"/>
+              <w:widowControl w:val="false"/>
+              <w:suppressLineNumbers/>
+              <w:bidi w:val="0"/>
+              <w:jc w:val="left"/>
+              <w:rPr/>
+            </w:pPr>
+            <w:r>
+              <w:rPr/>
+              <w:t>Geen kosten voor het overstappen. Tot 12 januari 2027 hooguit de directe kosten, zonder marge.</w:t>
+            </w:r>
+          </w:p>
+        </w:tc>
+        <w:tc>
+          <w:tcPr>
+            <w:tcW w:w="3583" w:type="dxa"/>
+            <w:tcBorders>
+              <w:left w:val="single" w:sz="2" w:space="0" w:color="808080"/>
+              <w:bottom w:val="single" w:sz="2" w:space="0" w:color="808080"/>
+              <w:right w:val="single" w:sz="6" w:space="0" w:color="808080"/>
+            </w:tcBorders>
+            <w:vAlign w:val="center"/>
+          </w:tcPr>
+          <w:p>
+            <w:pPr>
+              <w:pStyle w:val="TableContents"/>
+              <w:widowControl w:val="false"/>
+              <w:suppressLineNumbers/>
+              <w:bidi w:val="0"/>
+              <w:jc w:val="left"/>
+              <w:rPr/>
+            </w:pPr>
+            <w:r>
+              <w:rPr/>
+              <w:t>Volgt uit: Data Act, art. 29 (clouddiensten)</w:t>
             </w:r>
           </w:p>
         </w:tc>
@@ -6751,57 +6534,57 @@
             </w:pPr>
             <w:r>
               <w:rPr/>
-              <w:t>Continuïteit bij faillissement of overname</w:t>
-            </w:r>
-          </w:p>
-        </w:tc>
-        <w:tc>
-          <w:tcPr>
-            <w:tcW w:w="5059" w:type="dxa"/>
-            <w:tcBorders>
-              <w:left w:val="single" w:sz="2" w:space="0" w:color="808080"/>
-              <w:bottom w:val="single" w:sz="2" w:space="0" w:color="808080"/>
-              <w:right w:val="single" w:sz="6" w:space="0" w:color="808080"/>
-            </w:tcBorders>
-            <w:vAlign w:val="center"/>
-          </w:tcPr>
-          <w:p>
-            <w:pPr>
-              <w:pStyle w:val="TableContents"/>
-              <w:widowControl w:val="false"/>
-              <w:suppressLineNumbers/>
-              <w:bidi w:val="0"/>
-              <w:jc w:val="left"/>
-              <w:rPr/>
-            </w:pPr>
-            <w:r>
-              <w:rPr/>
-              <w:t>Binnen tien werkdagen een volledige export en toegang tot de dienst gedurende de overgangstermijn. Broncode-escrow voor maatwerk.</w:t>
-            </w:r>
-          </w:p>
-        </w:tc>
-        <w:tc>
-          <w:tcPr>
-            <w:tcW w:w="3372" w:type="dxa"/>
-            <w:tcBorders>
-              <w:left w:val="single" w:sz="2" w:space="0" w:color="808080"/>
-              <w:bottom w:val="single" w:sz="2" w:space="0" w:color="808080"/>
-              <w:right w:val="single" w:sz="6" w:space="0" w:color="808080"/>
-            </w:tcBorders>
-            <w:vAlign w:val="center"/>
-          </w:tcPr>
-          <w:p>
-            <w:pPr>
-              <w:pStyle w:val="TableContents"/>
-              <w:widowControl w:val="false"/>
-              <w:suppressLineNumbers/>
-              <w:bidi w:val="0"/>
-              <w:jc w:val="left"/>
-              <w:rPr/>
-            </w:pPr>
-            <w:r>
-              <w:rPr/>
-              <w:t>Eigen voorstel. Aanknopingspunt: zorgplicht toeleveringsketen in de Cbw. Termijn en escrow volgen daar niet rechtstreeks uit.</w:t>
+              <w:t>Faillissement of overname</w:t>
+            </w:r>
+          </w:p>
+        </w:tc>
+        <w:tc>
+          <w:tcPr>
+            <w:tcW w:w="4848" w:type="dxa"/>
+            <w:tcBorders>
+              <w:left w:val="single" w:sz="2" w:space="0" w:color="808080"/>
+              <w:bottom w:val="single" w:sz="2" w:space="0" w:color="808080"/>
+              <w:right w:val="single" w:sz="6" w:space="0" w:color="808080"/>
+            </w:tcBorders>
+            <w:vAlign w:val="center"/>
+          </w:tcPr>
+          <w:p>
+            <w:pPr>
+              <w:pStyle w:val="TableContents"/>
+              <w:widowControl w:val="false"/>
+              <w:suppressLineNumbers/>
+              <w:bidi w:val="0"/>
+              <w:jc w:val="left"/>
+              <w:rPr/>
+            </w:pPr>
+            <w:r>
+              <w:rPr/>
+              <w:t>Binnen tien werkdagen een volledige export, en toegang tot de dienst tijdens de overgang. Broncode-escrow voor maatwerk.</w:t>
+            </w:r>
+          </w:p>
+        </w:tc>
+        <w:tc>
+          <w:tcPr>
+            <w:tcW w:w="3583" w:type="dxa"/>
+            <w:tcBorders>
+              <w:left w:val="single" w:sz="2" w:space="0" w:color="808080"/>
+              <w:bottom w:val="single" w:sz="2" w:space="0" w:color="808080"/>
+              <w:right w:val="single" w:sz="6" w:space="0" w:color="808080"/>
+            </w:tcBorders>
+            <w:vAlign w:val="center"/>
+          </w:tcPr>
+          <w:p>
+            <w:pPr>
+              <w:pStyle w:val="TableContents"/>
+              <w:widowControl w:val="false"/>
+              <w:suppressLineNumbers/>
+              <w:bidi w:val="0"/>
+              <w:jc w:val="left"/>
+              <w:rPr/>
+            </w:pPr>
+            <w:r>
+              <w:rPr/>
+              <w:t>Eigen voorstel. Aanknopingspunt: zorgplicht leveranciersketen in de Cyberbeveiligingswet. Termijn en escrow volgen daar niet rechtstreeks uit.</w:t>
             </w:r>
           </w:p>
         </w:tc>
@@ -6829,13 +6612,13 @@
             </w:pPr>
             <w:r>
               <w:rPr/>
-              <w:t>Open source en open standaarden</w:t>
-            </w:r>
-          </w:p>
-        </w:tc>
-        <w:tc>
-          <w:tcPr>
-            <w:tcW w:w="5059" w:type="dxa"/>
+              <w:t>Open standaarden en open source</w:t>
+            </w:r>
+          </w:p>
+        </w:tc>
+        <w:tc>
+          <w:tcPr>
+            <w:tcW w:w="4848" w:type="dxa"/>
             <w:tcBorders>
               <w:left w:val="single" w:sz="2" w:space="0" w:color="808080"/>
               <w:bottom w:val="single" w:sz="6" w:space="0" w:color="808080"/>
@@ -6854,13 +6637,13 @@
             </w:pPr>
             <w:r>
               <w:rPr/>
-              <w:t>Bij gelijke geschiktheid voorkeur voor open source. Open standaarden van de lijst 'pas toe of leg uit'. Maatwerk onder een open licentie.</w:t>
-            </w:r>
-          </w:p>
-        </w:tc>
-        <w:tc>
-          <w:tcPr>
-            <w:tcW w:w="3372" w:type="dxa"/>
+              <w:t>Open standaarden van de lijst 'pas toe of leg uit'. Bij gelijke geschiktheid voorkeur voor open source, en maatwerk onder een open licentie.</w:t>
+            </w:r>
+          </w:p>
+        </w:tc>
+        <w:tc>
+          <w:tcPr>
+            <w:tcW w:w="3583" w:type="dxa"/>
             <w:tcBorders>
               <w:left w:val="single" w:sz="2" w:space="0" w:color="808080"/>
               <w:bottom w:val="single" w:sz="6" w:space="0" w:color="808080"/>
@@ -6895,7 +6678,7 @@
       </w:pPr>
       <w:r>
         <w:rPr/>
-        <w:t>Opgesteld door Will Switch, praktijkonderzoek naar digitale autonomie in de publieke sector. Dit werkdocument is input voor de eigen risicoanalyse van de organisatie. Het is geen oordeel over naleving van de Cyberbeveiligingswet, de Data Act of andere wetgeving, en geen juridisch advies.</w:t>
+        <w:t>Opgesteld door Will Switch, praktijkonderzoek naar digitale autonomie in de publieke sector. Automatisch gemaakt uit de scan en de aanvullende vragenlijst; niets is gecontroleerd. Dit werkdocument is input voor de eigen risicoanalyse van de organisatie. Het is geen oordeel over naleving van de Cyberbeveiligingswet, de Data Act of andere regels, en geen juridisch advies.</w:t>
       </w:r>
     </w:p>
     <w:sectPr>
@@ -7272,6 +7055,381 @@
   <w:abstractNum w:abstractNumId="4">
     <w:lvl w:ilvl="0">
       <w:start w:val="1"/>
+      <w:numFmt w:val="bullet"/>
+      <w:lvlText w:val=""/>
+      <w:lvlJc w:val="left"/>
+      <w:pPr>
+        <w:tabs>
+          <w:tab w:val="num" w:pos="709"/>
+        </w:tabs>
+        <w:ind w:left="709" w:hanging="283"/>
+      </w:pPr>
+      <w:rPr>
+        <w:rFonts w:ascii="Symbol" w:hAnsi="Symbol" w:cs="Symbol" w:hint="default"/>
+      </w:rPr>
+    </w:lvl>
+    <w:lvl w:ilvl="1">
+      <w:start w:val="1"/>
+      <w:numFmt w:val="bullet"/>
+      <w:lvlText w:val=""/>
+      <w:lvlJc w:val="left"/>
+      <w:pPr>
+        <w:tabs>
+          <w:tab w:val="num" w:pos="1418"/>
+        </w:tabs>
+        <w:ind w:left="1418" w:hanging="283"/>
+      </w:pPr>
+      <w:rPr>
+        <w:rFonts w:ascii="Symbol" w:hAnsi="Symbol" w:cs="Symbol" w:hint="default"/>
+      </w:rPr>
+    </w:lvl>
+    <w:lvl w:ilvl="2">
+      <w:start w:val="1"/>
+      <w:numFmt w:val="bullet"/>
+      <w:lvlText w:val=""/>
+      <w:lvlJc w:val="left"/>
+      <w:pPr>
+        <w:tabs>
+          <w:tab w:val="num" w:pos="2127"/>
+        </w:tabs>
+        <w:ind w:left="2127" w:hanging="283"/>
+      </w:pPr>
+      <w:rPr>
+        <w:rFonts w:ascii="Symbol" w:hAnsi="Symbol" w:cs="Symbol" w:hint="default"/>
+      </w:rPr>
+    </w:lvl>
+    <w:lvl w:ilvl="3">
+      <w:start w:val="1"/>
+      <w:numFmt w:val="bullet"/>
+      <w:lvlText w:val=""/>
+      <w:lvlJc w:val="left"/>
+      <w:pPr>
+        <w:tabs>
+          <w:tab w:val="num" w:pos="2836"/>
+        </w:tabs>
+        <w:ind w:left="2836" w:hanging="283"/>
+      </w:pPr>
+      <w:rPr>
+        <w:rFonts w:ascii="Symbol" w:hAnsi="Symbol" w:cs="Symbol" w:hint="default"/>
+      </w:rPr>
+    </w:lvl>
+    <w:lvl w:ilvl="4">
+      <w:start w:val="1"/>
+      <w:numFmt w:val="bullet"/>
+      <w:lvlText w:val=""/>
+      <w:lvlJc w:val="left"/>
+      <w:pPr>
+        <w:tabs>
+          <w:tab w:val="num" w:pos="3545"/>
+        </w:tabs>
+        <w:ind w:left="3545" w:hanging="283"/>
+      </w:pPr>
+      <w:rPr>
+        <w:rFonts w:ascii="Symbol" w:hAnsi="Symbol" w:cs="Symbol" w:hint="default"/>
+      </w:rPr>
+    </w:lvl>
+    <w:lvl w:ilvl="5">
+      <w:start w:val="1"/>
+      <w:numFmt w:val="bullet"/>
+      <w:lvlText w:val=""/>
+      <w:lvlJc w:val="left"/>
+      <w:pPr>
+        <w:tabs>
+          <w:tab w:val="num" w:pos="4254"/>
+        </w:tabs>
+        <w:ind w:left="4254" w:hanging="283"/>
+      </w:pPr>
+      <w:rPr>
+        <w:rFonts w:ascii="Symbol" w:hAnsi="Symbol" w:cs="Symbol" w:hint="default"/>
+      </w:rPr>
+    </w:lvl>
+    <w:lvl w:ilvl="6">
+      <w:start w:val="1"/>
+      <w:numFmt w:val="bullet"/>
+      <w:lvlText w:val=""/>
+      <w:lvlJc w:val="left"/>
+      <w:pPr>
+        <w:tabs>
+          <w:tab w:val="num" w:pos="4963"/>
+        </w:tabs>
+        <w:ind w:left="4963" w:hanging="283"/>
+      </w:pPr>
+      <w:rPr>
+        <w:rFonts w:ascii="Symbol" w:hAnsi="Symbol" w:cs="Symbol" w:hint="default"/>
+      </w:rPr>
+    </w:lvl>
+    <w:lvl w:ilvl="7">
+      <w:start w:val="1"/>
+      <w:numFmt w:val="bullet"/>
+      <w:lvlText w:val=""/>
+      <w:lvlJc w:val="left"/>
+      <w:pPr>
+        <w:tabs>
+          <w:tab w:val="num" w:pos="5672"/>
+        </w:tabs>
+        <w:ind w:left="5672" w:hanging="283"/>
+      </w:pPr>
+      <w:rPr>
+        <w:rFonts w:ascii="Symbol" w:hAnsi="Symbol" w:cs="Symbol" w:hint="default"/>
+      </w:rPr>
+    </w:lvl>
+    <w:lvl w:ilvl="8">
+      <w:start w:val="1"/>
+      <w:numFmt w:val="bullet"/>
+      <w:lvlText w:val=""/>
+      <w:lvlJc w:val="left"/>
+      <w:pPr>
+        <w:tabs>
+          <w:tab w:val="num" w:pos="6381"/>
+        </w:tabs>
+        <w:ind w:left="6381" w:hanging="283"/>
+      </w:pPr>
+      <w:rPr>
+        <w:rFonts w:ascii="Symbol" w:hAnsi="Symbol" w:cs="Symbol" w:hint="default"/>
+      </w:rPr>
+    </w:lvl>
+  </w:abstractNum>
+  <w:abstractNum w:abstractNumId="5">
+    <w:lvl w:ilvl="0">
+      <w:start w:val="1"/>
+      <w:numFmt w:val="decimal"/>
+      <w:lvlText w:val="%1."/>
+      <w:lvlJc w:val="left"/>
+      <w:pPr>
+        <w:tabs>
+          <w:tab w:val="num" w:pos="709"/>
+        </w:tabs>
+        <w:ind w:left="709" w:hanging="283"/>
+      </w:pPr>
+      <w:rPr/>
+    </w:lvl>
+    <w:lvl w:ilvl="1">
+      <w:start w:val="1"/>
+      <w:numFmt w:val="decimal"/>
+      <w:lvlText w:val="%2."/>
+      <w:lvlJc w:val="left"/>
+      <w:pPr>
+        <w:tabs>
+          <w:tab w:val="num" w:pos="1418"/>
+        </w:tabs>
+        <w:ind w:left="1418" w:hanging="283"/>
+      </w:pPr>
+      <w:rPr/>
+    </w:lvl>
+    <w:lvl w:ilvl="2">
+      <w:start w:val="1"/>
+      <w:numFmt w:val="decimal"/>
+      <w:lvlText w:val="%3."/>
+      <w:lvlJc w:val="left"/>
+      <w:pPr>
+        <w:tabs>
+          <w:tab w:val="num" w:pos="2127"/>
+        </w:tabs>
+        <w:ind w:left="2127" w:hanging="283"/>
+      </w:pPr>
+      <w:rPr/>
+    </w:lvl>
+    <w:lvl w:ilvl="3">
+      <w:start w:val="1"/>
+      <w:numFmt w:val="decimal"/>
+      <w:lvlText w:val="%4."/>
+      <w:lvlJc w:val="left"/>
+      <w:pPr>
+        <w:tabs>
+          <w:tab w:val="num" w:pos="2836"/>
+        </w:tabs>
+        <w:ind w:left="2836" w:hanging="283"/>
+      </w:pPr>
+      <w:rPr/>
+    </w:lvl>
+    <w:lvl w:ilvl="4">
+      <w:start w:val="1"/>
+      <w:numFmt w:val="decimal"/>
+      <w:lvlText w:val="%5."/>
+      <w:lvlJc w:val="left"/>
+      <w:pPr>
+        <w:tabs>
+          <w:tab w:val="num" w:pos="3545"/>
+        </w:tabs>
+        <w:ind w:left="3545" w:hanging="283"/>
+      </w:pPr>
+      <w:rPr/>
+    </w:lvl>
+    <w:lvl w:ilvl="5">
+      <w:start w:val="1"/>
+      <w:numFmt w:val="decimal"/>
+      <w:lvlText w:val="%6."/>
+      <w:lvlJc w:val="left"/>
+      <w:pPr>
+        <w:tabs>
+          <w:tab w:val="num" w:pos="4254"/>
+        </w:tabs>
+        <w:ind w:left="4254" w:hanging="283"/>
+      </w:pPr>
+      <w:rPr/>
+    </w:lvl>
+    <w:lvl w:ilvl="6">
+      <w:start w:val="1"/>
+      <w:numFmt w:val="decimal"/>
+      <w:lvlText w:val="%7."/>
+      <w:lvlJc w:val="left"/>
+      <w:pPr>
+        <w:tabs>
+          <w:tab w:val="num" w:pos="4963"/>
+        </w:tabs>
+        <w:ind w:left="4963" w:hanging="283"/>
+      </w:pPr>
+      <w:rPr/>
+    </w:lvl>
+    <w:lvl w:ilvl="7">
+      <w:start w:val="1"/>
+      <w:numFmt w:val="decimal"/>
+      <w:lvlText w:val="%8."/>
+      <w:lvlJc w:val="left"/>
+      <w:pPr>
+        <w:tabs>
+          <w:tab w:val="num" w:pos="5672"/>
+        </w:tabs>
+        <w:ind w:left="5672" w:hanging="283"/>
+      </w:pPr>
+      <w:rPr/>
+    </w:lvl>
+    <w:lvl w:ilvl="8">
+      <w:start w:val="1"/>
+      <w:numFmt w:val="decimal"/>
+      <w:lvlText w:val="%9."/>
+      <w:lvlJc w:val="left"/>
+      <w:pPr>
+        <w:tabs>
+          <w:tab w:val="num" w:pos="6381"/>
+        </w:tabs>
+        <w:ind w:left="6381" w:hanging="283"/>
+      </w:pPr>
+      <w:rPr/>
+    </w:lvl>
+  </w:abstractNum>
+  <w:abstractNum w:abstractNumId="6">
+    <w:lvl w:ilvl="0">
+      <w:start w:val="1"/>
+      <w:numFmt w:val="decimal"/>
+      <w:lvlText w:val="%1."/>
+      <w:lvlJc w:val="left"/>
+      <w:pPr>
+        <w:tabs>
+          <w:tab w:val="num" w:pos="709"/>
+        </w:tabs>
+        <w:ind w:left="709" w:hanging="283"/>
+      </w:pPr>
+      <w:rPr/>
+    </w:lvl>
+    <w:lvl w:ilvl="1">
+      <w:start w:val="1"/>
+      <w:numFmt w:val="decimal"/>
+      <w:lvlText w:val="%2."/>
+      <w:lvlJc w:val="left"/>
+      <w:pPr>
+        <w:tabs>
+          <w:tab w:val="num" w:pos="1418"/>
+        </w:tabs>
+        <w:ind w:left="1418" w:hanging="283"/>
+      </w:pPr>
+      <w:rPr/>
+    </w:lvl>
+    <w:lvl w:ilvl="2">
+      <w:start w:val="1"/>
+      <w:numFmt w:val="decimal"/>
+      <w:lvlText w:val="%3."/>
+      <w:lvlJc w:val="left"/>
+      <w:pPr>
+        <w:tabs>
+          <w:tab w:val="num" w:pos="2127"/>
+        </w:tabs>
+        <w:ind w:left="2127" w:hanging="283"/>
+      </w:pPr>
+      <w:rPr/>
+    </w:lvl>
+    <w:lvl w:ilvl="3">
+      <w:start w:val="1"/>
+      <w:numFmt w:val="decimal"/>
+      <w:lvlText w:val="%4."/>
+      <w:lvlJc w:val="left"/>
+      <w:pPr>
+        <w:tabs>
+          <w:tab w:val="num" w:pos="2836"/>
+        </w:tabs>
+        <w:ind w:left="2836" w:hanging="283"/>
+      </w:pPr>
+      <w:rPr/>
+    </w:lvl>
+    <w:lvl w:ilvl="4">
+      <w:start w:val="1"/>
+      <w:numFmt w:val="decimal"/>
+      <w:lvlText w:val="%5."/>
+      <w:lvlJc w:val="left"/>
+      <w:pPr>
+        <w:tabs>
+          <w:tab w:val="num" w:pos="3545"/>
+        </w:tabs>
+        <w:ind w:left="3545" w:hanging="283"/>
+      </w:pPr>
+      <w:rPr/>
+    </w:lvl>
+    <w:lvl w:ilvl="5">
+      <w:start w:val="1"/>
+      <w:numFmt w:val="decimal"/>
+      <w:lvlText w:val="%6."/>
+      <w:lvlJc w:val="left"/>
+      <w:pPr>
+        <w:tabs>
+          <w:tab w:val="num" w:pos="4254"/>
+        </w:tabs>
+        <w:ind w:left="4254" w:hanging="283"/>
+      </w:pPr>
+      <w:rPr/>
+    </w:lvl>
+    <w:lvl w:ilvl="6">
+      <w:start w:val="1"/>
+      <w:numFmt w:val="decimal"/>
+      <w:lvlText w:val="%7."/>
+      <w:lvlJc w:val="left"/>
+      <w:pPr>
+        <w:tabs>
+          <w:tab w:val="num" w:pos="4963"/>
+        </w:tabs>
+        <w:ind w:left="4963" w:hanging="283"/>
+      </w:pPr>
+      <w:rPr/>
+    </w:lvl>
+    <w:lvl w:ilvl="7">
+      <w:start w:val="1"/>
+      <w:numFmt w:val="decimal"/>
+      <w:lvlText w:val="%8."/>
+      <w:lvlJc w:val="left"/>
+      <w:pPr>
+        <w:tabs>
+          <w:tab w:val="num" w:pos="5672"/>
+        </w:tabs>
+        <w:ind w:left="5672" w:hanging="283"/>
+      </w:pPr>
+      <w:rPr/>
+    </w:lvl>
+    <w:lvl w:ilvl="8">
+      <w:start w:val="1"/>
+      <w:numFmt w:val="decimal"/>
+      <w:lvlText w:val="%9."/>
+      <w:lvlJc w:val="left"/>
+      <w:pPr>
+        <w:tabs>
+          <w:tab w:val="num" w:pos="6381"/>
+        </w:tabs>
+        <w:ind w:left="6381" w:hanging="283"/>
+      </w:pPr>
+      <w:rPr/>
+    </w:lvl>
+  </w:abstractNum>
+  <w:abstractNum w:abstractNumId="7">
+    <w:lvl w:ilvl="0">
+      <w:start w:val="1"/>
       <w:numFmt w:val="none"/>
       <w:pStyle w:val="Heading1"/>
       <w:suff w:val="nothing"/>
@@ -7402,6 +7560,15 @@
   </w:num>
   <w:num w:numId="4">
     <w:abstractNumId w:val="4"/>
+  </w:num>
+  <w:num w:numId="5">
+    <w:abstractNumId w:val="5"/>
+  </w:num>
+  <w:num w:numId="6">
+    <w:abstractNumId w:val="6"/>
+  </w:num>
+  <w:num w:numId="7">
+    <w:abstractNumId w:val="7"/>
   </w:num>
 </w:numbering>
 </file>
@@ -7496,6 +7663,13 @@
     <w:name w:val="Numbering Symbols"/>
     <w:qFormat/>
     <w:rPr/>
+  </w:style>
+  <w:style w:type="character" w:styleId="Bullets">
+    <w:name w:val="Bullets"/>
+    <w:qFormat/>
+    <w:rPr>
+      <w:rFonts w:ascii="OpenSymbol" w:hAnsi="OpenSymbol" w:eastAsia="OpenSymbol" w:cs="OpenSymbol"/>
+    </w:rPr>
   </w:style>
   <w:style w:type="paragraph" w:styleId="Heading">
     <w:name w:val="Heading"/>

--- a/site/rapport/werkdocument-ravensmeer.docx
+++ b/site/rapport/werkdocument-ravensmeer.docx
@@ -2509,7 +2509,7 @@
       </w:pPr>
       <w:r>
         <w:rPr/>
-        <w:t xml:space="preserve">Onder de Cyberbeveiligingswet is de leiding van de organisatie verantwoordelijk voor de zorgplicht, ook voor de leveranciersketen. </w:t>
+        <w:t xml:space="preserve">Onder de Cyberbeveiligingswet moet het college de beveiligingsmaatregelen goedkeuren, ook die voor de leveranciersketen (art. 24 Cbw). </w:t>
       </w:r>
     </w:p>
     <w:p>
@@ -6403,7 +6403,7 @@
             </w:pPr>
             <w:r>
               <w:rPr/>
-              <w:t>Het contract beschrijft welke gegevens en configuraties exporteerbaar zijn, in welk open en machineleesbaar formaat.</w:t>
+              <w:t>Het contract beschrijft welke categorieën gegevens en digitale activa bij een overstap mee kunnen. Bij export in een gestructureerd, algemeen gebruikt en machineleesbaar formaat.</w:t>
             </w:r>
           </w:p>
         </w:tc>
@@ -6428,7 +6428,7 @@
             </w:pPr>
             <w:r>
               <w:rPr/>
-              <w:t>Volgt uit: Data Act, art. 25 en 30 (clouddiensten)</w:t>
+              <w:t>Volgt uit: Data Act, art. 25 lid 2 en art. 30 lid 5 (clouddiensten)</w:t>
             </w:r>
           </w:p>
         </w:tc>
@@ -6584,7 +6584,7 @@
             </w:pPr>
             <w:r>
               <w:rPr/>
-              <w:t>Eigen voorstel. Aanknopingspunt: zorgplicht leveranciersketen in de Cyberbeveiligingswet. Termijn en escrow volgen daar niet rechtstreeks uit.</w:t>
+              <w:t>Eigen voorstel. Aanknopingspunt: de RDI adviseert afspraken over gegevens en middelen bij contracteinde, faillissement of overname. Termijn en escrow volgen niet uit de wet.</w:t>
             </w:r>
           </w:p>
         </w:tc>
